--- a/E4/Az4.docx
+++ b/E4/Az4.docx
@@ -1,6 +1,6 @@
 
 <file path=word/document.xml><?xml version="1.0" encoding="utf-8"?>
-<w:document xmlns:wpc="http://schemas.microsoft.com/office/word/2010/wordprocessingCanvas" xmlns:cx="http://schemas.microsoft.com/office/drawing/2014/chartex" xmlns:cx1="http://schemas.microsoft.com/office/drawing/2015/9/8/chartex" xmlns:cx2="http://schemas.microsoft.com/office/drawing/2015/10/21/chartex" xmlns:cx3="http://schemas.microsoft.com/office/drawing/2016/5/9/chartex" xmlns:cx4="http://schemas.microsoft.com/office/drawing/2016/5/10/chartex" xmlns:cx5="http://schemas.microsoft.com/office/drawing/2016/5/11/chartex" xmlns:cx6="http://schemas.microsoft.com/office/drawing/2016/5/12/chartex" xmlns:cx7="http://schemas.microsoft.com/office/drawing/2016/5/13/chartex" xmlns:cx8="http://schemas.microsoft.com/office/drawing/2016/5/14/chartex" xmlns:mc="http://schemas.openxmlformats.org/markup-compatibility/2006" xmlns:aink="http://schemas.microsoft.com/office/drawing/2016/ink" xmlns:am3d="http://schemas.microsoft.com/office/drawing/2017/model3d" xmlns:o="urn:schemas-microsoft-com:office:office" xmlns:oel="http://schemas.microsoft.com/office/2019/extlst" xmlns:r="http://schemas.openxmlformats.org/officeDocument/2006/relationships" xmlns:m="http://schemas.openxmlformats.org/officeDocument/2006/math" xmlns:v="urn:schemas-microsoft-com:vml" xmlns:wp14="http://schemas.microsoft.com/office/word/2010/wordprocessingDrawing" xmlns:wp="http://schemas.openxmlformats.org/drawingml/2006/wordprocessingDrawing" xmlns:w10="urn:schemas-microsoft-com:office:word" xmlns:w="http://schemas.openxmlformats.org/wordprocessingml/2006/main" xmlns:w14="http://schemas.microsoft.com/office/word/2010/wordml" xmlns:w15="http://schemas.microsoft.com/office/word/2012/wordml" xmlns:w16cei="http://schemas.microsoft.com/office/word/2026/wordml/cei" xmlns:w16cex="http://schemas.microsoft.com/office/word/2018/wordml/cex" xmlns:w16cid="http://schemas.microsoft.com/office/word/2016/wordml/cid" xmlns:w16="http://schemas.microsoft.com/office/word/2018/wordml" xmlns:w16du="http://schemas.microsoft.com/office/word/2023/wordml/word16du" xmlns:w16sdtdh="http://schemas.microsoft.com/office/word/2020/wordml/sdtdatahash" xmlns:w16sdtfl="http://schemas.microsoft.com/office/word/2024/wordml/sdtformatlock" xmlns:w16se="http://schemas.microsoft.com/office/word/2015/wordml/symex" xmlns:wpg="http://schemas.microsoft.com/office/word/2010/wordprocessingGroup" xmlns:wpi="http://schemas.microsoft.com/office/word/2010/wordprocessingInk" xmlns:wne="http://schemas.microsoft.com/office/word/2006/wordml" xmlns:wps="http://schemas.microsoft.com/office/word/2010/wordprocessingShape" mc:Ignorable="w14 w15 w16se w16cid w16 w16cex w16sdtdh w16sdtfl w16du wp14">
+<w:document xmlns:wpc="http://schemas.microsoft.com/office/word/2010/wordprocessingCanvas" xmlns:cx="http://schemas.microsoft.com/office/drawing/2014/chartex" xmlns:cx1="http://schemas.microsoft.com/office/drawing/2015/9/8/chartex" xmlns:cx2="http://schemas.microsoft.com/office/drawing/2015/10/21/chartex" xmlns:cx3="http://schemas.microsoft.com/office/drawing/2016/5/9/chartex" xmlns:cx4="http://schemas.microsoft.com/office/drawing/2016/5/10/chartex" xmlns:cx5="http://schemas.microsoft.com/office/drawing/2016/5/11/chartex" xmlns:cx6="http://schemas.microsoft.com/office/drawing/2016/5/12/chartex" xmlns:cx7="http://schemas.microsoft.com/office/drawing/2016/5/13/chartex" xmlns:cx8="http://schemas.microsoft.com/office/drawing/2016/5/14/chartex" xmlns:mc="http://schemas.openxmlformats.org/markup-compatibility/2006" xmlns:aink="http://schemas.microsoft.com/office/drawing/2016/ink" xmlns:am3d="http://schemas.microsoft.com/office/drawing/2017/model3d" xmlns:o="urn:schemas-microsoft-com:office:office" xmlns:oel="http://schemas.microsoft.com/office/2019/extlst" xmlns:r="http://schemas.openxmlformats.org/officeDocument/2006/relationships" xmlns:m="http://schemas.openxmlformats.org/officeDocument/2006/math" xmlns:v="urn:schemas-microsoft-com:vml" xmlns:wp14="http://schemas.microsoft.com/office/word/2010/wordprocessingDrawing" xmlns:wp="http://schemas.openxmlformats.org/drawingml/2006/wordprocessingDrawing" xmlns:w10="urn:schemas-microsoft-com:office:word" xmlns:w="http://schemas.openxmlformats.org/wordprocessingml/2006/main" xmlns:w14="http://schemas.microsoft.com/office/word/2010/wordml" xmlns:w15="http://schemas.microsoft.com/office/word/2012/wordml" xmlns:w16cex="http://schemas.microsoft.com/office/word/2018/wordml/cex" xmlns:w16cid="http://schemas.microsoft.com/office/word/2016/wordml/cid" xmlns:w16="http://schemas.microsoft.com/office/word/2018/wordml" xmlns:w16du="http://schemas.microsoft.com/office/word/2023/wordml/word16du" xmlns:w16sdtdh="http://schemas.microsoft.com/office/word/2020/wordml/sdtdatahash" xmlns:w16sdtfl="http://schemas.microsoft.com/office/word/2024/wordml/sdtformatlock" xmlns:w16se="http://schemas.microsoft.com/office/word/2015/wordml/symex" xmlns:wpg="http://schemas.microsoft.com/office/word/2010/wordprocessingGroup" xmlns:wpi="http://schemas.microsoft.com/office/word/2010/wordprocessingInk" xmlns:wne="http://schemas.microsoft.com/office/word/2006/wordml" xmlns:wps="http://schemas.microsoft.com/office/word/2010/wordprocessingShape" mc:Ignorable="w14 w15 w16se w16cid w16 w16cex w16sdtdh w16sdtfl w16du wp14">
   <w:body>
     <w:p>
       <w:pPr>
@@ -33,7 +33,6 @@
         <w:bidi/>
         <w:rPr>
           <w:rFonts w:ascii="Calibri" w:hAnsi="Calibri" w:cs="Calibri"/>
-          <w:rtl/>
           <w:lang w:bidi="fa-IR"/>
         </w:rPr>
       </w:pPr>
@@ -45,6 +44,1069 @@
         </w:rPr>
         <w:t>ماشین لباس شویی:</w:t>
       </w:r>
+    </w:p>
+    <w:p>
+      <w:pPr>
+        <w:bidi/>
+        <w:rPr>
+          <w:rFonts w:ascii="Calibri" w:hAnsi="Calibri" w:cs="Calibri"/>
+          <w:lang w:bidi="fa-IR"/>
+        </w:rPr>
+      </w:pPr>
+      <w:r>
+        <w:rPr>
+          <w:rFonts w:ascii="Calibri" w:hAnsi="Calibri" w:cs="Calibri"/>
+          <w:rtl/>
+        </w:rPr>
+        <w:t>هدف آزمایش طراحی یک مدار برای کنترل ماشین لباسشویی است.</w:t>
+      </w:r>
+    </w:p>
+    <w:p>
+      <w:pPr>
+        <w:bidi/>
+        <w:rPr>
+          <w:rFonts w:ascii="Calibri" w:hAnsi="Calibri" w:cs="Calibri"/>
+        </w:rPr>
+      </w:pPr>
+      <w:r>
+        <w:rPr>
+          <w:rFonts w:ascii="Calibri" w:hAnsi="Calibri" w:cs="Calibri"/>
+          <w:noProof/>
+          <w:color w:val="000000"/>
+          <w:sz w:val="22"/>
+          <w:szCs w:val="22"/>
+        </w:rPr>
+        <w:drawing>
+          <wp:anchor distT="0" distB="0" distL="114300" distR="114300" simplePos="0" relativeHeight="251664384" behindDoc="0" locked="0" layoutInCell="1" allowOverlap="1" wp14:anchorId="4885B53B" wp14:editId="6FC0401E">
+            <wp:simplePos x="0" y="0"/>
+            <wp:positionH relativeFrom="margin">
+              <wp:align>left</wp:align>
+            </wp:positionH>
+            <wp:positionV relativeFrom="paragraph">
+              <wp:posOffset>1303655</wp:posOffset>
+            </wp:positionV>
+            <wp:extent cx="4411980" cy="5084445"/>
+            <wp:effectExtent l="0" t="0" r="7620" b="1905"/>
+            <wp:wrapSquare wrapText="bothSides"/>
+            <wp:docPr id="464913166" name="Picture 1"/>
+            <wp:cNvGraphicFramePr>
+              <a:graphicFrameLocks xmlns:a="http://schemas.openxmlformats.org/drawingml/2006/main" noChangeAspect="1"/>
+            </wp:cNvGraphicFramePr>
+            <a:graphic xmlns:a="http://schemas.openxmlformats.org/drawingml/2006/main">
+              <a:graphicData uri="http://schemas.openxmlformats.org/drawingml/2006/picture">
+                <pic:pic xmlns:pic="http://schemas.openxmlformats.org/drawingml/2006/picture">
+                  <pic:nvPicPr>
+                    <pic:cNvPr id="0" name="Picture 1"/>
+                    <pic:cNvPicPr>
+                      <a:picLocks noChangeAspect="1" noChangeArrowheads="1"/>
+                    </pic:cNvPicPr>
+                  </pic:nvPicPr>
+                  <pic:blipFill>
+                    <a:blip r:embed="rId7">
+                      <a:extLst>
+                        <a:ext uri="{28A0092B-C50C-407E-A947-70E740481C1C}">
+                          <a14:useLocalDpi xmlns:a14="http://schemas.microsoft.com/office/drawing/2010/main" val="0"/>
+                        </a:ext>
+                      </a:extLst>
+                    </a:blip>
+                    <a:srcRect/>
+                    <a:stretch>
+                      <a:fillRect/>
+                    </a:stretch>
+                  </pic:blipFill>
+                  <pic:spPr bwMode="auto">
+                    <a:xfrm>
+                      <a:off x="0" y="0"/>
+                      <a:ext cx="4411980" cy="5084445"/>
+                    </a:xfrm>
+                    <a:prstGeom prst="rect">
+                      <a:avLst/>
+                    </a:prstGeom>
+                    <a:noFill/>
+                    <a:ln>
+                      <a:noFill/>
+                    </a:ln>
+                  </pic:spPr>
+                </pic:pic>
+              </a:graphicData>
+            </a:graphic>
+            <wp14:sizeRelH relativeFrom="margin">
+              <wp14:pctWidth>0</wp14:pctWidth>
+            </wp14:sizeRelH>
+            <wp14:sizeRelV relativeFrom="margin">
+              <wp14:pctHeight>0</wp14:pctHeight>
+            </wp14:sizeRelV>
+          </wp:anchor>
+        </w:drawing>
+      </w:r>
+      <w:r>
+        <w:rPr>
+          <w:rFonts w:ascii="Calibri" w:hAnsi="Calibri" w:cs="Calibri"/>
+          <w:rtl/>
+        </w:rPr>
+        <w:t xml:space="preserve">ابتدا مدار در حالت </w:t>
+      </w:r>
+      <w:r>
+        <w:rPr>
+          <w:rFonts w:ascii="Calibri" w:hAnsi="Calibri" w:cs="Calibri"/>
+          <w:lang w:bidi="fa-IR"/>
+        </w:rPr>
+        <w:t>T0</w:t>
+      </w:r>
+      <w:r>
+        <w:rPr>
+          <w:rFonts w:ascii="Calibri" w:hAnsi="Calibri" w:cs="Calibri"/>
+          <w:rtl/>
+        </w:rPr>
+        <w:t xml:space="preserve"> قرار دارد و تا وقتی که شروط </w:t>
+      </w:r>
+      <w:r>
+        <w:rPr>
+          <w:rFonts w:ascii="Calibri" w:hAnsi="Calibri" w:cs="Calibri"/>
+          <w:lang w:bidi="fa-IR"/>
+        </w:rPr>
+        <w:t>start = 1, valve = 1, door = 1</w:t>
+      </w:r>
+      <w:r>
+        <w:rPr>
+          <w:rFonts w:ascii="Calibri" w:hAnsi="Calibri" w:cs="Calibri"/>
+          <w:rtl/>
+        </w:rPr>
+        <w:t xml:space="preserve"> برقرار نشده باشند در این حالت باقی خواهد ماند. وقتی تمام این شروط برقرار شدند وارد حالت آبگیری می‌شویم (</w:t>
+      </w:r>
+      <w:r>
+        <w:rPr>
+          <w:rFonts w:ascii="Calibri" w:hAnsi="Calibri" w:cs="Calibri"/>
+          <w:lang w:bidi="fa-IR"/>
+        </w:rPr>
+        <w:t>T1, T2</w:t>
+      </w:r>
+      <w:r>
+        <w:rPr>
+          <w:rFonts w:ascii="Calibri" w:hAnsi="Calibri" w:cs="Calibri"/>
+          <w:rtl/>
+        </w:rPr>
+        <w:t xml:space="preserve">). سپس اگر </w:t>
+      </w:r>
+      <w:r>
+        <w:rPr>
+          <w:rFonts w:ascii="Calibri" w:hAnsi="Calibri" w:cs="Calibri"/>
+          <w:lang w:bidi="fa-IR"/>
+        </w:rPr>
+        <w:t>Function = 1</w:t>
+      </w:r>
+      <w:r>
+        <w:rPr>
+          <w:rFonts w:ascii="Calibri" w:hAnsi="Calibri" w:cs="Calibri"/>
+          <w:rtl/>
+        </w:rPr>
+        <w:t xml:space="preserve"> وارد حالت گرم کردن آب می‌شویم (</w:t>
+      </w:r>
+      <w:r>
+        <w:rPr>
+          <w:rFonts w:ascii="Calibri" w:hAnsi="Calibri" w:cs="Calibri"/>
+          <w:lang w:bidi="fa-IR"/>
+        </w:rPr>
+        <w:t>T3, T4</w:t>
+      </w:r>
+      <w:r>
+        <w:rPr>
+          <w:rFonts w:ascii="Calibri" w:hAnsi="Calibri" w:cs="Calibri"/>
+          <w:rtl/>
+        </w:rPr>
+        <w:t xml:space="preserve">) و بعد به حالت شست و شو می‌رویم. اگر </w:t>
+      </w:r>
+      <w:r>
+        <w:rPr>
+          <w:rFonts w:ascii="Calibri" w:hAnsi="Calibri" w:cs="Calibri"/>
+          <w:lang w:bidi="fa-IR"/>
+        </w:rPr>
+        <w:t>Function = 0</w:t>
+      </w:r>
+      <w:r>
+        <w:rPr>
+          <w:rFonts w:ascii="Calibri" w:hAnsi="Calibri" w:cs="Calibri"/>
+          <w:rtl/>
+        </w:rPr>
+        <w:t xml:space="preserve"> نیازی به گرم کردن آب نیست و مستقیما وارد حالت شست و شو می‌شویم. </w:t>
+      </w:r>
+      <w:r>
+        <w:rPr>
+          <w:rFonts w:ascii="Calibri" w:hAnsi="Calibri" w:cs="Calibri"/>
+          <w:lang w:bidi="fa-IR"/>
+        </w:rPr>
+        <w:t>T6, T7, T8</w:t>
+      </w:r>
+      <w:r>
+        <w:rPr>
+          <w:rFonts w:ascii="Calibri" w:hAnsi="Calibri" w:cs="Calibri"/>
+          <w:rtl/>
+        </w:rPr>
+        <w:t xml:space="preserve"> برای حالت شست و شو هستند. بعد از شست و شو، تخلیه آب شروع می‌شود (</w:t>
+      </w:r>
+      <w:r>
+        <w:rPr>
+          <w:rFonts w:ascii="Calibri" w:hAnsi="Calibri" w:cs="Calibri"/>
+          <w:lang w:bidi="fa-IR"/>
+        </w:rPr>
+        <w:t>T9, T10</w:t>
+      </w:r>
+      <w:r>
+        <w:rPr>
+          <w:rFonts w:ascii="Calibri" w:hAnsi="Calibri" w:cs="Calibri"/>
+          <w:rtl/>
+        </w:rPr>
+        <w:t>) و در آخر هم خشک کردن رخ می‌دهد (</w:t>
+      </w:r>
+      <w:r>
+        <w:rPr>
+          <w:rFonts w:ascii="Calibri" w:hAnsi="Calibri" w:cs="Calibri"/>
+          <w:lang w:bidi="fa-IR"/>
+        </w:rPr>
+        <w:t>T11, T12</w:t>
+      </w:r>
+      <w:r>
+        <w:rPr>
+          <w:rFonts w:ascii="Calibri" w:hAnsi="Calibri" w:cs="Calibri"/>
+          <w:rtl/>
+        </w:rPr>
+        <w:t>) و وارد حالت پایان می‌شویم (</w:t>
+      </w:r>
+      <w:r>
+        <w:rPr>
+          <w:rFonts w:ascii="Calibri" w:hAnsi="Calibri" w:cs="Calibri"/>
+          <w:lang w:bidi="fa-IR"/>
+        </w:rPr>
+        <w:t>T13</w:t>
+      </w:r>
+      <w:r>
+        <w:rPr>
+          <w:rFonts w:ascii="Calibri" w:hAnsi="Calibri" w:cs="Calibri"/>
+          <w:rtl/>
+        </w:rPr>
+        <w:t xml:space="preserve">) و تا زمانی که ریست زده نشده در همان حالت باقی می‌مانیم. نمودار </w:t>
+      </w:r>
+      <w:r>
+        <w:rPr>
+          <w:rFonts w:ascii="Calibri" w:hAnsi="Calibri" w:cs="Calibri"/>
+          <w:lang w:bidi="fa-IR"/>
+        </w:rPr>
+        <w:t>ASM</w:t>
+      </w:r>
+      <w:r>
+        <w:rPr>
+          <w:rFonts w:ascii="Calibri" w:hAnsi="Calibri" w:cs="Calibri"/>
+          <w:rtl/>
+        </w:rPr>
+        <w:t xml:space="preserve"> این مدار در زیر آمده است:</w:t>
+      </w:r>
+    </w:p>
+    <w:p>
+      <w:pPr>
+        <w:bidi/>
+        <w:rPr>
+          <w:rFonts w:ascii="Calibri" w:hAnsi="Calibri" w:cs="Calibri"/>
+        </w:rPr>
+      </w:pPr>
+    </w:p>
+    <w:p>
+      <w:pPr>
+        <w:bidi/>
+        <w:rPr>
+          <w:rFonts w:ascii="Calibri" w:hAnsi="Calibri" w:cs="Calibri"/>
+          <w:rtl/>
+        </w:rPr>
+      </w:pPr>
+    </w:p>
+    <w:p>
+      <w:pPr>
+        <w:bidi/>
+        <w:rPr>
+          <w:rFonts w:ascii="Calibri" w:hAnsi="Calibri" w:cs="Calibri"/>
+        </w:rPr>
+      </w:pPr>
+    </w:p>
+    <w:p>
+      <w:pPr>
+        <w:bidi/>
+        <w:rPr>
+          <w:rFonts w:ascii="Calibri" w:hAnsi="Calibri" w:cs="Calibri"/>
+        </w:rPr>
+      </w:pPr>
+    </w:p>
+    <w:p>
+      <w:pPr>
+        <w:bidi/>
+        <w:rPr>
+          <w:rFonts w:ascii="Calibri" w:hAnsi="Calibri" w:cs="Calibri"/>
+        </w:rPr>
+      </w:pPr>
+    </w:p>
+    <w:p>
+      <w:pPr>
+        <w:bidi/>
+        <w:rPr>
+          <w:rFonts w:ascii="Calibri" w:hAnsi="Calibri" w:cs="Calibri"/>
+        </w:rPr>
+      </w:pPr>
+    </w:p>
+    <w:p>
+      <w:pPr>
+        <w:bidi/>
+        <w:rPr>
+          <w:rFonts w:ascii="Calibri" w:hAnsi="Calibri" w:cs="Calibri"/>
+        </w:rPr>
+      </w:pPr>
+    </w:p>
+    <w:p>
+      <w:pPr>
+        <w:bidi/>
+        <w:rPr>
+          <w:rFonts w:ascii="Calibri" w:hAnsi="Calibri" w:cs="Calibri"/>
+        </w:rPr>
+      </w:pPr>
+    </w:p>
+    <w:p>
+      <w:pPr>
+        <w:bidi/>
+        <w:rPr>
+          <w:rFonts w:ascii="Calibri" w:hAnsi="Calibri" w:cs="Calibri"/>
+        </w:rPr>
+      </w:pPr>
+    </w:p>
+    <w:p>
+      <w:pPr>
+        <w:bidi/>
+        <w:rPr>
+          <w:rFonts w:ascii="Calibri" w:hAnsi="Calibri" w:cs="Calibri"/>
+        </w:rPr>
+      </w:pPr>
+    </w:p>
+    <w:p>
+      <w:pPr>
+        <w:bidi/>
+        <w:rPr>
+          <w:rFonts w:ascii="Calibri" w:hAnsi="Calibri" w:cs="Calibri"/>
+        </w:rPr>
+      </w:pPr>
+    </w:p>
+    <w:p>
+      <w:pPr>
+        <w:bidi/>
+        <w:rPr>
+          <w:rFonts w:ascii="Calibri" w:hAnsi="Calibri" w:cs="Calibri"/>
+        </w:rPr>
+      </w:pPr>
+    </w:p>
+    <w:p>
+      <w:pPr>
+        <w:bidi/>
+        <w:rPr>
+          <w:rFonts w:ascii="Calibri" w:hAnsi="Calibri" w:cs="Calibri"/>
+        </w:rPr>
+      </w:pPr>
+    </w:p>
+    <w:p>
+      <w:pPr>
+        <w:bidi/>
+        <w:rPr>
+          <w:rFonts w:ascii="Calibri" w:hAnsi="Calibri" w:cs="Calibri"/>
+        </w:rPr>
+      </w:pPr>
+    </w:p>
+    <w:p>
+      <w:pPr>
+        <w:bidi/>
+        <w:rPr>
+          <w:rFonts w:ascii="Calibri" w:hAnsi="Calibri" w:cs="Calibri"/>
+        </w:rPr>
+      </w:pPr>
+    </w:p>
+    <w:p>
+      <w:pPr>
+        <w:bidi/>
+        <w:rPr>
+          <w:rFonts w:ascii="Calibri" w:hAnsi="Calibri" w:cs="Calibri"/>
+        </w:rPr>
+      </w:pPr>
+      <w:r>
+        <w:rPr>
+          <w:rFonts w:ascii="Calibri" w:hAnsi="Calibri" w:cs="Calibri"/>
+          <w:rtl/>
+        </w:rPr>
+        <w:lastRenderedPageBreak/>
+        <w:t>همان طور که می‌بینید 14 حالت داریم. پس برای طراحی مدار به 4 فلیپ فلاپ نیاز داریم. برای تولید خروجی ها نیز از یک دیکودر 4 * 16 استفاده می‌کنیم. جدول حالت مدار به صورت زیر است:</w:t>
+      </w:r>
+    </w:p>
+    <w:p>
+      <w:pPr>
+        <w:bidi/>
+        <w:rPr>
+          <w:rFonts w:ascii="Calibri" w:hAnsi="Calibri" w:cs="Calibri"/>
+          <w:rtl/>
+        </w:rPr>
+      </w:pPr>
+      <w:r>
+        <w:rPr>
+          <w:rFonts w:ascii="Calibri" w:hAnsi="Calibri" w:cs="Calibri"/>
+        </w:rPr>
+        <w:drawing>
+          <wp:inline distT="0" distB="0" distL="0" distR="0" wp14:anchorId="095449B5" wp14:editId="4CF30E25">
+            <wp:extent cx="5943600" cy="2968625"/>
+            <wp:effectExtent l="0" t="0" r="0" b="3175"/>
+            <wp:docPr id="1121895358" name="Picture 3"/>
+            <wp:cNvGraphicFramePr>
+              <a:graphicFrameLocks xmlns:a="http://schemas.openxmlformats.org/drawingml/2006/main" noChangeAspect="1"/>
+            </wp:cNvGraphicFramePr>
+            <a:graphic xmlns:a="http://schemas.openxmlformats.org/drawingml/2006/main">
+              <a:graphicData uri="http://schemas.openxmlformats.org/drawingml/2006/picture">
+                <pic:pic xmlns:pic="http://schemas.openxmlformats.org/drawingml/2006/picture">
+                  <pic:nvPicPr>
+                    <pic:cNvPr id="0" name="Picture 8"/>
+                    <pic:cNvPicPr>
+                      <a:picLocks noChangeAspect="1" noChangeArrowheads="1"/>
+                    </pic:cNvPicPr>
+                  </pic:nvPicPr>
+                  <pic:blipFill>
+                    <a:blip r:embed="rId8" cstate="print">
+                      <a:extLst>
+                        <a:ext uri="{28A0092B-C50C-407E-A947-70E740481C1C}">
+                          <a14:useLocalDpi xmlns:a14="http://schemas.microsoft.com/office/drawing/2010/main" val="0"/>
+                        </a:ext>
+                      </a:extLst>
+                    </a:blip>
+                    <a:srcRect/>
+                    <a:stretch>
+                      <a:fillRect/>
+                    </a:stretch>
+                  </pic:blipFill>
+                  <pic:spPr bwMode="auto">
+                    <a:xfrm>
+                      <a:off x="0" y="0"/>
+                      <a:ext cx="5943600" cy="2968625"/>
+                    </a:xfrm>
+                    <a:prstGeom prst="rect">
+                      <a:avLst/>
+                    </a:prstGeom>
+                    <a:noFill/>
+                    <a:ln>
+                      <a:noFill/>
+                    </a:ln>
+                  </pic:spPr>
+                </pic:pic>
+              </a:graphicData>
+            </a:graphic>
+          </wp:inline>
+        </w:drawing>
+      </w:r>
+    </w:p>
+    <w:p>
+      <w:pPr>
+        <w:bidi/>
+        <w:rPr>
+          <w:rFonts w:ascii="Calibri" w:hAnsi="Calibri" w:cs="Calibri"/>
+          <w:rtl/>
+        </w:rPr>
+      </w:pPr>
+    </w:p>
+    <w:p>
+      <w:pPr>
+        <w:bidi/>
+        <w:rPr>
+          <w:rFonts w:ascii="Calibri" w:hAnsi="Calibri" w:cs="Calibri"/>
+        </w:rPr>
+      </w:pPr>
+      <w:r>
+        <w:rPr>
+          <w:rFonts w:ascii="Calibri" w:hAnsi="Calibri" w:cs="Calibri"/>
+          <w:rtl/>
+        </w:rPr>
+        <w:t>از روی این جدول به راحتی می‌توان ورودی های فلیپ فلاپ ها و نیز خروجی های مدار را به دست آورد:</w:t>
+      </w:r>
+    </w:p>
+    <w:p>
+      <w:pPr>
+        <w:bidi/>
+        <w:rPr>
+          <w:rFonts w:ascii="Cambria Math" w:hAnsi="Cambria Math" w:cs="Calibri"/>
+          <w:rtl/>
+          <w:oMath/>
+        </w:rPr>
+      </w:pPr>
+      <m:oMathPara>
+        <m:oMath>
+          <m:r>
+            <w:rPr>
+              <w:rFonts w:ascii="Cambria Math" w:hAnsi="Cambria Math" w:cs="Calibri"/>
+            </w:rPr>
+            <m:t>D0 = T0.start.valve.door + T2.function + T4 + T6 + T8 + T10 + T12 + T13</m:t>
+          </m:r>
+        </m:oMath>
+      </m:oMathPara>
+    </w:p>
+    <w:p>
+      <w:pPr>
+        <w:bidi/>
+        <w:rPr>
+          <w:rFonts w:ascii="Cambria Math" w:hAnsi="Cambria Math" w:cs="Calibri"/>
+          <w:oMath/>
+        </w:rPr>
+      </w:pPr>
+      <m:oMathPara>
+        <m:oMath>
+          <m:r>
+            <w:rPr>
+              <w:rFonts w:ascii="Cambria Math" w:hAnsi="Cambria Math" w:cs="Calibri"/>
+            </w:rPr>
+            <m:t>D1 = T1 + T2 + T5 + T6 + T9 + T10</m:t>
+          </m:r>
+        </m:oMath>
+      </m:oMathPara>
+    </w:p>
+    <w:p>
+      <w:pPr>
+        <w:bidi/>
+        <w:rPr>
+          <w:rFonts w:ascii="Cambria Math" w:hAnsi="Cambria Math" w:cs="Calibri"/>
+          <w:oMath/>
+        </w:rPr>
+      </w:pPr>
+      <m:oMathPara>
+        <m:oMath>
+          <m:r>
+            <w:rPr>
+              <w:rFonts w:ascii="Cambria Math" w:hAnsi="Cambria Math" w:cs="Calibri"/>
+            </w:rPr>
+            <m:t>D2 = T2.function’ + T3 + T4 + T5 + T6 + T11 + T12 + T13</m:t>
+          </m:r>
+        </m:oMath>
+      </m:oMathPara>
+    </w:p>
+    <w:p>
+      <w:pPr>
+        <w:bidi/>
+        <w:rPr>
+          <w:rFonts w:ascii="Cambria Math" w:hAnsi="Cambria Math" w:cs="Calibri"/>
+          <w:oMath/>
+        </w:rPr>
+      </w:pPr>
+      <m:oMathPara>
+        <m:oMath>
+          <m:r>
+            <w:rPr>
+              <w:rFonts w:ascii="Cambria Math" w:hAnsi="Cambria Math" w:cs="Calibri"/>
+            </w:rPr>
+            <m:t>D3 = T7 + T8 + T9 + T10 + T11 + T12 + T13</m:t>
+          </m:r>
+        </m:oMath>
+      </m:oMathPara>
+    </w:p>
+    <w:p>
+      <w:pPr>
+        <w:bidi/>
+        <w:rPr>
+          <w:rFonts w:ascii="Cambria Math" w:hAnsi="Cambria Math" w:cs="Calibri"/>
+          <w:oMath/>
+        </w:rPr>
+      </w:pPr>
+    </w:p>
+    <w:p>
+      <w:pPr>
+        <w:bidi/>
+        <w:rPr>
+          <w:rFonts w:ascii="Cambria Math" w:hAnsi="Cambria Math" w:cs="Calibri"/>
+          <w:oMath/>
+        </w:rPr>
+      </w:pPr>
+      <m:oMathPara>
+        <m:oMath>
+          <m:r>
+            <w:rPr>
+              <w:rFonts w:ascii="Cambria Math" w:hAnsi="Cambria Math" w:cs="Calibri"/>
+            </w:rPr>
+            <m:t>Fill = T1 + T2</m:t>
+          </m:r>
+        </m:oMath>
+      </m:oMathPara>
+    </w:p>
+    <w:p>
+      <w:pPr>
+        <w:bidi/>
+        <w:rPr>
+          <w:rFonts w:ascii="Cambria Math" w:hAnsi="Cambria Math" w:cs="Calibri"/>
+          <w:oMath/>
+        </w:rPr>
+      </w:pPr>
+      <m:oMathPara>
+        <m:oMath>
+          <m:r>
+            <w:rPr>
+              <w:rFonts w:ascii="Cambria Math" w:hAnsi="Cambria Math" w:cs="Calibri"/>
+            </w:rPr>
+            <m:t>Heat = T3 + T4 + T5</m:t>
+          </m:r>
+        </m:oMath>
+      </m:oMathPara>
+    </w:p>
+    <w:p>
+      <w:pPr>
+        <w:bidi/>
+        <w:rPr>
+          <w:rFonts w:ascii="Cambria Math" w:hAnsi="Cambria Math" w:cs="Calibri"/>
+          <w:oMath/>
+        </w:rPr>
+      </w:pPr>
+      <m:oMathPara>
+        <m:oMath>
+          <m:r>
+            <w:rPr>
+              <w:rFonts w:ascii="Cambria Math" w:hAnsi="Cambria Math" w:cs="Calibri"/>
+            </w:rPr>
+            <m:t>Wash = T6 + T7 + T8</m:t>
+          </m:r>
+        </m:oMath>
+      </m:oMathPara>
+    </w:p>
+    <w:p>
+      <w:pPr>
+        <w:bidi/>
+        <w:rPr>
+          <w:rFonts w:ascii="Cambria Math" w:hAnsi="Cambria Math" w:cs="Calibri"/>
+          <w:oMath/>
+        </w:rPr>
+      </w:pPr>
+      <m:oMathPara>
+        <m:oMath>
+          <m:r>
+            <w:rPr>
+              <w:rFonts w:ascii="Cambria Math" w:hAnsi="Cambria Math" w:cs="Calibri"/>
+            </w:rPr>
+            <m:t>Drain = T9 + T10</m:t>
+          </m:r>
+        </m:oMath>
+      </m:oMathPara>
+    </w:p>
+    <w:p>
+      <w:pPr>
+        <w:bidi/>
+        <w:rPr>
+          <w:rFonts w:ascii="Cambria Math" w:hAnsi="Cambria Math" w:cs="Calibri"/>
+          <w:oMath/>
+        </w:rPr>
+      </w:pPr>
+      <m:oMathPara>
+        <m:oMath>
+          <m:r>
+            <w:rPr>
+              <w:rFonts w:ascii="Cambria Math" w:hAnsi="Cambria Math" w:cs="Calibri"/>
+            </w:rPr>
+            <m:t>Dry = T11 + T12</m:t>
+          </m:r>
+        </m:oMath>
+      </m:oMathPara>
+    </w:p>
+    <w:p>
+      <w:pPr>
+        <w:bidi/>
+        <w:rPr>
+          <w:rFonts w:ascii="Calibri" w:eastAsiaTheme="minorEastAsia" w:hAnsi="Calibri" w:cs="Calibri"/>
+        </w:rPr>
+      </w:pPr>
+      <m:oMathPara>
+        <m:oMath>
+          <m:r>
+            <w:rPr>
+              <w:rFonts w:ascii="Cambria Math" w:hAnsi="Cambria Math" w:cs="Calibri"/>
+            </w:rPr>
+            <m:t>Finish = T13</m:t>
+          </m:r>
+        </m:oMath>
+      </m:oMathPara>
+    </w:p>
+    <w:p>
+      <w:pPr>
+        <w:bidi/>
+        <w:rPr>
+          <w:rFonts w:ascii="Calibri" w:eastAsiaTheme="minorEastAsia" w:hAnsi="Calibri" w:cs="Calibri"/>
+        </w:rPr>
+      </w:pPr>
+      <w:r>
+        <w:rPr>
+          <w:rFonts w:ascii="Calibri" w:eastAsiaTheme="minorEastAsia" w:hAnsi="Calibri" w:cs="Calibri"/>
+          <w:rtl/>
+        </w:rPr>
+        <w:lastRenderedPageBreak/>
+        <w:t>مدار طراحی شده به صورت زیر است:</w:t>
+      </w:r>
+    </w:p>
+    <w:p>
+      <w:pPr>
+        <w:bidi/>
+        <w:rPr>
+          <w:rFonts w:ascii="Calibri" w:eastAsiaTheme="minorEastAsia" w:hAnsi="Calibri" w:cs="Calibri"/>
+          <w:rtl/>
+        </w:rPr>
+      </w:pPr>
+      <w:r>
+        <w:rPr>
+          <w:rFonts w:ascii="Calibri" w:eastAsiaTheme="minorEastAsia" w:hAnsi="Calibri" w:cs="Calibri"/>
+          <w:rtl/>
+        </w:rPr>
+        <w:t>ابتدا درب آن باز بوده و کار نمیکند:</w:t>
+      </w:r>
+    </w:p>
+    <w:p>
+      <w:pPr>
+        <w:bidi/>
+        <w:rPr>
+          <w:rFonts w:ascii="Calibri" w:eastAsiaTheme="minorEastAsia" w:hAnsi="Calibri" w:cs="Calibri"/>
+          <w:noProof/>
+        </w:rPr>
+      </w:pPr>
+      <w:r>
+        <w:rPr>
+          <w:rFonts w:ascii="Calibri" w:hAnsi="Calibri" w:cs="Calibri"/>
+          <w:noProof/>
+          <w:color w:val="000000"/>
+          <w:sz w:val="22"/>
+          <w:szCs w:val="22"/>
+        </w:rPr>
+        <w:drawing>
+          <wp:inline distT="0" distB="0" distL="0" distR="0" wp14:anchorId="6200F330" wp14:editId="380FB081">
+            <wp:extent cx="5936615" cy="2905125"/>
+            <wp:effectExtent l="0" t="0" r="6985" b="9525"/>
+            <wp:docPr id="1427287239" name="Picture 4"/>
+            <wp:cNvGraphicFramePr>
+              <a:graphicFrameLocks xmlns:a="http://schemas.openxmlformats.org/drawingml/2006/main" noChangeAspect="1"/>
+            </wp:cNvGraphicFramePr>
+            <a:graphic xmlns:a="http://schemas.openxmlformats.org/drawingml/2006/main">
+              <a:graphicData uri="http://schemas.openxmlformats.org/drawingml/2006/picture">
+                <pic:pic xmlns:pic="http://schemas.openxmlformats.org/drawingml/2006/picture">
+                  <pic:nvPicPr>
+                    <pic:cNvPr id="0" name="Picture 10"/>
+                    <pic:cNvPicPr>
+                      <a:picLocks noChangeAspect="1" noChangeArrowheads="1"/>
+                    </pic:cNvPicPr>
+                  </pic:nvPicPr>
+                  <pic:blipFill>
+                    <a:blip r:embed="rId9" cstate="print">
+                      <a:extLst>
+                        <a:ext uri="{28A0092B-C50C-407E-A947-70E740481C1C}">
+                          <a14:useLocalDpi xmlns:a14="http://schemas.microsoft.com/office/drawing/2010/main" val="0"/>
+                        </a:ext>
+                      </a:extLst>
+                    </a:blip>
+                    <a:srcRect/>
+                    <a:stretch>
+                      <a:fillRect/>
+                    </a:stretch>
+                  </pic:blipFill>
+                  <pic:spPr bwMode="auto">
+                    <a:xfrm>
+                      <a:off x="0" y="0"/>
+                      <a:ext cx="5936615" cy="2905125"/>
+                    </a:xfrm>
+                    <a:prstGeom prst="rect">
+                      <a:avLst/>
+                    </a:prstGeom>
+                    <a:noFill/>
+                    <a:ln>
+                      <a:noFill/>
+                    </a:ln>
+                  </pic:spPr>
+                </pic:pic>
+              </a:graphicData>
+            </a:graphic>
+          </wp:inline>
+        </w:drawing>
+      </w:r>
+    </w:p>
+    <w:p>
+      <w:pPr>
+        <w:bidi/>
+        <w:rPr>
+          <w:rFonts w:ascii="Calibri" w:eastAsiaTheme="minorEastAsia" w:hAnsi="Calibri" w:cs="Calibri"/>
+          <w:noProof/>
+        </w:rPr>
+      </w:pPr>
+      <w:r>
+        <w:rPr>
+          <w:rFonts w:ascii="Calibri" w:eastAsiaTheme="minorEastAsia" w:hAnsi="Calibri" w:cs="Calibri"/>
+          <w:noProof/>
+          <w:rtl/>
+        </w:rPr>
+        <w:t>سپس با ایجاد تمام شروط وارد حالت آبگیری می‌شود.</w:t>
+      </w:r>
+      <w:r>
+        <w:rPr>
+          <w:rFonts w:ascii="Calibri" w:eastAsiaTheme="minorEastAsia" w:hAnsi="Calibri" w:cs="Calibri"/>
+          <w:noProof/>
+          <w:rtl/>
+        </w:rPr>
+        <w:br/>
+        <w:t xml:space="preserve">اینجا فانکشن صفر بوده پس وارد حالت </w:t>
+      </w:r>
+      <w:r>
+        <w:rPr>
+          <w:rFonts w:ascii="Calibri" w:eastAsiaTheme="minorEastAsia" w:hAnsi="Calibri" w:cs="Calibri"/>
+          <w:noProof/>
+        </w:rPr>
+        <w:t>Heat</w:t>
+      </w:r>
+      <w:r>
+        <w:rPr>
+          <w:rFonts w:ascii="Calibri" w:eastAsiaTheme="minorEastAsia" w:hAnsi="Calibri" w:cs="Calibri"/>
+          <w:noProof/>
+          <w:rtl/>
+        </w:rPr>
+        <w:t xml:space="preserve"> نمیشود.</w:t>
+      </w:r>
+    </w:p>
+    <w:p>
+      <w:pPr>
+        <w:bidi/>
+        <w:rPr>
+          <w:rFonts w:ascii="Calibri" w:eastAsiaTheme="minorEastAsia" w:hAnsi="Calibri" w:cs="Calibri"/>
+          <w:noProof/>
+          <w:rtl/>
+        </w:rPr>
+      </w:pPr>
+      <w:r>
+        <w:rPr>
+          <w:rFonts w:ascii="Calibri" w:eastAsiaTheme="minorEastAsia" w:hAnsi="Calibri" w:cs="Calibri"/>
+          <w:noProof/>
+          <w:rtl/>
+        </w:rPr>
+        <w:t xml:space="preserve">به </w:t>
+      </w:r>
+      <w:r>
+        <w:rPr>
+          <w:rFonts w:ascii="Calibri" w:eastAsiaTheme="minorEastAsia" w:hAnsi="Calibri" w:cs="Calibri"/>
+          <w:noProof/>
+        </w:rPr>
+        <w:t>Wash</w:t>
+      </w:r>
+      <w:r>
+        <w:rPr>
+          <w:rFonts w:ascii="Calibri" w:eastAsiaTheme="minorEastAsia" w:hAnsi="Calibri" w:cs="Calibri"/>
+          <w:noProof/>
+          <w:rtl/>
+        </w:rPr>
+        <w:t xml:space="preserve"> و بعد به ترتیب به </w:t>
+      </w:r>
+      <w:r>
+        <w:rPr>
+          <w:rFonts w:ascii="Calibri" w:eastAsiaTheme="minorEastAsia" w:hAnsi="Calibri" w:cs="Calibri"/>
+          <w:noProof/>
+        </w:rPr>
+        <w:t>Drain</w:t>
+      </w:r>
+      <w:r>
+        <w:rPr>
+          <w:rFonts w:ascii="Calibri" w:eastAsiaTheme="minorEastAsia" w:hAnsi="Calibri" w:cs="Calibri"/>
+          <w:noProof/>
+          <w:rtl/>
+        </w:rPr>
+        <w:t xml:space="preserve"> و </w:t>
+      </w:r>
+      <w:r>
+        <w:rPr>
+          <w:rFonts w:ascii="Calibri" w:eastAsiaTheme="minorEastAsia" w:hAnsi="Calibri" w:cs="Calibri"/>
+          <w:noProof/>
+        </w:rPr>
+        <w:t>Dry</w:t>
+      </w:r>
+      <w:r>
+        <w:rPr>
+          <w:rFonts w:ascii="Calibri" w:eastAsiaTheme="minorEastAsia" w:hAnsi="Calibri" w:cs="Calibri"/>
+          <w:noProof/>
+          <w:rtl/>
+        </w:rPr>
+        <w:t xml:space="preserve"> و </w:t>
+      </w:r>
+      <w:r>
+        <w:rPr>
+          <w:rFonts w:ascii="Calibri" w:eastAsiaTheme="minorEastAsia" w:hAnsi="Calibri" w:cs="Calibri"/>
+          <w:noProof/>
+        </w:rPr>
+        <w:t>Finish</w:t>
+      </w:r>
+      <w:r>
+        <w:rPr>
+          <w:rFonts w:ascii="Calibri" w:eastAsiaTheme="minorEastAsia" w:hAnsi="Calibri" w:cs="Calibri"/>
+          <w:noProof/>
+          <w:rtl/>
+        </w:rPr>
+        <w:t xml:space="preserve"> میرود.</w:t>
+      </w:r>
+    </w:p>
+    <w:p>
+      <w:pPr>
+        <w:bidi/>
+        <w:rPr>
+          <w:rFonts w:ascii="Calibri" w:eastAsiaTheme="minorEastAsia" w:hAnsi="Calibri" w:cs="Calibri"/>
+          <w:noProof/>
+        </w:rPr>
+      </w:pPr>
+      <w:r>
+        <w:rPr>
+          <w:rFonts w:ascii="Calibri" w:eastAsiaTheme="minorEastAsia" w:hAnsi="Calibri" w:cs="Calibri"/>
+          <w:noProof/>
+          <w:rtl/>
+        </w:rPr>
+        <w:t>تصاویر به ترتیب قرار داده شده اند:</w:t>
+      </w:r>
+      <w:r>
+        <w:rPr>
+          <w:rFonts w:ascii="Calibri" w:hAnsi="Calibri" w:cs="Calibri"/>
+          <w:noProof/>
+          <w:color w:val="000000"/>
+          <w:sz w:val="22"/>
+          <w:szCs w:val="22"/>
+        </w:rPr>
+        <w:t xml:space="preserve"> </w:t>
+      </w:r>
+      <w:r>
+        <w:rPr>
+          <w:rFonts w:ascii="Calibri" w:hAnsi="Calibri" w:cs="Calibri"/>
+          <w:noProof/>
+          <w:color w:val="000000"/>
+          <w:sz w:val="22"/>
+          <w:szCs w:val="22"/>
+        </w:rPr>
+        <w:drawing>
+          <wp:inline distT="0" distB="0" distL="0" distR="0" wp14:anchorId="5B0180B8" wp14:editId="1E18CA25">
+            <wp:extent cx="5936615" cy="2891155"/>
+            <wp:effectExtent l="0" t="0" r="6985" b="4445"/>
+            <wp:docPr id="293734982" name="Picture 5"/>
+            <wp:cNvGraphicFramePr>
+              <a:graphicFrameLocks xmlns:a="http://schemas.openxmlformats.org/drawingml/2006/main" noChangeAspect="1"/>
+            </wp:cNvGraphicFramePr>
+            <a:graphic xmlns:a="http://schemas.openxmlformats.org/drawingml/2006/main">
+              <a:graphicData uri="http://schemas.openxmlformats.org/drawingml/2006/picture">
+                <pic:pic xmlns:pic="http://schemas.openxmlformats.org/drawingml/2006/picture">
+                  <pic:nvPicPr>
+                    <pic:cNvPr id="0" name="Picture 12"/>
+                    <pic:cNvPicPr>
+                      <a:picLocks noChangeAspect="1" noChangeArrowheads="1"/>
+                    </pic:cNvPicPr>
+                  </pic:nvPicPr>
+                  <pic:blipFill>
+                    <a:blip r:embed="rId10" cstate="print">
+                      <a:extLst>
+                        <a:ext uri="{28A0092B-C50C-407E-A947-70E740481C1C}">
+                          <a14:useLocalDpi xmlns:a14="http://schemas.microsoft.com/office/drawing/2010/main" val="0"/>
+                        </a:ext>
+                      </a:extLst>
+                    </a:blip>
+                    <a:srcRect/>
+                    <a:stretch>
+                      <a:fillRect/>
+                    </a:stretch>
+                  </pic:blipFill>
+                  <pic:spPr bwMode="auto">
+                    <a:xfrm>
+                      <a:off x="0" y="0"/>
+                      <a:ext cx="5936615" cy="2891155"/>
+                    </a:xfrm>
+                    <a:prstGeom prst="rect">
+                      <a:avLst/>
+                    </a:prstGeom>
+                    <a:noFill/>
+                    <a:ln>
+                      <a:noFill/>
+                    </a:ln>
+                  </pic:spPr>
+                </pic:pic>
+              </a:graphicData>
+            </a:graphic>
+          </wp:inline>
+        </w:drawing>
+      </w:r>
+    </w:p>
+    <w:p>
+      <w:pPr>
+        <w:bidi/>
+        <w:rPr>
+          <w:rFonts w:ascii="Calibri" w:eastAsiaTheme="minorEastAsia" w:hAnsi="Calibri" w:cs="Calibri"/>
+          <w:noProof/>
+        </w:rPr>
+      </w:pPr>
+    </w:p>
+    <w:p>
+      <w:pPr>
+        <w:bidi/>
+        <w:rPr>
+          <w:rFonts w:ascii="Calibri" w:eastAsiaTheme="minorEastAsia" w:hAnsi="Calibri" w:cs="Calibri"/>
+          <w:noProof/>
+        </w:rPr>
+      </w:pPr>
+      <w:r>
+        <w:rPr>
+          <w:rFonts w:ascii="Calibri" w:hAnsi="Calibri" w:cs="Calibri"/>
+          <w:noProof/>
+          <w:color w:val="000000"/>
+          <w:sz w:val="22"/>
+          <w:szCs w:val="22"/>
+        </w:rPr>
+        <w:drawing>
+          <wp:inline distT="0" distB="0" distL="0" distR="0" wp14:anchorId="5942F4FC" wp14:editId="6E7BCA9D">
+            <wp:extent cx="5943600" cy="2922905"/>
+            <wp:effectExtent l="0" t="0" r="0" b="0"/>
+            <wp:docPr id="834291515" name="Picture 6"/>
+            <wp:cNvGraphicFramePr>
+              <a:graphicFrameLocks xmlns:a="http://schemas.openxmlformats.org/drawingml/2006/main" noChangeAspect="1"/>
+            </wp:cNvGraphicFramePr>
+            <a:graphic xmlns:a="http://schemas.openxmlformats.org/drawingml/2006/main">
+              <a:graphicData uri="http://schemas.openxmlformats.org/drawingml/2006/picture">
+                <pic:pic xmlns:pic="http://schemas.openxmlformats.org/drawingml/2006/picture">
+                  <pic:nvPicPr>
+                    <pic:cNvPr id="0" name="Picture 14"/>
+                    <pic:cNvPicPr>
+                      <a:picLocks noChangeAspect="1" noChangeArrowheads="1"/>
+                    </pic:cNvPicPr>
+                  </pic:nvPicPr>
+                  <pic:blipFill>
+                    <a:blip r:embed="rId11" cstate="print">
+                      <a:extLst>
+                        <a:ext uri="{28A0092B-C50C-407E-A947-70E740481C1C}">
+                          <a14:useLocalDpi xmlns:a14="http://schemas.microsoft.com/office/drawing/2010/main" val="0"/>
+                        </a:ext>
+                      </a:extLst>
+                    </a:blip>
+                    <a:srcRect/>
+                    <a:stretch>
+                      <a:fillRect/>
+                    </a:stretch>
+                  </pic:blipFill>
+                  <pic:spPr bwMode="auto">
+                    <a:xfrm>
+                      <a:off x="0" y="0"/>
+                      <a:ext cx="5943600" cy="2922905"/>
+                    </a:xfrm>
+                    <a:prstGeom prst="rect">
+                      <a:avLst/>
+                    </a:prstGeom>
+                    <a:noFill/>
+                    <a:ln>
+                      <a:noFill/>
+                    </a:ln>
+                  </pic:spPr>
+                </pic:pic>
+              </a:graphicData>
+            </a:graphic>
+          </wp:inline>
+        </w:drawing>
+      </w:r>
+    </w:p>
+    <w:p>
+      <w:pPr>
+        <w:bidi/>
+        <w:rPr>
+          <w:rFonts w:ascii="Calibri" w:hAnsi="Calibri" w:cs="Calibri"/>
+          <w:rtl/>
+        </w:rPr>
+      </w:pPr>
     </w:p>
     <w:p>
       <w:pPr>
@@ -62,6 +1124,7 @@
           <w:rtl/>
           <w:lang w:bidi="fa-IR"/>
         </w:rPr>
+        <w:lastRenderedPageBreak/>
         <w:t>تلفن راه دور:</w:t>
       </w:r>
     </w:p>
@@ -105,7 +1168,7 @@
                     <pic:cNvPicPr/>
                   </pic:nvPicPr>
                   <pic:blipFill>
-                    <a:blip r:embed="rId7">
+                    <a:blip r:embed="rId12">
                       <a:extLst>
                         <a:ext uri="{28A0092B-C50C-407E-A947-70E740481C1C}">
                           <a14:useLocalDpi xmlns:a14="http://schemas.microsoft.com/office/drawing/2010/main" val="0"/>
@@ -187,7 +1250,6 @@
           <w:rtl/>
           <w:lang w:bidi="fa-IR"/>
         </w:rPr>
-        <w:lastRenderedPageBreak/>
         <w:t>جدول درستی:</w:t>
       </w:r>
     </w:p>
@@ -269,6 +1331,7 @@
                 <w:sz w:val="18"/>
                 <w:szCs w:val="18"/>
               </w:rPr>
+              <w:lastRenderedPageBreak/>
               <w:t>Dec_Coin</w:t>
             </w:r>
           </w:p>
@@ -5539,15 +6602,6 @@
         </w:tc>
       </w:tr>
     </w:tbl>
-    <w:p>
-      <w:pPr>
-        <w:bidi/>
-        <w:rPr>
-          <w:rFonts w:ascii="Calibri" w:hAnsi="Calibri" w:cs="Calibri"/>
-          <w:lang w:bidi="fa-IR"/>
-        </w:rPr>
-      </w:pPr>
-    </w:p>
     <w:p>
       <w:pPr>
         <w:bidi/>
@@ -7236,14 +8290,7 @@
                   <w:rFonts w:ascii="Cambria Math" w:eastAsiaTheme="minorEastAsia" w:hAnsi="Cambria Math" w:cs="Calibri"/>
                   <w:lang w:bidi="fa-IR"/>
                 </w:rPr>
-                <m:t>(</m:t>
-              </m:r>
-              <m:r>
-                <w:rPr>
-                  <w:rFonts w:ascii="Cambria Math" w:eastAsiaTheme="minorEastAsia" w:hAnsi="Cambria Math" w:cs="Calibri"/>
-                  <w:lang w:bidi="fa-IR"/>
-                </w:rPr>
-                <m:t>S</m:t>
+                <m:t>(S</m:t>
               </m:r>
             </m:e>
             <m:sub>
@@ -7349,7 +8396,6 @@
           <w:rtl/>
           <w:lang w:bidi="fa-IR"/>
         </w:rPr>
-        <w:lastRenderedPageBreak/>
         <w:t>تابع منطقی آشکارساز صفر در مسیر داده (</w:t>
       </w:r>
       <m:oMath>
@@ -7679,6 +8725,7 @@
               <w:rFonts w:ascii="Cambria Math" w:hAnsi="Cambria Math" w:cs="Calibri"/>
               <w:lang w:bidi="fa-IR"/>
             </w:rPr>
+            <w:lastRenderedPageBreak/>
             <m:t xml:space="preserve">Z= </m:t>
           </m:r>
           <m:acc>
@@ -10210,14 +11257,7 @@
               <w:rFonts w:ascii="Cambria Math" w:eastAsiaTheme="minorEastAsia" w:hAnsi="Cambria Math" w:cs="Calibri"/>
               <w:lang w:bidi="fa-IR"/>
             </w:rPr>
-            <m:t>=Start.</m:t>
-          </m:r>
-          <m:r>
-            <w:rPr>
-              <w:rFonts w:ascii="Cambria Math" w:eastAsiaTheme="minorEastAsia" w:hAnsi="Cambria Math" w:cs="Calibri"/>
-              <w:lang w:bidi="fa-IR"/>
-            </w:rPr>
-            <m:t>(</m:t>
+            <m:t>=Start.(</m:t>
           </m:r>
           <m:d>
             <m:dPr>
@@ -11481,11 +12521,12 @@
         <w:rPr>
           <w:rFonts w:ascii="Calibri" w:hAnsi="Calibri" w:cs="Calibri"/>
           <w:i/>
+          <w:noProof/>
           <w:rtl/>
           <w:lang w:bidi="fa-IR"/>
         </w:rPr>
         <w:drawing>
-          <wp:anchor distT="0" distB="0" distL="114300" distR="114300" simplePos="0" relativeHeight="251659264" behindDoc="0" locked="0" layoutInCell="1" allowOverlap="1" wp14:anchorId="79795384" wp14:editId="5210F379">
+          <wp:anchor distT="0" distB="0" distL="114300" distR="114300" simplePos="0" relativeHeight="251659264" behindDoc="0" locked="0" layoutInCell="1" allowOverlap="1" wp14:anchorId="79795384" wp14:editId="3ACD3BCC">
             <wp:simplePos x="0" y="0"/>
             <wp:positionH relativeFrom="column">
               <wp:posOffset>0</wp:posOffset>
@@ -11508,7 +12549,7 @@
                     <pic:cNvPicPr/>
                   </pic:nvPicPr>
                   <pic:blipFill>
-                    <a:blip r:embed="rId8" cstate="print">
+                    <a:blip r:embed="rId13" cstate="print">
                       <a:extLst>
                         <a:ext uri="{28A0092B-C50C-407E-A947-70E740481C1C}">
                           <a14:useLocalDpi xmlns:a14="http://schemas.microsoft.com/office/drawing/2010/main" val="0"/>
@@ -11797,15 +12838,7 @@
           <w:i/>
           <w:rtl/>
         </w:rPr>
-        <w:t>می‌شوند تا مدار آشکارساز</w:t>
-      </w:r>
-      <w:r>
-        <w:rPr>
-          <w:rFonts w:ascii="Calibri" w:hAnsi="Calibri" w:cs="Calibri"/>
-          <w:i/>
-          <w:rtl/>
-        </w:rPr>
-        <w:t>صفر</w:t>
+        <w:t>می‌شوند تا مدار آشکارسازصفر</w:t>
       </w:r>
       <w:r>
         <w:rPr>
@@ -12281,15 +13314,7 @@
           <w:i/>
           <w:rtl/>
         </w:rPr>
-        <w:t>پالس ساعت)، مهلت هشدار</w:t>
-      </w:r>
-      <w:r>
-        <w:rPr>
-          <w:rFonts w:ascii="Calibri" w:hAnsi="Calibri" w:cs="Calibri"/>
-          <w:i/>
-          <w:rtl/>
-        </w:rPr>
-        <w:t>(</w:t>
+        <w:t>پالس ساعت)، مهلت هشدار(</w:t>
       </w:r>
       <w:r>
         <w:rPr>
@@ -12479,11 +13504,12 @@
       <w:r>
         <w:rPr>
           <w:rFonts w:ascii="Calibri" w:hAnsi="Calibri" w:cs="Calibri"/>
+          <w:noProof/>
           <w:rtl/>
           <w:lang w:bidi="fa-IR"/>
         </w:rPr>
         <w:drawing>
-          <wp:anchor distT="0" distB="0" distL="114300" distR="114300" simplePos="0" relativeHeight="251661312" behindDoc="0" locked="0" layoutInCell="1" allowOverlap="1" wp14:anchorId="1AC9C0AD" wp14:editId="5F7759AD">
+          <wp:anchor distT="0" distB="0" distL="114300" distR="114300" simplePos="0" relativeHeight="251661312" behindDoc="0" locked="0" layoutInCell="1" allowOverlap="1" wp14:anchorId="1AC9C0AD" wp14:editId="0627AAB9">
             <wp:simplePos x="0" y="0"/>
             <wp:positionH relativeFrom="column">
               <wp:posOffset>203542</wp:posOffset>
@@ -12506,7 +13532,7 @@
                     <pic:cNvPicPr/>
                   </pic:nvPicPr>
                   <pic:blipFill>
-                    <a:blip r:embed="rId9" cstate="print">
+                    <a:blip r:embed="rId14" cstate="print">
                       <a:extLst>
                         <a:ext uri="{28A0092B-C50C-407E-A947-70E740481C1C}">
                           <a14:useLocalDpi xmlns:a14="http://schemas.microsoft.com/office/drawing/2010/main" val="0"/>
@@ -12765,7 +13791,7 @@
       </w:r>
       <w:r>
         <w:rPr>
-          <w:rFonts w:ascii="Calibri" w:hAnsi="Calibri" w:cs="Calibri" w:hint="cs"/>
+          <w:rFonts w:ascii="Calibri" w:hAnsi="Calibri" w:cs="Calibri"/>
           <w:rtl/>
           <w:lang w:bidi="fa-IR"/>
         </w:rPr>
@@ -12776,21 +13802,7 @@
           <w:rFonts w:ascii="Calibri" w:hAnsi="Calibri" w:cs="Calibri"/>
           <w:rtl/>
         </w:rPr>
-        <w:t xml:space="preserve"> ریال) از موجودی کسر می‌گردد</w:t>
-      </w:r>
-      <w:r>
-        <w:rPr>
-          <w:rFonts w:ascii="Calibri" w:hAnsi="Calibri" w:cs="Calibri" w:hint="cs"/>
-          <w:rtl/>
-        </w:rPr>
-        <w:t>.  (</w:t>
-      </w:r>
-      <w:r>
-        <w:rPr>
-          <w:rFonts w:ascii="Calibri" w:hAnsi="Calibri" w:cs="Calibri"/>
-          <w:rtl/>
-        </w:rPr>
-        <w:t>انتقال از وضعیت</w:t>
+        <w:t xml:space="preserve"> ریال) از موجودی کسر می‌گردد.  (انتقال از وضعیت</w:t>
       </w:r>
       <w:r>
         <w:rPr>
@@ -12815,7 +13827,7 @@
       </w:r>
       <w:r>
         <w:rPr>
-          <w:rFonts w:ascii="Calibri" w:hAnsi="Calibri" w:cs="Calibri" w:hint="cs"/>
+          <w:rFonts w:ascii="Calibri" w:hAnsi="Calibri" w:cs="Calibri"/>
           <w:rtl/>
           <w:lang w:bidi="fa-IR"/>
         </w:rPr>
@@ -12826,7 +13838,7 @@
       <w:pPr>
         <w:bidi/>
         <w:rPr>
-          <w:rFonts w:ascii="Calibri" w:hAnsi="Calibri" w:cs="Calibri" w:hint="cs"/>
+          <w:rFonts w:ascii="Calibri" w:hAnsi="Calibri" w:cs="Calibri"/>
           <w:rtl/>
           <w:lang w:bidi="fa-IR"/>
         </w:rPr>
@@ -12834,11 +13846,12 @@
       <w:r>
         <w:rPr>
           <w:rFonts w:ascii="Calibri" w:hAnsi="Calibri" w:cs="Calibri"/>
+          <w:noProof/>
           <w:rtl/>
           <w:lang w:bidi="fa-IR"/>
         </w:rPr>
         <w:drawing>
-          <wp:anchor distT="0" distB="0" distL="114300" distR="114300" simplePos="0" relativeHeight="251660288" behindDoc="0" locked="0" layoutInCell="1" allowOverlap="1" wp14:anchorId="075254A6" wp14:editId="6E983006">
+          <wp:anchor distT="0" distB="0" distL="114300" distR="114300" simplePos="0" relativeHeight="251660288" behindDoc="0" locked="0" layoutInCell="1" allowOverlap="1" wp14:anchorId="075254A6" wp14:editId="32446D73">
             <wp:simplePos x="0" y="0"/>
             <wp:positionH relativeFrom="column">
               <wp:posOffset>0</wp:posOffset>
@@ -12861,7 +13874,7 @@
                     <pic:cNvPicPr/>
                   </pic:nvPicPr>
                   <pic:blipFill>
-                    <a:blip r:embed="rId10" cstate="print">
+                    <a:blip r:embed="rId15" cstate="print">
                       <a:extLst>
                         <a:ext uri="{28A0092B-C50C-407E-A947-70E740481C1C}">
                           <a14:useLocalDpi xmlns:a14="http://schemas.microsoft.com/office/drawing/2010/main" val="0"/>
@@ -12917,7 +13930,7 @@
       </w:r>
       <w:r>
         <w:rPr>
-          <w:rFonts w:ascii="Calibri" w:hAnsi="Calibri" w:cs="Calibri" w:hint="cs"/>
+          <w:rFonts w:ascii="Calibri" w:hAnsi="Calibri" w:cs="Calibri"/>
           <w:b/>
           <w:bCs/>
           <w:rtl/>
@@ -12973,7 +13986,7 @@
       </w:r>
       <w:r>
         <w:rPr>
-          <w:rFonts w:ascii="Calibri" w:hAnsi="Calibri" w:cs="Calibri" w:hint="cs"/>
+          <w:rFonts w:ascii="Calibri" w:hAnsi="Calibri" w:cs="Calibri"/>
           <w:b/>
           <w:bCs/>
           <w:rtl/>
@@ -13084,7 +14097,7 @@
       </w:r>
       <w:r>
         <w:rPr>
-          <w:rFonts w:ascii="Calibri" w:hAnsi="Calibri" w:cs="Calibri" w:hint="cs"/>
+          <w:rFonts w:ascii="Calibri" w:hAnsi="Calibri" w:cs="Calibri"/>
           <w:b/>
           <w:bCs/>
           <w:rtl/>
@@ -13140,7 +14153,7 @@
       </w:r>
       <w:r>
         <w:rPr>
-          <w:rFonts w:ascii="Calibri" w:hAnsi="Calibri" w:cs="Calibri" w:hint="cs"/>
+          <w:rFonts w:ascii="Calibri" w:hAnsi="Calibri" w:cs="Calibri"/>
           <w:b/>
           <w:bCs/>
           <w:rtl/>
@@ -13164,7 +14177,7 @@
       </w:r>
       <w:r>
         <w:rPr>
-          <w:rFonts w:ascii="Calibri" w:hAnsi="Calibri" w:cs="Calibri" w:hint="cs"/>
+          <w:rFonts w:ascii="Calibri" w:hAnsi="Calibri" w:cs="Calibri"/>
           <w:rtl/>
           <w:lang w:bidi="fa-IR"/>
         </w:rPr>
@@ -13189,21 +14202,7 @@
           <w:rFonts w:ascii="Calibri" w:hAnsi="Calibri" w:cs="Calibri"/>
           <w:rtl/>
         </w:rPr>
-        <w:t>برابر</w:t>
-      </w:r>
-      <w:r>
-        <w:rPr>
-          <w:rFonts w:ascii="Calibri" w:hAnsi="Calibri" w:cs="Calibri" w:hint="cs"/>
-          <w:rtl/>
-        </w:rPr>
-        <w:t>)</w:t>
-      </w:r>
-      <w:r>
-        <w:rPr>
-          <w:rFonts w:ascii="Calibri" w:hAnsi="Calibri" w:cs="Calibri"/>
-          <w:rtl/>
-        </w:rPr>
-        <w:t>، چراغ قرمز</w:t>
+        <w:t>برابر)، چراغ قرمز</w:t>
       </w:r>
       <w:r>
         <w:rPr>
@@ -13268,11 +14267,12 @@
       <w:r>
         <w:rPr>
           <w:rFonts w:ascii="Calibri" w:hAnsi="Calibri" w:cs="Calibri"/>
+          <w:noProof/>
           <w:rtl/>
           <w:lang w:bidi="fa-IR"/>
         </w:rPr>
         <w:drawing>
-          <wp:anchor distT="0" distB="0" distL="114300" distR="114300" simplePos="0" relativeHeight="251662336" behindDoc="0" locked="0" layoutInCell="1" allowOverlap="1" wp14:anchorId="3701DBCA" wp14:editId="6ED7F9D4">
+          <wp:anchor distT="0" distB="0" distL="114300" distR="114300" simplePos="0" relativeHeight="251662336" behindDoc="0" locked="0" layoutInCell="1" allowOverlap="1" wp14:anchorId="3701DBCA" wp14:editId="57109582">
             <wp:simplePos x="0" y="0"/>
             <wp:positionH relativeFrom="column">
               <wp:posOffset>203200</wp:posOffset>
@@ -13295,7 +14295,7 @@
                     <pic:cNvPicPr/>
                   </pic:nvPicPr>
                   <pic:blipFill>
-                    <a:blip r:embed="rId11" cstate="print">
+                    <a:blip r:embed="rId16" cstate="print">
                       <a:extLst>
                         <a:ext uri="{28A0092B-C50C-407E-A947-70E740481C1C}">
                           <a14:useLocalDpi xmlns:a14="http://schemas.microsoft.com/office/drawing/2010/main" val="0"/>
@@ -13505,11 +14505,12 @@
       <w:r>
         <w:rPr>
           <w:rFonts w:ascii="Calibri" w:hAnsi="Calibri" w:cs="Calibri"/>
+          <w:noProof/>
           <w:rtl/>
           <w:lang w:bidi="fa-IR"/>
         </w:rPr>
         <w:drawing>
-          <wp:anchor distT="0" distB="0" distL="114300" distR="114300" simplePos="0" relativeHeight="251663360" behindDoc="0" locked="0" layoutInCell="1" allowOverlap="1" wp14:anchorId="0F0B2DCD" wp14:editId="4ED57AE1">
+          <wp:anchor distT="0" distB="0" distL="114300" distR="114300" simplePos="0" relativeHeight="251663360" behindDoc="0" locked="0" layoutInCell="1" allowOverlap="1" wp14:anchorId="0F0B2DCD" wp14:editId="37E4940D">
             <wp:simplePos x="0" y="0"/>
             <wp:positionH relativeFrom="column">
               <wp:posOffset>-56417</wp:posOffset>
@@ -13532,7 +14533,7 @@
                     <pic:cNvPicPr/>
                   </pic:nvPicPr>
                   <pic:blipFill>
-                    <a:blip r:embed="rId12" cstate="print">
+                    <a:blip r:embed="rId17" cstate="print">
                       <a:extLst>
                         <a:ext uri="{28A0092B-C50C-407E-A947-70E740481C1C}">
                           <a14:useLocalDpi xmlns:a14="http://schemas.microsoft.com/office/drawing/2010/main" val="0"/>
@@ -13712,21 +14713,7 @@
           <w:rFonts w:ascii="Calibri" w:hAnsi="Calibri" w:cs="Calibri"/>
           <w:rtl/>
         </w:rPr>
-        <w:t xml:space="preserve"> ثانیه‌ای بدون افزایش سکه، تماس تلفنی قطع شد</w:t>
-      </w:r>
-      <w:r>
-        <w:rPr>
-          <w:rFonts w:ascii="Calibri" w:hAnsi="Calibri" w:cs="Calibri" w:hint="cs"/>
-          <w:rtl/>
-        </w:rPr>
-        <w:t xml:space="preserve"> (</w:t>
-      </w:r>
-      <w:r>
-        <w:rPr>
-          <w:rFonts w:ascii="Calibri" w:hAnsi="Calibri" w:cs="Calibri"/>
-          <w:rtl/>
-        </w:rPr>
-        <w:t>چراغ</w:t>
+        <w:t xml:space="preserve"> ثانیه‌ای بدون افزایش سکه، تماس تلفنی قطع شد (چراغ</w:t>
       </w:r>
       <w:r>
         <w:rPr>
@@ -13740,21 +14727,7 @@
           <w:rFonts w:ascii="Calibri" w:hAnsi="Calibri" w:cs="Calibri"/>
           <w:rtl/>
         </w:rPr>
-        <w:t>خاموش می‌شود</w:t>
-      </w:r>
-      <w:r>
-        <w:rPr>
-          <w:rFonts w:ascii="Calibri" w:hAnsi="Calibri" w:cs="Calibri" w:hint="cs"/>
-          <w:rtl/>
-        </w:rPr>
-        <w:t xml:space="preserve">) </w:t>
-      </w:r>
-      <w:r>
-        <w:rPr>
-          <w:rFonts w:ascii="Calibri" w:hAnsi="Calibri" w:cs="Calibri"/>
-          <w:rtl/>
-        </w:rPr>
-        <w:t>و سیستم در وضعیت</w:t>
+        <w:t>خاموش می‌شود) و سیستم در وضعیت</w:t>
       </w:r>
       <w:r>
         <w:rPr>
@@ -13793,7 +14766,7 @@
       </w:r>
       <w:r>
         <w:rPr>
-          <w:rFonts w:ascii="Calibri" w:hAnsi="Calibri" w:cs="Calibri" w:hint="cs"/>
+          <w:rFonts w:ascii="Calibri" w:hAnsi="Calibri" w:cs="Calibri"/>
           <w:rtl/>
           <w:lang w:bidi="fa-IR"/>
         </w:rPr>
@@ -13808,7 +14781,7 @@
       </w:r>
       <w:r>
         <w:rPr>
-          <w:rFonts w:ascii="Calibri" w:hAnsi="Calibri" w:cs="Calibri" w:hint="cs"/>
+          <w:rFonts w:ascii="Calibri" w:hAnsi="Calibri" w:cs="Calibri"/>
           <w:rtl/>
           <w:lang w:bidi="fa-IR"/>
         </w:rPr>
@@ -13827,6 +14800,7 @@
       <w:r>
         <w:rPr>
           <w:rFonts w:ascii="Calibri" w:hAnsi="Calibri" w:cs="Calibri"/>
+          <w:noProof/>
           <w:rtl/>
           <w:lang w:bidi="fa-IR"/>
         </w:rPr>
@@ -13846,7 +14820,7 @@
                     <pic:cNvPicPr/>
                   </pic:nvPicPr>
                   <pic:blipFill>
-                    <a:blip r:embed="rId13"/>
+                    <a:blip r:embed="rId18"/>
                     <a:stretch>
                       <a:fillRect/>
                     </a:stretch>
@@ -13868,8 +14842,8 @@
       </w:r>
     </w:p>
     <w:sectPr>
-      <w:headerReference w:type="default" r:id="rId14"/>
-      <w:footerReference w:type="default" r:id="rId15"/>
+      <w:headerReference w:type="default" r:id="rId19"/>
+      <w:footerReference w:type="default" r:id="rId20"/>
       <w:pgSz w:w="12240" w:h="15840"/>
       <w:pgMar w:top="1440" w:right="1440" w:bottom="1440" w:left="1440" w:header="720" w:footer="720" w:gutter="0"/>
       <w:cols w:space="720"/>
@@ -13880,7 +14854,7 @@
 </file>
 
 <file path=word/endnotes.xml><?xml version="1.0" encoding="utf-8"?>
-<w:endnotes xmlns:wpc="http://schemas.microsoft.com/office/word/2010/wordprocessingCanvas" xmlns:cx="http://schemas.microsoft.com/office/drawing/2014/chartex" xmlns:cx1="http://schemas.microsoft.com/office/drawing/2015/9/8/chartex" xmlns:cx2="http://schemas.microsoft.com/office/drawing/2015/10/21/chartex" xmlns:cx3="http://schemas.microsoft.com/office/drawing/2016/5/9/chartex" xmlns:cx4="http://schemas.microsoft.com/office/drawing/2016/5/10/chartex" xmlns:cx5="http://schemas.microsoft.com/office/drawing/2016/5/11/chartex" xmlns:cx6="http://schemas.microsoft.com/office/drawing/2016/5/12/chartex" xmlns:cx7="http://schemas.microsoft.com/office/drawing/2016/5/13/chartex" xmlns:cx8="http://schemas.microsoft.com/office/drawing/2016/5/14/chartex" xmlns:mc="http://schemas.openxmlformats.org/markup-compatibility/2006" xmlns:aink="http://schemas.microsoft.com/office/drawing/2016/ink" xmlns:am3d="http://schemas.microsoft.com/office/drawing/2017/model3d" xmlns:o="urn:schemas-microsoft-com:office:office" xmlns:oel="http://schemas.microsoft.com/office/2019/extlst" xmlns:r="http://schemas.openxmlformats.org/officeDocument/2006/relationships" xmlns:m="http://schemas.openxmlformats.org/officeDocument/2006/math" xmlns:v="urn:schemas-microsoft-com:vml" xmlns:wp14="http://schemas.microsoft.com/office/word/2010/wordprocessingDrawing" xmlns:wp="http://schemas.openxmlformats.org/drawingml/2006/wordprocessingDrawing" xmlns:w10="urn:schemas-microsoft-com:office:word" xmlns:w="http://schemas.openxmlformats.org/wordprocessingml/2006/main" xmlns:w14="http://schemas.microsoft.com/office/word/2010/wordml" xmlns:w15="http://schemas.microsoft.com/office/word/2012/wordml" xmlns:w16cei="http://schemas.microsoft.com/office/word/2026/wordml/cei" xmlns:w16cex="http://schemas.microsoft.com/office/word/2018/wordml/cex" xmlns:w16cid="http://schemas.microsoft.com/office/word/2016/wordml/cid" xmlns:w16="http://schemas.microsoft.com/office/word/2018/wordml" xmlns:w16du="http://schemas.microsoft.com/office/word/2023/wordml/word16du" xmlns:w16sdtdh="http://schemas.microsoft.com/office/word/2020/wordml/sdtdatahash" xmlns:w16sdtfl="http://schemas.microsoft.com/office/word/2024/wordml/sdtformatlock" xmlns:w16se="http://schemas.microsoft.com/office/word/2015/wordml/symex" xmlns:wpg="http://schemas.microsoft.com/office/word/2010/wordprocessingGroup" xmlns:wpi="http://schemas.microsoft.com/office/word/2010/wordprocessingInk" xmlns:wne="http://schemas.microsoft.com/office/word/2006/wordml" xmlns:wps="http://schemas.microsoft.com/office/word/2010/wordprocessingShape" mc:Ignorable="w14 w15 w16se w16cid w16 w16cex w16sdtdh w16sdtfl w16du wp14">
+<w:endnotes xmlns:wpc="http://schemas.microsoft.com/office/word/2010/wordprocessingCanvas" xmlns:cx="http://schemas.microsoft.com/office/drawing/2014/chartex" xmlns:cx1="http://schemas.microsoft.com/office/drawing/2015/9/8/chartex" xmlns:cx2="http://schemas.microsoft.com/office/drawing/2015/10/21/chartex" xmlns:cx3="http://schemas.microsoft.com/office/drawing/2016/5/9/chartex" xmlns:cx4="http://schemas.microsoft.com/office/drawing/2016/5/10/chartex" xmlns:cx5="http://schemas.microsoft.com/office/drawing/2016/5/11/chartex" xmlns:cx6="http://schemas.microsoft.com/office/drawing/2016/5/12/chartex" xmlns:cx7="http://schemas.microsoft.com/office/drawing/2016/5/13/chartex" xmlns:cx8="http://schemas.microsoft.com/office/drawing/2016/5/14/chartex" xmlns:mc="http://schemas.openxmlformats.org/markup-compatibility/2006" xmlns:aink="http://schemas.microsoft.com/office/drawing/2016/ink" xmlns:am3d="http://schemas.microsoft.com/office/drawing/2017/model3d" xmlns:o="urn:schemas-microsoft-com:office:office" xmlns:oel="http://schemas.microsoft.com/office/2019/extlst" xmlns:r="http://schemas.openxmlformats.org/officeDocument/2006/relationships" xmlns:m="http://schemas.openxmlformats.org/officeDocument/2006/math" xmlns:v="urn:schemas-microsoft-com:vml" xmlns:wp14="http://schemas.microsoft.com/office/word/2010/wordprocessingDrawing" xmlns:wp="http://schemas.openxmlformats.org/drawingml/2006/wordprocessingDrawing" xmlns:w10="urn:schemas-microsoft-com:office:word" xmlns:w="http://schemas.openxmlformats.org/wordprocessingml/2006/main" xmlns:w14="http://schemas.microsoft.com/office/word/2010/wordml" xmlns:w15="http://schemas.microsoft.com/office/word/2012/wordml" xmlns:w16cex="http://schemas.microsoft.com/office/word/2018/wordml/cex" xmlns:w16cid="http://schemas.microsoft.com/office/word/2016/wordml/cid" xmlns:w16="http://schemas.microsoft.com/office/word/2018/wordml" xmlns:w16du="http://schemas.microsoft.com/office/word/2023/wordml/word16du" xmlns:w16sdtdh="http://schemas.microsoft.com/office/word/2020/wordml/sdtdatahash" xmlns:w16sdtfl="http://schemas.microsoft.com/office/word/2024/wordml/sdtformatlock" xmlns:w16se="http://schemas.microsoft.com/office/word/2015/wordml/symex" xmlns:wpg="http://schemas.microsoft.com/office/word/2010/wordprocessingGroup" xmlns:wpi="http://schemas.microsoft.com/office/word/2010/wordprocessingInk" xmlns:wne="http://schemas.microsoft.com/office/word/2006/wordml" xmlns:wps="http://schemas.microsoft.com/office/word/2010/wordprocessingShape" mc:Ignorable="w14 w15 w16se w16cid w16 w16cex w16sdtdh w16sdtfl w16du wp14">
   <w:endnote w:type="separator" w:id="-1">
     <w:p>
       <w:pPr>
@@ -13905,7 +14879,7 @@
 </file>
 
 <file path=word/footer1.xml><?xml version="1.0" encoding="utf-8"?>
-<w:ftr xmlns:wpc="http://schemas.microsoft.com/office/word/2010/wordprocessingCanvas" xmlns:cx="http://schemas.microsoft.com/office/drawing/2014/chartex" xmlns:cx1="http://schemas.microsoft.com/office/drawing/2015/9/8/chartex" xmlns:cx2="http://schemas.microsoft.com/office/drawing/2015/10/21/chartex" xmlns:cx3="http://schemas.microsoft.com/office/drawing/2016/5/9/chartex" xmlns:cx4="http://schemas.microsoft.com/office/drawing/2016/5/10/chartex" xmlns:cx5="http://schemas.microsoft.com/office/drawing/2016/5/11/chartex" xmlns:cx6="http://schemas.microsoft.com/office/drawing/2016/5/12/chartex" xmlns:cx7="http://schemas.microsoft.com/office/drawing/2016/5/13/chartex" xmlns:cx8="http://schemas.microsoft.com/office/drawing/2016/5/14/chartex" xmlns:mc="http://schemas.openxmlformats.org/markup-compatibility/2006" xmlns:aink="http://schemas.microsoft.com/office/drawing/2016/ink" xmlns:am3d="http://schemas.microsoft.com/office/drawing/2017/model3d" xmlns:o="urn:schemas-microsoft-com:office:office" xmlns:oel="http://schemas.microsoft.com/office/2019/extlst" xmlns:r="http://schemas.openxmlformats.org/officeDocument/2006/relationships" xmlns:m="http://schemas.openxmlformats.org/officeDocument/2006/math" xmlns:v="urn:schemas-microsoft-com:vml" xmlns:wp14="http://schemas.microsoft.com/office/word/2010/wordprocessingDrawing" xmlns:wp="http://schemas.openxmlformats.org/drawingml/2006/wordprocessingDrawing" xmlns:w10="urn:schemas-microsoft-com:office:word" xmlns:w="http://schemas.openxmlformats.org/wordprocessingml/2006/main" xmlns:w14="http://schemas.microsoft.com/office/word/2010/wordml" xmlns:w15="http://schemas.microsoft.com/office/word/2012/wordml" xmlns:w16cei="http://schemas.microsoft.com/office/word/2026/wordml/cei" xmlns:w16cex="http://schemas.microsoft.com/office/word/2018/wordml/cex" xmlns:w16cid="http://schemas.microsoft.com/office/word/2016/wordml/cid" xmlns:w16="http://schemas.microsoft.com/office/word/2018/wordml" xmlns:w16du="http://schemas.microsoft.com/office/word/2023/wordml/word16du" xmlns:w16sdtdh="http://schemas.microsoft.com/office/word/2020/wordml/sdtdatahash" xmlns:w16sdtfl="http://schemas.microsoft.com/office/word/2024/wordml/sdtformatlock" xmlns:w16se="http://schemas.microsoft.com/office/word/2015/wordml/symex" xmlns:wpg="http://schemas.microsoft.com/office/word/2010/wordprocessingGroup" xmlns:wpi="http://schemas.microsoft.com/office/word/2010/wordprocessingInk" xmlns:wne="http://schemas.microsoft.com/office/word/2006/wordml" xmlns:wps="http://schemas.microsoft.com/office/word/2010/wordprocessingShape" mc:Ignorable="w14 w15 w16se w16cid w16 w16cex w16sdtdh w16sdtfl w16du wp14">
+<w:ftr xmlns:wpc="http://schemas.microsoft.com/office/word/2010/wordprocessingCanvas" xmlns:cx="http://schemas.microsoft.com/office/drawing/2014/chartex" xmlns:cx1="http://schemas.microsoft.com/office/drawing/2015/9/8/chartex" xmlns:cx2="http://schemas.microsoft.com/office/drawing/2015/10/21/chartex" xmlns:cx3="http://schemas.microsoft.com/office/drawing/2016/5/9/chartex" xmlns:cx4="http://schemas.microsoft.com/office/drawing/2016/5/10/chartex" xmlns:cx5="http://schemas.microsoft.com/office/drawing/2016/5/11/chartex" xmlns:cx6="http://schemas.microsoft.com/office/drawing/2016/5/12/chartex" xmlns:cx7="http://schemas.microsoft.com/office/drawing/2016/5/13/chartex" xmlns:cx8="http://schemas.microsoft.com/office/drawing/2016/5/14/chartex" xmlns:mc="http://schemas.openxmlformats.org/markup-compatibility/2006" xmlns:aink="http://schemas.microsoft.com/office/drawing/2016/ink" xmlns:am3d="http://schemas.microsoft.com/office/drawing/2017/model3d" xmlns:o="urn:schemas-microsoft-com:office:office" xmlns:oel="http://schemas.microsoft.com/office/2019/extlst" xmlns:r="http://schemas.openxmlformats.org/officeDocument/2006/relationships" xmlns:m="http://schemas.openxmlformats.org/officeDocument/2006/math" xmlns:v="urn:schemas-microsoft-com:vml" xmlns:wp14="http://schemas.microsoft.com/office/word/2010/wordprocessingDrawing" xmlns:wp="http://schemas.openxmlformats.org/drawingml/2006/wordprocessingDrawing" xmlns:w10="urn:schemas-microsoft-com:office:word" xmlns:w="http://schemas.openxmlformats.org/wordprocessingml/2006/main" xmlns:w14="http://schemas.microsoft.com/office/word/2010/wordml" xmlns:w15="http://schemas.microsoft.com/office/word/2012/wordml" xmlns:w16cex="http://schemas.microsoft.com/office/word/2018/wordml/cex" xmlns:w16cid="http://schemas.microsoft.com/office/word/2016/wordml/cid" xmlns:w16="http://schemas.microsoft.com/office/word/2018/wordml" xmlns:w16du="http://schemas.microsoft.com/office/word/2023/wordml/word16du" xmlns:w16sdtdh="http://schemas.microsoft.com/office/word/2020/wordml/sdtdatahash" xmlns:w16sdtfl="http://schemas.microsoft.com/office/word/2024/wordml/sdtformatlock" xmlns:w16se="http://schemas.microsoft.com/office/word/2015/wordml/symex" xmlns:wpg="http://schemas.microsoft.com/office/word/2010/wordprocessingGroup" xmlns:wpi="http://schemas.microsoft.com/office/word/2010/wordprocessingInk" xmlns:wne="http://schemas.microsoft.com/office/word/2006/wordml" xmlns:wps="http://schemas.microsoft.com/office/word/2010/wordprocessingShape" mc:Ignorable="w14 w15 w16se w16cid w16 w16cex w16sdtdh w16sdtfl w16du wp14">
   <w:p>
     <w:pPr>
       <w:pStyle w:val="Footer"/>
@@ -13967,7 +14941,7 @@
 </file>
 
 <file path=word/footnotes.xml><?xml version="1.0" encoding="utf-8"?>
-<w:footnotes xmlns:wpc="http://schemas.microsoft.com/office/word/2010/wordprocessingCanvas" xmlns:cx="http://schemas.microsoft.com/office/drawing/2014/chartex" xmlns:cx1="http://schemas.microsoft.com/office/drawing/2015/9/8/chartex" xmlns:cx2="http://schemas.microsoft.com/office/drawing/2015/10/21/chartex" xmlns:cx3="http://schemas.microsoft.com/office/drawing/2016/5/9/chartex" xmlns:cx4="http://schemas.microsoft.com/office/drawing/2016/5/10/chartex" xmlns:cx5="http://schemas.microsoft.com/office/drawing/2016/5/11/chartex" xmlns:cx6="http://schemas.microsoft.com/office/drawing/2016/5/12/chartex" xmlns:cx7="http://schemas.microsoft.com/office/drawing/2016/5/13/chartex" xmlns:cx8="http://schemas.microsoft.com/office/drawing/2016/5/14/chartex" xmlns:mc="http://schemas.openxmlformats.org/markup-compatibility/2006" xmlns:aink="http://schemas.microsoft.com/office/drawing/2016/ink" xmlns:am3d="http://schemas.microsoft.com/office/drawing/2017/model3d" xmlns:o="urn:schemas-microsoft-com:office:office" xmlns:oel="http://schemas.microsoft.com/office/2019/extlst" xmlns:r="http://schemas.openxmlformats.org/officeDocument/2006/relationships" xmlns:m="http://schemas.openxmlformats.org/officeDocument/2006/math" xmlns:v="urn:schemas-microsoft-com:vml" xmlns:wp14="http://schemas.microsoft.com/office/word/2010/wordprocessingDrawing" xmlns:wp="http://schemas.openxmlformats.org/drawingml/2006/wordprocessingDrawing" xmlns:w10="urn:schemas-microsoft-com:office:word" xmlns:w="http://schemas.openxmlformats.org/wordprocessingml/2006/main" xmlns:w14="http://schemas.microsoft.com/office/word/2010/wordml" xmlns:w15="http://schemas.microsoft.com/office/word/2012/wordml" xmlns:w16cei="http://schemas.microsoft.com/office/word/2026/wordml/cei" xmlns:w16cex="http://schemas.microsoft.com/office/word/2018/wordml/cex" xmlns:w16cid="http://schemas.microsoft.com/office/word/2016/wordml/cid" xmlns:w16="http://schemas.microsoft.com/office/word/2018/wordml" xmlns:w16du="http://schemas.microsoft.com/office/word/2023/wordml/word16du" xmlns:w16sdtdh="http://schemas.microsoft.com/office/word/2020/wordml/sdtdatahash" xmlns:w16sdtfl="http://schemas.microsoft.com/office/word/2024/wordml/sdtformatlock" xmlns:w16se="http://schemas.microsoft.com/office/word/2015/wordml/symex" xmlns:wpg="http://schemas.microsoft.com/office/word/2010/wordprocessingGroup" xmlns:wpi="http://schemas.microsoft.com/office/word/2010/wordprocessingInk" xmlns:wne="http://schemas.microsoft.com/office/word/2006/wordml" xmlns:wps="http://schemas.microsoft.com/office/word/2010/wordprocessingShape" mc:Ignorable="w14 w15 w16se w16cid w16 w16cex w16sdtdh w16sdtfl w16du wp14">
+<w:footnotes xmlns:wpc="http://schemas.microsoft.com/office/word/2010/wordprocessingCanvas" xmlns:cx="http://schemas.microsoft.com/office/drawing/2014/chartex" xmlns:cx1="http://schemas.microsoft.com/office/drawing/2015/9/8/chartex" xmlns:cx2="http://schemas.microsoft.com/office/drawing/2015/10/21/chartex" xmlns:cx3="http://schemas.microsoft.com/office/drawing/2016/5/9/chartex" xmlns:cx4="http://schemas.microsoft.com/office/drawing/2016/5/10/chartex" xmlns:cx5="http://schemas.microsoft.com/office/drawing/2016/5/11/chartex" xmlns:cx6="http://schemas.microsoft.com/office/drawing/2016/5/12/chartex" xmlns:cx7="http://schemas.microsoft.com/office/drawing/2016/5/13/chartex" xmlns:cx8="http://schemas.microsoft.com/office/drawing/2016/5/14/chartex" xmlns:mc="http://schemas.openxmlformats.org/markup-compatibility/2006" xmlns:aink="http://schemas.microsoft.com/office/drawing/2016/ink" xmlns:am3d="http://schemas.microsoft.com/office/drawing/2017/model3d" xmlns:o="urn:schemas-microsoft-com:office:office" xmlns:oel="http://schemas.microsoft.com/office/2019/extlst" xmlns:r="http://schemas.openxmlformats.org/officeDocument/2006/relationships" xmlns:m="http://schemas.openxmlformats.org/officeDocument/2006/math" xmlns:v="urn:schemas-microsoft-com:vml" xmlns:wp14="http://schemas.microsoft.com/office/word/2010/wordprocessingDrawing" xmlns:wp="http://schemas.openxmlformats.org/drawingml/2006/wordprocessingDrawing" xmlns:w10="urn:schemas-microsoft-com:office:word" xmlns:w="http://schemas.openxmlformats.org/wordprocessingml/2006/main" xmlns:w14="http://schemas.microsoft.com/office/word/2010/wordml" xmlns:w15="http://schemas.microsoft.com/office/word/2012/wordml" xmlns:w16cex="http://schemas.microsoft.com/office/word/2018/wordml/cex" xmlns:w16cid="http://schemas.microsoft.com/office/word/2016/wordml/cid" xmlns:w16="http://schemas.microsoft.com/office/word/2018/wordml" xmlns:w16du="http://schemas.microsoft.com/office/word/2023/wordml/word16du" xmlns:w16sdtdh="http://schemas.microsoft.com/office/word/2020/wordml/sdtdatahash" xmlns:w16sdtfl="http://schemas.microsoft.com/office/word/2024/wordml/sdtformatlock" xmlns:w16se="http://schemas.microsoft.com/office/word/2015/wordml/symex" xmlns:wpg="http://schemas.microsoft.com/office/word/2010/wordprocessingGroup" xmlns:wpi="http://schemas.microsoft.com/office/word/2010/wordprocessingInk" xmlns:wne="http://schemas.microsoft.com/office/word/2006/wordml" xmlns:wps="http://schemas.microsoft.com/office/word/2010/wordprocessingShape" mc:Ignorable="w14 w15 w16se w16cid w16 w16cex w16sdtdh w16sdtfl w16du wp14">
   <w:footnote w:type="separator" w:id="-1">
     <w:p>
       <w:pPr>
@@ -13992,7 +14966,7 @@
 </file>
 
 <file path=word/header1.xml><?xml version="1.0" encoding="utf-8"?>
-<w:hdr xmlns:wpc="http://schemas.microsoft.com/office/word/2010/wordprocessingCanvas" xmlns:cx="http://schemas.microsoft.com/office/drawing/2014/chartex" xmlns:cx1="http://schemas.microsoft.com/office/drawing/2015/9/8/chartex" xmlns:cx2="http://schemas.microsoft.com/office/drawing/2015/10/21/chartex" xmlns:cx3="http://schemas.microsoft.com/office/drawing/2016/5/9/chartex" xmlns:cx4="http://schemas.microsoft.com/office/drawing/2016/5/10/chartex" xmlns:cx5="http://schemas.microsoft.com/office/drawing/2016/5/11/chartex" xmlns:cx6="http://schemas.microsoft.com/office/drawing/2016/5/12/chartex" xmlns:cx7="http://schemas.microsoft.com/office/drawing/2016/5/13/chartex" xmlns:cx8="http://schemas.microsoft.com/office/drawing/2016/5/14/chartex" xmlns:mc="http://schemas.openxmlformats.org/markup-compatibility/2006" xmlns:aink="http://schemas.microsoft.com/office/drawing/2016/ink" xmlns:am3d="http://schemas.microsoft.com/office/drawing/2017/model3d" xmlns:o="urn:schemas-microsoft-com:office:office" xmlns:oel="http://schemas.microsoft.com/office/2019/extlst" xmlns:r="http://schemas.openxmlformats.org/officeDocument/2006/relationships" xmlns:m="http://schemas.openxmlformats.org/officeDocument/2006/math" xmlns:v="urn:schemas-microsoft-com:vml" xmlns:wp14="http://schemas.microsoft.com/office/word/2010/wordprocessingDrawing" xmlns:wp="http://schemas.openxmlformats.org/drawingml/2006/wordprocessingDrawing" xmlns:w10="urn:schemas-microsoft-com:office:word" xmlns:w="http://schemas.openxmlformats.org/wordprocessingml/2006/main" xmlns:w14="http://schemas.microsoft.com/office/word/2010/wordml" xmlns:w15="http://schemas.microsoft.com/office/word/2012/wordml" xmlns:w16cei="http://schemas.microsoft.com/office/word/2026/wordml/cei" xmlns:w16cex="http://schemas.microsoft.com/office/word/2018/wordml/cex" xmlns:w16cid="http://schemas.microsoft.com/office/word/2016/wordml/cid" xmlns:w16="http://schemas.microsoft.com/office/word/2018/wordml" xmlns:w16du="http://schemas.microsoft.com/office/word/2023/wordml/word16du" xmlns:w16sdtdh="http://schemas.microsoft.com/office/word/2020/wordml/sdtdatahash" xmlns:w16sdtfl="http://schemas.microsoft.com/office/word/2024/wordml/sdtformatlock" xmlns:w16se="http://schemas.microsoft.com/office/word/2015/wordml/symex" xmlns:wpg="http://schemas.microsoft.com/office/word/2010/wordprocessingGroup" xmlns:wpi="http://schemas.microsoft.com/office/word/2010/wordprocessingInk" xmlns:wne="http://schemas.microsoft.com/office/word/2006/wordml" xmlns:wps="http://schemas.microsoft.com/office/word/2010/wordprocessingShape" mc:Ignorable="w14 w15 w16se w16cid w16 w16cex w16sdtdh w16sdtfl w16du wp14">
+<w:hdr xmlns:wpc="http://schemas.microsoft.com/office/word/2010/wordprocessingCanvas" xmlns:cx="http://schemas.microsoft.com/office/drawing/2014/chartex" xmlns:cx1="http://schemas.microsoft.com/office/drawing/2015/9/8/chartex" xmlns:cx2="http://schemas.microsoft.com/office/drawing/2015/10/21/chartex" xmlns:cx3="http://schemas.microsoft.com/office/drawing/2016/5/9/chartex" xmlns:cx4="http://schemas.microsoft.com/office/drawing/2016/5/10/chartex" xmlns:cx5="http://schemas.microsoft.com/office/drawing/2016/5/11/chartex" xmlns:cx6="http://schemas.microsoft.com/office/drawing/2016/5/12/chartex" xmlns:cx7="http://schemas.microsoft.com/office/drawing/2016/5/13/chartex" xmlns:cx8="http://schemas.microsoft.com/office/drawing/2016/5/14/chartex" xmlns:mc="http://schemas.openxmlformats.org/markup-compatibility/2006" xmlns:aink="http://schemas.microsoft.com/office/drawing/2016/ink" xmlns:am3d="http://schemas.microsoft.com/office/drawing/2017/model3d" xmlns:o="urn:schemas-microsoft-com:office:office" xmlns:oel="http://schemas.microsoft.com/office/2019/extlst" xmlns:r="http://schemas.openxmlformats.org/officeDocument/2006/relationships" xmlns:m="http://schemas.openxmlformats.org/officeDocument/2006/math" xmlns:v="urn:schemas-microsoft-com:vml" xmlns:wp14="http://schemas.microsoft.com/office/word/2010/wordprocessingDrawing" xmlns:wp="http://schemas.openxmlformats.org/drawingml/2006/wordprocessingDrawing" xmlns:w10="urn:schemas-microsoft-com:office:word" xmlns:w="http://schemas.openxmlformats.org/wordprocessingml/2006/main" xmlns:w14="http://schemas.microsoft.com/office/word/2010/wordml" xmlns:w15="http://schemas.microsoft.com/office/word/2012/wordml" xmlns:w16cex="http://schemas.microsoft.com/office/word/2018/wordml/cex" xmlns:w16cid="http://schemas.microsoft.com/office/word/2016/wordml/cid" xmlns:w16="http://schemas.microsoft.com/office/word/2018/wordml" xmlns:w16du="http://schemas.microsoft.com/office/word/2023/wordml/word16du" xmlns:w16sdtdh="http://schemas.microsoft.com/office/word/2020/wordml/sdtdatahash" xmlns:w16sdtfl="http://schemas.microsoft.com/office/word/2024/wordml/sdtformatlock" xmlns:w16se="http://schemas.microsoft.com/office/word/2015/wordml/symex" xmlns:wpg="http://schemas.microsoft.com/office/word/2010/wordprocessingGroup" xmlns:wpi="http://schemas.microsoft.com/office/word/2010/wordprocessingInk" xmlns:wne="http://schemas.microsoft.com/office/word/2006/wordml" xmlns:wps="http://schemas.microsoft.com/office/word/2010/wordprocessingShape" mc:Ignorable="w14 w15 w16se w16cid w16 w16cex w16sdtdh w16sdtfl w16du wp14">
   <w:p>
     <w:pPr>
       <w:bidi/>
@@ -14026,10 +15000,9 @@
     </w:r>
     <w:r>
       <w:rPr>
-        <w:rFonts w:ascii="Calibri" w:eastAsia="Calibri" w:hAnsi="Calibri" w:cs="Calibri" w:hint="cs"/>
-        <w:rtl/>
+        <w:rFonts w:ascii="Calibri" w:eastAsia="Calibri" w:hAnsi="Calibri" w:cs="Calibri"/>
       </w:rPr>
-      <w:t>3</w:t>
+      <w:t>4</w:t>
     </w:r>
   </w:p>
   <w:p>
@@ -14052,7 +15025,7 @@
 </file>
 
 <file path=word/numbering.xml><?xml version="1.0" encoding="utf-8"?>
-<w:numbering xmlns:wpc="http://schemas.microsoft.com/office/word/2010/wordprocessingCanvas" xmlns:cx="http://schemas.microsoft.com/office/drawing/2014/chartex" xmlns:cx1="http://schemas.microsoft.com/office/drawing/2015/9/8/chartex" xmlns:cx2="http://schemas.microsoft.com/office/drawing/2015/10/21/chartex" xmlns:cx3="http://schemas.microsoft.com/office/drawing/2016/5/9/chartex" xmlns:cx4="http://schemas.microsoft.com/office/drawing/2016/5/10/chartex" xmlns:cx5="http://schemas.microsoft.com/office/drawing/2016/5/11/chartex" xmlns:cx6="http://schemas.microsoft.com/office/drawing/2016/5/12/chartex" xmlns:cx7="http://schemas.microsoft.com/office/drawing/2016/5/13/chartex" xmlns:cx8="http://schemas.microsoft.com/office/drawing/2016/5/14/chartex" xmlns:mc="http://schemas.openxmlformats.org/markup-compatibility/2006" xmlns:aink="http://schemas.microsoft.com/office/drawing/2016/ink" xmlns:am3d="http://schemas.microsoft.com/office/drawing/2017/model3d" xmlns:o="urn:schemas-microsoft-com:office:office" xmlns:oel="http://schemas.microsoft.com/office/2019/extlst" xmlns:r="http://schemas.openxmlformats.org/officeDocument/2006/relationships" xmlns:m="http://schemas.openxmlformats.org/officeDocument/2006/math" xmlns:v="urn:schemas-microsoft-com:vml" xmlns:wp14="http://schemas.microsoft.com/office/word/2010/wordprocessingDrawing" xmlns:wp="http://schemas.openxmlformats.org/drawingml/2006/wordprocessingDrawing" xmlns:w10="urn:schemas-microsoft-com:office:word" xmlns:w="http://schemas.openxmlformats.org/wordprocessingml/2006/main" xmlns:w14="http://schemas.microsoft.com/office/word/2010/wordml" xmlns:w15="http://schemas.microsoft.com/office/word/2012/wordml" xmlns:w16cei="http://schemas.microsoft.com/office/word/2026/wordml/cei" xmlns:w16cex="http://schemas.microsoft.com/office/word/2018/wordml/cex" xmlns:w16cid="http://schemas.microsoft.com/office/word/2016/wordml/cid" xmlns:w16="http://schemas.microsoft.com/office/word/2018/wordml" xmlns:w16du="http://schemas.microsoft.com/office/word/2023/wordml/word16du" xmlns:w16sdtdh="http://schemas.microsoft.com/office/word/2020/wordml/sdtdatahash" xmlns:w16sdtfl="http://schemas.microsoft.com/office/word/2024/wordml/sdtformatlock" xmlns:w16se="http://schemas.microsoft.com/office/word/2015/wordml/symex" xmlns:wpg="http://schemas.microsoft.com/office/word/2010/wordprocessingGroup" xmlns:wpi="http://schemas.microsoft.com/office/word/2010/wordprocessingInk" xmlns:wne="http://schemas.microsoft.com/office/word/2006/wordml" xmlns:wps="http://schemas.microsoft.com/office/word/2010/wordprocessingShape" mc:Ignorable="w14 w15 w16se w16cid w16 w16cex w16sdtdh w16sdtfl w16du wp14">
+<w:numbering xmlns:wpc="http://schemas.microsoft.com/office/word/2010/wordprocessingCanvas" xmlns:cx="http://schemas.microsoft.com/office/drawing/2014/chartex" xmlns:cx1="http://schemas.microsoft.com/office/drawing/2015/9/8/chartex" xmlns:cx2="http://schemas.microsoft.com/office/drawing/2015/10/21/chartex" xmlns:cx3="http://schemas.microsoft.com/office/drawing/2016/5/9/chartex" xmlns:cx4="http://schemas.microsoft.com/office/drawing/2016/5/10/chartex" xmlns:cx5="http://schemas.microsoft.com/office/drawing/2016/5/11/chartex" xmlns:cx6="http://schemas.microsoft.com/office/drawing/2016/5/12/chartex" xmlns:cx7="http://schemas.microsoft.com/office/drawing/2016/5/13/chartex" xmlns:cx8="http://schemas.microsoft.com/office/drawing/2016/5/14/chartex" xmlns:mc="http://schemas.openxmlformats.org/markup-compatibility/2006" xmlns:aink="http://schemas.microsoft.com/office/drawing/2016/ink" xmlns:am3d="http://schemas.microsoft.com/office/drawing/2017/model3d" xmlns:o="urn:schemas-microsoft-com:office:office" xmlns:oel="http://schemas.microsoft.com/office/2019/extlst" xmlns:r="http://schemas.openxmlformats.org/officeDocument/2006/relationships" xmlns:m="http://schemas.openxmlformats.org/officeDocument/2006/math" xmlns:v="urn:schemas-microsoft-com:vml" xmlns:wp14="http://schemas.microsoft.com/office/word/2010/wordprocessingDrawing" xmlns:wp="http://schemas.openxmlformats.org/drawingml/2006/wordprocessingDrawing" xmlns:w10="urn:schemas-microsoft-com:office:word" xmlns:w="http://schemas.openxmlformats.org/wordprocessingml/2006/main" xmlns:w14="http://schemas.microsoft.com/office/word/2010/wordml" xmlns:w15="http://schemas.microsoft.com/office/word/2012/wordml" xmlns:w16cex="http://schemas.microsoft.com/office/word/2018/wordml/cex" xmlns:w16cid="http://schemas.microsoft.com/office/word/2016/wordml/cid" xmlns:w16="http://schemas.microsoft.com/office/word/2018/wordml" xmlns:w16du="http://schemas.microsoft.com/office/word/2023/wordml/word16du" xmlns:w16sdtdh="http://schemas.microsoft.com/office/word/2020/wordml/sdtdatahash" xmlns:w16sdtfl="http://schemas.microsoft.com/office/word/2024/wordml/sdtformatlock" xmlns:w16se="http://schemas.microsoft.com/office/word/2015/wordml/symex" xmlns:wpg="http://schemas.microsoft.com/office/word/2010/wordprocessingGroup" xmlns:wpi="http://schemas.microsoft.com/office/word/2010/wordprocessingInk" xmlns:wne="http://schemas.microsoft.com/office/word/2006/wordml" xmlns:wps="http://schemas.microsoft.com/office/word/2010/wordprocessingShape" mc:Ignorable="w14 w15 w16se w16cid w16 w16cex w16sdtdh w16sdtfl w16du wp14">
   <w:abstractNum w:abstractNumId="0" w15:restartNumberingAfterBreak="0">
     <w:nsid w:val="025409D5"/>
     <w:multiLevelType w:val="hybridMultilevel"/>
@@ -14873,6 +15846,7 @@
   <w:style w:type="table" w:default="1" w:styleId="TableNormal">
     <w:name w:val="Normal Table"/>
     <w:uiPriority w:val="99"/>
+    <w:semiHidden/>
     <w:unhideWhenUsed/>
     <w:tblPr>
       <w:tblInd w:w="0" w:type="dxa"/>

--- a/E4/Az4.docx
+++ b/E4/Az4.docx
@@ -449,6 +449,7 @@
       <w:r>
         <w:rPr>
           <w:rFonts w:ascii="Calibri" w:hAnsi="Calibri" w:cs="Calibri"/>
+          <w:noProof/>
         </w:rPr>
         <w:drawing>
           <wp:inline distT="0" distB="0" distL="0" distR="0" wp14:anchorId="095449B5" wp14:editId="4CF30E25">
@@ -824,42 +825,21 @@
     <w:p>
       <w:pPr>
         <w:bidi/>
+      </w:pPr>
+      <w:r>
         <w:rPr>
           <w:rFonts w:ascii="Calibri" w:eastAsiaTheme="minorEastAsia" w:hAnsi="Calibri" w:cs="Calibri"/>
           <w:noProof/>
-        </w:rPr>
-      </w:pPr>
+          <w:rtl/>
+        </w:rPr>
+        <w:t>سپس با ایجاد تمام شروط وارد حالت آبگیری می‌شود</w:t>
+      </w:r>
       <w:r>
         <w:rPr>
           <w:rFonts w:ascii="Calibri" w:eastAsiaTheme="minorEastAsia" w:hAnsi="Calibri" w:cs="Calibri"/>
           <w:noProof/>
-          <w:rtl/>
-        </w:rPr>
-        <w:t>سپس با ایجاد تمام شروط وارد حالت آبگیری می‌شود.</w:t>
-      </w:r>
-      <w:r>
-        <w:rPr>
-          <w:rFonts w:ascii="Calibri" w:eastAsiaTheme="minorEastAsia" w:hAnsi="Calibri" w:cs="Calibri"/>
-          <w:noProof/>
-          <w:rtl/>
-        </w:rPr>
-        <w:br/>
-        <w:t xml:space="preserve">اینجا فانکشن صفر بوده پس وارد حالت </w:t>
-      </w:r>
-      <w:r>
-        <w:rPr>
-          <w:rFonts w:ascii="Calibri" w:eastAsiaTheme="minorEastAsia" w:hAnsi="Calibri" w:cs="Calibri"/>
-          <w:noProof/>
-        </w:rPr>
-        <w:t>Heat</w:t>
-      </w:r>
-      <w:r>
-        <w:rPr>
-          <w:rFonts w:ascii="Calibri" w:eastAsiaTheme="minorEastAsia" w:hAnsi="Calibri" w:cs="Calibri"/>
-          <w:noProof/>
-          <w:rtl/>
-        </w:rPr>
-        <w:t xml:space="preserve"> نمیشود.</w:t>
+        </w:rPr>
+        <w:t>:</w:t>
       </w:r>
     </w:p>
     <w:p>
@@ -868,104 +848,8 @@
         <w:rPr>
           <w:rFonts w:ascii="Calibri" w:eastAsiaTheme="minorEastAsia" w:hAnsi="Calibri" w:cs="Calibri"/>
           <w:noProof/>
-          <w:rtl/>
         </w:rPr>
       </w:pPr>
-      <w:r>
-        <w:rPr>
-          <w:rFonts w:ascii="Calibri" w:eastAsiaTheme="minorEastAsia" w:hAnsi="Calibri" w:cs="Calibri"/>
-          <w:noProof/>
-          <w:rtl/>
-        </w:rPr>
-        <w:t xml:space="preserve">به </w:t>
-      </w:r>
-      <w:r>
-        <w:rPr>
-          <w:rFonts w:ascii="Calibri" w:eastAsiaTheme="minorEastAsia" w:hAnsi="Calibri" w:cs="Calibri"/>
-          <w:noProof/>
-        </w:rPr>
-        <w:t>Wash</w:t>
-      </w:r>
-      <w:r>
-        <w:rPr>
-          <w:rFonts w:ascii="Calibri" w:eastAsiaTheme="minorEastAsia" w:hAnsi="Calibri" w:cs="Calibri"/>
-          <w:noProof/>
-          <w:rtl/>
-        </w:rPr>
-        <w:t xml:space="preserve"> و بعد به ترتیب به </w:t>
-      </w:r>
-      <w:r>
-        <w:rPr>
-          <w:rFonts w:ascii="Calibri" w:eastAsiaTheme="minorEastAsia" w:hAnsi="Calibri" w:cs="Calibri"/>
-          <w:noProof/>
-        </w:rPr>
-        <w:t>Drain</w:t>
-      </w:r>
-      <w:r>
-        <w:rPr>
-          <w:rFonts w:ascii="Calibri" w:eastAsiaTheme="minorEastAsia" w:hAnsi="Calibri" w:cs="Calibri"/>
-          <w:noProof/>
-          <w:rtl/>
-        </w:rPr>
-        <w:t xml:space="preserve"> و </w:t>
-      </w:r>
-      <w:r>
-        <w:rPr>
-          <w:rFonts w:ascii="Calibri" w:eastAsiaTheme="minorEastAsia" w:hAnsi="Calibri" w:cs="Calibri"/>
-          <w:noProof/>
-        </w:rPr>
-        <w:t>Dry</w:t>
-      </w:r>
-      <w:r>
-        <w:rPr>
-          <w:rFonts w:ascii="Calibri" w:eastAsiaTheme="minorEastAsia" w:hAnsi="Calibri" w:cs="Calibri"/>
-          <w:noProof/>
-          <w:rtl/>
-        </w:rPr>
-        <w:t xml:space="preserve"> و </w:t>
-      </w:r>
-      <w:r>
-        <w:rPr>
-          <w:rFonts w:ascii="Calibri" w:eastAsiaTheme="minorEastAsia" w:hAnsi="Calibri" w:cs="Calibri"/>
-          <w:noProof/>
-        </w:rPr>
-        <w:t>Finish</w:t>
-      </w:r>
-      <w:r>
-        <w:rPr>
-          <w:rFonts w:ascii="Calibri" w:eastAsiaTheme="minorEastAsia" w:hAnsi="Calibri" w:cs="Calibri"/>
-          <w:noProof/>
-          <w:rtl/>
-        </w:rPr>
-        <w:t xml:space="preserve"> میرود.</w:t>
-      </w:r>
-    </w:p>
-    <w:p>
-      <w:pPr>
-        <w:bidi/>
-        <w:rPr>
-          <w:rFonts w:ascii="Calibri" w:eastAsiaTheme="minorEastAsia" w:hAnsi="Calibri" w:cs="Calibri"/>
-          <w:noProof/>
-        </w:rPr>
-      </w:pPr>
-      <w:r>
-        <w:rPr>
-          <w:rFonts w:ascii="Calibri" w:eastAsiaTheme="minorEastAsia" w:hAnsi="Calibri" w:cs="Calibri"/>
-          <w:noProof/>
-          <w:rtl/>
-        </w:rPr>
-        <w:t>تصاویر به ترتیب قرار داده شده اند:</w:t>
-      </w:r>
-      <w:r>
-        <w:rPr>
-          <w:rFonts w:ascii="Calibri" w:hAnsi="Calibri" w:cs="Calibri"/>
-          <w:noProof/>
-          <w:color w:val="000000"/>
-          <w:sz w:val="22"/>
-          <w:szCs w:val="22"/>
-        </w:rPr>
-        <w:t xml:space="preserve"> </w:t>
-      </w:r>
       <w:r>
         <w:rPr>
           <w:rFonts w:ascii="Calibri" w:hAnsi="Calibri" w:cs="Calibri"/>
@@ -1041,19 +925,135 @@
           <w:noProof/>
         </w:rPr>
       </w:pPr>
-      <w:r>
-        <w:rPr>
-          <w:rFonts w:ascii="Calibri" w:hAnsi="Calibri" w:cs="Calibri"/>
+    </w:p>
+    <w:p>
+      <w:pPr>
+        <w:bidi/>
+        <w:rPr>
+          <w:rFonts w:ascii="Calibri" w:eastAsiaTheme="minorEastAsia" w:hAnsi="Calibri" w:cs="Calibri"/>
           <w:noProof/>
-          <w:color w:val="000000"/>
-          <w:sz w:val="22"/>
-          <w:szCs w:val="22"/>
+        </w:rPr>
+      </w:pPr>
+      <w:r>
+        <w:rPr>
+          <w:rFonts w:ascii="Calibri" w:eastAsiaTheme="minorEastAsia" w:hAnsi="Calibri" w:cs="Calibri"/>
+          <w:noProof/>
+          <w:rtl/>
+        </w:rPr>
+        <w:lastRenderedPageBreak/>
+        <w:t xml:space="preserve">اینجا فانکشن صفر بوده پس وارد حالت </w:t>
+      </w:r>
+      <w:r>
+        <w:rPr>
+          <w:rFonts w:ascii="Calibri" w:eastAsiaTheme="minorEastAsia" w:hAnsi="Calibri" w:cs="Calibri"/>
+          <w:noProof/>
+        </w:rPr>
+        <w:t>Heat</w:t>
+      </w:r>
+      <w:r>
+        <w:rPr>
+          <w:rFonts w:ascii="Calibri" w:eastAsiaTheme="minorEastAsia" w:hAnsi="Calibri" w:cs="Calibri"/>
+          <w:noProof/>
+          <w:rtl/>
+        </w:rPr>
+        <w:t xml:space="preserve"> نمیشود.</w:t>
+      </w:r>
+    </w:p>
+    <w:p>
+      <w:pPr>
+        <w:bidi/>
+        <w:rPr>
+          <w:rFonts w:ascii="Calibri" w:eastAsiaTheme="minorEastAsia" w:hAnsi="Calibri" w:cs="Calibri"/>
+          <w:noProof/>
+        </w:rPr>
+      </w:pPr>
+      <w:r>
+        <w:rPr>
+          <w:rFonts w:ascii="Calibri" w:eastAsiaTheme="minorEastAsia" w:hAnsi="Calibri" w:cs="Calibri"/>
+          <w:noProof/>
+          <w:rtl/>
+        </w:rPr>
+        <w:t xml:space="preserve">به </w:t>
+      </w:r>
+      <w:r>
+        <w:rPr>
+          <w:rFonts w:ascii="Calibri" w:eastAsiaTheme="minorEastAsia" w:hAnsi="Calibri" w:cs="Calibri"/>
+          <w:noProof/>
+        </w:rPr>
+        <w:t>Wash</w:t>
+      </w:r>
+      <w:r>
+        <w:rPr>
+          <w:rFonts w:ascii="Calibri" w:eastAsiaTheme="minorEastAsia" w:hAnsi="Calibri" w:cs="Calibri"/>
+          <w:noProof/>
+          <w:rtl/>
+        </w:rPr>
+        <w:t xml:space="preserve"> و بعد به ترتیب به </w:t>
+      </w:r>
+      <w:r>
+        <w:rPr>
+          <w:rFonts w:ascii="Calibri" w:eastAsiaTheme="minorEastAsia" w:hAnsi="Calibri" w:cs="Calibri"/>
+          <w:noProof/>
+        </w:rPr>
+        <w:t>Drain</w:t>
+      </w:r>
+      <w:r>
+        <w:rPr>
+          <w:rFonts w:ascii="Calibri" w:eastAsiaTheme="minorEastAsia" w:hAnsi="Calibri" w:cs="Calibri"/>
+          <w:noProof/>
+          <w:rtl/>
+        </w:rPr>
+        <w:t xml:space="preserve"> و </w:t>
+      </w:r>
+      <w:r>
+        <w:rPr>
+          <w:rFonts w:ascii="Calibri" w:eastAsiaTheme="minorEastAsia" w:hAnsi="Calibri" w:cs="Calibri"/>
+          <w:noProof/>
+        </w:rPr>
+        <w:t>Dry</w:t>
+      </w:r>
+      <w:r>
+        <w:rPr>
+          <w:rFonts w:ascii="Calibri" w:eastAsiaTheme="minorEastAsia" w:hAnsi="Calibri" w:cs="Calibri"/>
+          <w:noProof/>
+          <w:rtl/>
+        </w:rPr>
+        <w:t xml:space="preserve"> و </w:t>
+      </w:r>
+      <w:r>
+        <w:rPr>
+          <w:rFonts w:ascii="Calibri" w:eastAsiaTheme="minorEastAsia" w:hAnsi="Calibri" w:cs="Calibri"/>
+          <w:noProof/>
+        </w:rPr>
+        <w:t>Finish</w:t>
+      </w:r>
+      <w:r>
+        <w:rPr>
+          <w:rFonts w:ascii="Calibri" w:eastAsiaTheme="minorEastAsia" w:hAnsi="Calibri" w:cs="Calibri"/>
+          <w:noProof/>
+          <w:rtl/>
+        </w:rPr>
+        <w:t xml:space="preserve"> میرود.</w:t>
+      </w:r>
+    </w:p>
+    <w:p>
+      <w:pPr>
+        <w:bidi/>
+        <w:rPr>
+          <w:rFonts w:ascii="Calibri" w:eastAsiaTheme="minorEastAsia" w:hAnsi="Calibri" w:cs="Calibri"/>
+          <w:noProof/>
+        </w:rPr>
+      </w:pPr>
+      <w:r>
+        <w:rPr>
+          <w:rFonts w:ascii="Calibri" w:eastAsiaTheme="minorEastAsia" w:hAnsi="Calibri" w:cs="Calibri"/>
+          <w:noProof/>
         </w:rPr>
         <w:drawing>
-          <wp:inline distT="0" distB="0" distL="0" distR="0" wp14:anchorId="5942F4FC" wp14:editId="6E7BCA9D">
-            <wp:extent cx="5943600" cy="2922905"/>
-            <wp:effectExtent l="0" t="0" r="0" b="0"/>
-            <wp:docPr id="834291515" name="Picture 6"/>
+          <wp:inline distT="0" distB="0" distL="0" distR="0" wp14:anchorId="2B05052B" wp14:editId="40A6876C">
+            <wp:extent cx="5943600" cy="2907665"/>
+            <wp:effectExtent l="0" t="0" r="0" b="6985"/>
+            <wp:docPr id="430955114" name="Picture 1" descr="This diagram appears to be a schematic or flowchart of a control system, with various components such as U1 to U11, indicating a sequence of operations or statuses like START, CLK (clock), SET, RESET, and others, including different actions like FILL, WASH, and DRY.&#10;&#10;AI-generated content may be incorrect."/>
             <wp:cNvGraphicFramePr>
               <a:graphicFrameLocks xmlns:a="http://schemas.openxmlformats.org/drawingml/2006/main" noChangeAspect="1"/>
             </wp:cNvGraphicFramePr>
@@ -1061,13 +1061,63 @@
               <a:graphicData uri="http://schemas.openxmlformats.org/drawingml/2006/picture">
                 <pic:pic xmlns:pic="http://schemas.openxmlformats.org/drawingml/2006/picture">
                   <pic:nvPicPr>
-                    <pic:cNvPr id="0" name="Picture 14"/>
+                    <pic:cNvPr id="430955114" name="Picture 1" descr="This diagram appears to be a schematic or flowchart of a control system, with various components such as U1 to U11, indicating a sequence of operations or statuses like START, CLK (clock), SET, RESET, and others, including different actions like FILL, WASH, and DRY.&#10;&#10;AI-generated content may be incorrect."/>
+                    <pic:cNvPicPr/>
+                  </pic:nvPicPr>
+                  <pic:blipFill>
+                    <a:blip r:embed="rId11" cstate="print">
+                      <a:extLst>
+                        <a:ext uri="{28A0092B-C50C-407E-A947-70E740481C1C}">
+                          <a14:useLocalDpi xmlns:a14="http://schemas.microsoft.com/office/drawing/2010/main" val="0"/>
+                        </a:ext>
+                      </a:extLst>
+                    </a:blip>
+                    <a:stretch>
+                      <a:fillRect/>
+                    </a:stretch>
+                  </pic:blipFill>
+                  <pic:spPr>
+                    <a:xfrm>
+                      <a:off x="0" y="0"/>
+                      <a:ext cx="5943600" cy="2907665"/>
+                    </a:xfrm>
+                    <a:prstGeom prst="rect">
+                      <a:avLst/>
+                    </a:prstGeom>
+                  </pic:spPr>
+                </pic:pic>
+              </a:graphicData>
+            </a:graphic>
+          </wp:inline>
+        </w:drawing>
+      </w:r>
+      <w:r>
+        <w:rPr>
+          <w:rFonts w:ascii="Calibri" w:hAnsi="Calibri" w:cs="Calibri"/>
+          <w:noProof/>
+          <w:color w:val="000000"/>
+          <w:sz w:val="22"/>
+          <w:szCs w:val="22"/>
+        </w:rPr>
+        <w:drawing>
+          <wp:inline distT="0" distB="0" distL="0" distR="0" wp14:anchorId="20559209" wp14:editId="4611BA9E">
+            <wp:extent cx="5943600" cy="2922905"/>
+            <wp:effectExtent l="0" t="0" r="0" b="0"/>
+            <wp:docPr id="834291515" name="Picture 6" descr="The diagram illustrates a circuit layout with various components like U4, CLK, SET, and others, interconnected with lines representing electrical connections, including reset, fill, and inverter functions.&#10;&#10;AI-generated content may be incorrect."/>
+            <wp:cNvGraphicFramePr>
+              <a:graphicFrameLocks xmlns:a="http://schemas.openxmlformats.org/drawingml/2006/main" noChangeAspect="1"/>
+            </wp:cNvGraphicFramePr>
+            <a:graphic xmlns:a="http://schemas.openxmlformats.org/drawingml/2006/main">
+              <a:graphicData uri="http://schemas.openxmlformats.org/drawingml/2006/picture">
+                <pic:pic xmlns:pic="http://schemas.openxmlformats.org/drawingml/2006/picture">
+                  <pic:nvPicPr>
+                    <pic:cNvPr id="834291515" name="Picture 6" descr="The diagram illustrates a circuit layout with various components like U4, CLK, SET, and others, interconnected with lines representing electrical connections, including reset, fill, and inverter functions.&#10;&#10;AI-generated content may be incorrect."/>
                     <pic:cNvPicPr>
                       <a:picLocks noChangeAspect="1" noChangeArrowheads="1"/>
                     </pic:cNvPicPr>
                   </pic:nvPicPr>
                   <pic:blipFill>
-                    <a:blip r:embed="rId11" cstate="print">
+                    <a:blip r:embed="rId12" cstate="print">
                       <a:extLst>
                         <a:ext uri="{28A0092B-C50C-407E-A947-70E740481C1C}">
                           <a14:useLocalDpi xmlns:a14="http://schemas.microsoft.com/office/drawing/2010/main" val="0"/>
@@ -1103,6 +1153,119 @@
       <w:pPr>
         <w:bidi/>
         <w:rPr>
+          <w:rFonts w:ascii="Calibri" w:eastAsiaTheme="minorEastAsia" w:hAnsi="Calibri" w:cs="Calibri"/>
+          <w:noProof/>
+        </w:rPr>
+      </w:pPr>
+      <w:r>
+        <w:rPr>
+          <w:rFonts w:ascii="Calibri" w:eastAsiaTheme="minorEastAsia" w:hAnsi="Calibri" w:cs="Calibri"/>
+          <w:noProof/>
+        </w:rPr>
+        <w:lastRenderedPageBreak/>
+        <w:drawing>
+          <wp:inline distT="0" distB="0" distL="0" distR="0" wp14:anchorId="0F8395CF" wp14:editId="1D78DC42">
+            <wp:extent cx="5943600" cy="2908300"/>
+            <wp:effectExtent l="0" t="0" r="0" b="6350"/>
+            <wp:docPr id="2034608965" name="Picture 2" descr="The diagram appears to be a schematic of a digital logic circuit, showing various components such as flip-flops, gates, and registers, connected by lines representing electrical signals.&#10;&#10;AI-generated content may be incorrect."/>
+            <wp:cNvGraphicFramePr>
+              <a:graphicFrameLocks xmlns:a="http://schemas.openxmlformats.org/drawingml/2006/main" noChangeAspect="1"/>
+            </wp:cNvGraphicFramePr>
+            <a:graphic xmlns:a="http://schemas.openxmlformats.org/drawingml/2006/main">
+              <a:graphicData uri="http://schemas.openxmlformats.org/drawingml/2006/picture">
+                <pic:pic xmlns:pic="http://schemas.openxmlformats.org/drawingml/2006/picture">
+                  <pic:nvPicPr>
+                    <pic:cNvPr id="2034608965" name="Picture 2" descr="The diagram appears to be a schematic of a digital logic circuit, showing various components such as flip-flops, gates, and registers, connected by lines representing electrical signals.&#10;&#10;AI-generated content may be incorrect."/>
+                    <pic:cNvPicPr/>
+                  </pic:nvPicPr>
+                  <pic:blipFill>
+                    <a:blip r:embed="rId13" cstate="print">
+                      <a:extLst>
+                        <a:ext uri="{28A0092B-C50C-407E-A947-70E740481C1C}">
+                          <a14:useLocalDpi xmlns:a14="http://schemas.microsoft.com/office/drawing/2010/main" val="0"/>
+                        </a:ext>
+                      </a:extLst>
+                    </a:blip>
+                    <a:stretch>
+                      <a:fillRect/>
+                    </a:stretch>
+                  </pic:blipFill>
+                  <pic:spPr>
+                    <a:xfrm>
+                      <a:off x="0" y="0"/>
+                      <a:ext cx="5943600" cy="2908300"/>
+                    </a:xfrm>
+                    <a:prstGeom prst="rect">
+                      <a:avLst/>
+                    </a:prstGeom>
+                  </pic:spPr>
+                </pic:pic>
+              </a:graphicData>
+            </a:graphic>
+          </wp:inline>
+        </w:drawing>
+      </w:r>
+      <w:r>
+        <w:rPr>
+          <w:rFonts w:ascii="Calibri" w:eastAsiaTheme="minorEastAsia" w:hAnsi="Calibri" w:cs="Calibri"/>
+          <w:noProof/>
+        </w:rPr>
+        <w:drawing>
+          <wp:inline distT="0" distB="0" distL="0" distR="0" wp14:anchorId="01A0497A" wp14:editId="4D2848AC">
+            <wp:extent cx="5943600" cy="3005455"/>
+            <wp:effectExtent l="0" t="0" r="0" b="4445"/>
+            <wp:docPr id="110851782" name="Picture 3" descr="The diagram shows a complex electronic circuit layout with various components such as U1 to U11, various control signals (e.g., START, RESET, CLK), and functional elements (e.g., VALVE, OTTE, INVERTER) indicating a sophisticated control system.&#10;&#10;AI-generated content may be incorrect."/>
+            <wp:cNvGraphicFramePr>
+              <a:graphicFrameLocks xmlns:a="http://schemas.openxmlformats.org/drawingml/2006/main" noChangeAspect="1"/>
+            </wp:cNvGraphicFramePr>
+            <a:graphic xmlns:a="http://schemas.openxmlformats.org/drawingml/2006/main">
+              <a:graphicData uri="http://schemas.openxmlformats.org/drawingml/2006/picture">
+                <pic:pic xmlns:pic="http://schemas.openxmlformats.org/drawingml/2006/picture">
+                  <pic:nvPicPr>
+                    <pic:cNvPr id="110851782" name="Picture 3" descr="The diagram shows a complex electronic circuit layout with various components such as U1 to U11, various control signals (e.g., START, RESET, CLK), and functional elements (e.g., VALVE, OTTE, INVERTER) indicating a sophisticated control system.&#10;&#10;AI-generated content may be incorrect."/>
+                    <pic:cNvPicPr/>
+                  </pic:nvPicPr>
+                  <pic:blipFill>
+                    <a:blip r:embed="rId14" cstate="print">
+                      <a:extLst>
+                        <a:ext uri="{28A0092B-C50C-407E-A947-70E740481C1C}">
+                          <a14:useLocalDpi xmlns:a14="http://schemas.microsoft.com/office/drawing/2010/main" val="0"/>
+                        </a:ext>
+                      </a:extLst>
+                    </a:blip>
+                    <a:stretch>
+                      <a:fillRect/>
+                    </a:stretch>
+                  </pic:blipFill>
+                  <pic:spPr>
+                    <a:xfrm>
+                      <a:off x="0" y="0"/>
+                      <a:ext cx="5943600" cy="3005455"/>
+                    </a:xfrm>
+                    <a:prstGeom prst="rect">
+                      <a:avLst/>
+                    </a:prstGeom>
+                  </pic:spPr>
+                </pic:pic>
+              </a:graphicData>
+            </a:graphic>
+          </wp:inline>
+        </w:drawing>
+      </w:r>
+    </w:p>
+    <w:p>
+      <w:pPr>
+        <w:bidi/>
+        <w:rPr>
+          <w:rFonts w:ascii="Calibri" w:eastAsiaTheme="minorEastAsia" w:hAnsi="Calibri" w:cs="Calibri"/>
+          <w:noProof/>
+        </w:rPr>
+      </w:pPr>
+    </w:p>
+    <w:p>
+      <w:pPr>
+        <w:bidi/>
+        <w:rPr>
           <w:rFonts w:ascii="Calibri" w:hAnsi="Calibri" w:cs="Calibri"/>
           <w:rtl/>
         </w:rPr>
@@ -1168,7 +1331,7 @@
                     <pic:cNvPicPr/>
                   </pic:nvPicPr>
                   <pic:blipFill>
-                    <a:blip r:embed="rId12">
+                    <a:blip r:embed="rId15">
                       <a:extLst>
                         <a:ext uri="{28A0092B-C50C-407E-A947-70E740481C1C}">
                           <a14:useLocalDpi xmlns:a14="http://schemas.microsoft.com/office/drawing/2010/main" val="0"/>
@@ -12526,7 +12689,7 @@
           <w:lang w:bidi="fa-IR"/>
         </w:rPr>
         <w:drawing>
-          <wp:anchor distT="0" distB="0" distL="114300" distR="114300" simplePos="0" relativeHeight="251659264" behindDoc="0" locked="0" layoutInCell="1" allowOverlap="1" wp14:anchorId="79795384" wp14:editId="3ACD3BCC">
+          <wp:anchor distT="0" distB="0" distL="114300" distR="114300" simplePos="0" relativeHeight="251659264" behindDoc="0" locked="0" layoutInCell="1" allowOverlap="1" wp14:anchorId="79795384" wp14:editId="7A69EFFA">
             <wp:simplePos x="0" y="0"/>
             <wp:positionH relativeFrom="column">
               <wp:posOffset>0</wp:posOffset>
@@ -12549,7 +12712,7 @@
                     <pic:cNvPicPr/>
                   </pic:nvPicPr>
                   <pic:blipFill>
-                    <a:blip r:embed="rId13" cstate="print">
+                    <a:blip r:embed="rId16" cstate="print">
                       <a:extLst>
                         <a:ext uri="{28A0092B-C50C-407E-A947-70E740481C1C}">
                           <a14:useLocalDpi xmlns:a14="http://schemas.microsoft.com/office/drawing/2010/main" val="0"/>
@@ -13509,7 +13672,7 @@
           <w:lang w:bidi="fa-IR"/>
         </w:rPr>
         <w:drawing>
-          <wp:anchor distT="0" distB="0" distL="114300" distR="114300" simplePos="0" relativeHeight="251661312" behindDoc="0" locked="0" layoutInCell="1" allowOverlap="1" wp14:anchorId="1AC9C0AD" wp14:editId="0627AAB9">
+          <wp:anchor distT="0" distB="0" distL="114300" distR="114300" simplePos="0" relativeHeight="251661312" behindDoc="0" locked="0" layoutInCell="1" allowOverlap="1" wp14:anchorId="1AC9C0AD" wp14:editId="41BFE967">
             <wp:simplePos x="0" y="0"/>
             <wp:positionH relativeFrom="column">
               <wp:posOffset>203542</wp:posOffset>
@@ -13532,7 +13695,7 @@
                     <pic:cNvPicPr/>
                   </pic:nvPicPr>
                   <pic:blipFill>
-                    <a:blip r:embed="rId14" cstate="print">
+                    <a:blip r:embed="rId17" cstate="print">
                       <a:extLst>
                         <a:ext uri="{28A0092B-C50C-407E-A947-70E740481C1C}">
                           <a14:useLocalDpi xmlns:a14="http://schemas.microsoft.com/office/drawing/2010/main" val="0"/>
@@ -13851,7 +14014,7 @@
           <w:lang w:bidi="fa-IR"/>
         </w:rPr>
         <w:drawing>
-          <wp:anchor distT="0" distB="0" distL="114300" distR="114300" simplePos="0" relativeHeight="251660288" behindDoc="0" locked="0" layoutInCell="1" allowOverlap="1" wp14:anchorId="075254A6" wp14:editId="32446D73">
+          <wp:anchor distT="0" distB="0" distL="114300" distR="114300" simplePos="0" relativeHeight="251660288" behindDoc="0" locked="0" layoutInCell="1" allowOverlap="1" wp14:anchorId="075254A6" wp14:editId="1CFD700A">
             <wp:simplePos x="0" y="0"/>
             <wp:positionH relativeFrom="column">
               <wp:posOffset>0</wp:posOffset>
@@ -13874,7 +14037,7 @@
                     <pic:cNvPicPr/>
                   </pic:nvPicPr>
                   <pic:blipFill>
-                    <a:blip r:embed="rId15" cstate="print">
+                    <a:blip r:embed="rId18" cstate="print">
                       <a:extLst>
                         <a:ext uri="{28A0092B-C50C-407E-A947-70E740481C1C}">
                           <a14:useLocalDpi xmlns:a14="http://schemas.microsoft.com/office/drawing/2010/main" val="0"/>
@@ -14272,7 +14435,7 @@
           <w:lang w:bidi="fa-IR"/>
         </w:rPr>
         <w:drawing>
-          <wp:anchor distT="0" distB="0" distL="114300" distR="114300" simplePos="0" relativeHeight="251662336" behindDoc="0" locked="0" layoutInCell="1" allowOverlap="1" wp14:anchorId="3701DBCA" wp14:editId="57109582">
+          <wp:anchor distT="0" distB="0" distL="114300" distR="114300" simplePos="0" relativeHeight="251662336" behindDoc="0" locked="0" layoutInCell="1" allowOverlap="1" wp14:anchorId="3701DBCA" wp14:editId="47798C05">
             <wp:simplePos x="0" y="0"/>
             <wp:positionH relativeFrom="column">
               <wp:posOffset>203200</wp:posOffset>
@@ -14295,7 +14458,7 @@
                     <pic:cNvPicPr/>
                   </pic:nvPicPr>
                   <pic:blipFill>
-                    <a:blip r:embed="rId16" cstate="print">
+                    <a:blip r:embed="rId19" cstate="print">
                       <a:extLst>
                         <a:ext uri="{28A0092B-C50C-407E-A947-70E740481C1C}">
                           <a14:useLocalDpi xmlns:a14="http://schemas.microsoft.com/office/drawing/2010/main" val="0"/>
@@ -14510,7 +14673,7 @@
           <w:lang w:bidi="fa-IR"/>
         </w:rPr>
         <w:drawing>
-          <wp:anchor distT="0" distB="0" distL="114300" distR="114300" simplePos="0" relativeHeight="251663360" behindDoc="0" locked="0" layoutInCell="1" allowOverlap="1" wp14:anchorId="0F0B2DCD" wp14:editId="37E4940D">
+          <wp:anchor distT="0" distB="0" distL="114300" distR="114300" simplePos="0" relativeHeight="251663360" behindDoc="0" locked="0" layoutInCell="1" allowOverlap="1" wp14:anchorId="0F0B2DCD" wp14:editId="09D83BC4">
             <wp:simplePos x="0" y="0"/>
             <wp:positionH relativeFrom="column">
               <wp:posOffset>-56417</wp:posOffset>
@@ -14533,7 +14696,7 @@
                     <pic:cNvPicPr/>
                   </pic:nvPicPr>
                   <pic:blipFill>
-                    <a:blip r:embed="rId17" cstate="print">
+                    <a:blip r:embed="rId20" cstate="print">
                       <a:extLst>
                         <a:ext uri="{28A0092B-C50C-407E-A947-70E740481C1C}">
                           <a14:useLocalDpi xmlns:a14="http://schemas.microsoft.com/office/drawing/2010/main" val="0"/>
@@ -14820,7 +14983,7 @@
                     <pic:cNvPicPr/>
                   </pic:nvPicPr>
                   <pic:blipFill>
-                    <a:blip r:embed="rId18"/>
+                    <a:blip r:embed="rId21"/>
                     <a:stretch>
                       <a:fillRect/>
                     </a:stretch>
@@ -14842,8 +15005,8 @@
       </w:r>
     </w:p>
     <w:sectPr>
-      <w:headerReference w:type="default" r:id="rId19"/>
-      <w:footerReference w:type="default" r:id="rId20"/>
+      <w:headerReference w:type="default" r:id="rId22"/>
+      <w:footerReference w:type="default" r:id="rId23"/>
       <w:pgSz w:w="12240" w:h="15840"/>
       <w:pgMar w:top="1440" w:right="1440" w:bottom="1440" w:left="1440" w:header="720" w:footer="720" w:gutter="0"/>
       <w:cols w:space="720"/>
@@ -15841,6 +16004,7 @@
   <w:style w:type="character" w:default="1" w:styleId="DefaultParagraphFont">
     <w:name w:val="Default Paragraph Font"/>
     <w:uiPriority w:val="1"/>
+    <w:semiHidden/>
     <w:unhideWhenUsed/>
   </w:style>
   <w:style w:type="table" w:default="1" w:styleId="TableNormal">

--- a/E4/Az4.docx
+++ b/E4/Az4.docx
@@ -1050,7 +1050,7 @@
           <w:noProof/>
         </w:rPr>
         <w:drawing>
-          <wp:inline distT="0" distB="0" distL="0" distR="0" wp14:anchorId="2B05052B" wp14:editId="40A6876C">
+          <wp:inline distT="0" distB="0" distL="0" distR="0" wp14:anchorId="2B05052B" wp14:editId="7D83A0B7">
             <wp:extent cx="5943600" cy="2907665"/>
             <wp:effectExtent l="0" t="0" r="0" b="6985"/>
             <wp:docPr id="430955114" name="Picture 1" descr="This diagram appears to be a schematic or flowchart of a control system, with various components such as U1 to U11, indicating a sequence of operations or statuses like START, CLK (clock), SET, RESET, and others, including different actions like FILL, WASH, and DRY.&#10;&#10;AI-generated content may be incorrect."/>
@@ -1164,7 +1164,7 @@
         </w:rPr>
         <w:lastRenderedPageBreak/>
         <w:drawing>
-          <wp:inline distT="0" distB="0" distL="0" distR="0" wp14:anchorId="0F8395CF" wp14:editId="1D78DC42">
+          <wp:inline distT="0" distB="0" distL="0" distR="0" wp14:anchorId="0F8395CF" wp14:editId="775E738B">
             <wp:extent cx="5943600" cy="2908300"/>
             <wp:effectExtent l="0" t="0" r="0" b="6350"/>
             <wp:docPr id="2034608965" name="Picture 2" descr="The diagram appears to be a schematic of a digital logic circuit, showing various components such as flip-flops, gates, and registers, connected by lines representing electrical signals.&#10;&#10;AI-generated content may be incorrect."/>
@@ -1211,7 +1211,7 @@
           <w:noProof/>
         </w:rPr>
         <w:drawing>
-          <wp:inline distT="0" distB="0" distL="0" distR="0" wp14:anchorId="01A0497A" wp14:editId="4D2848AC">
+          <wp:inline distT="0" distB="0" distL="0" distR="0" wp14:anchorId="01A0497A" wp14:editId="146810F0">
             <wp:extent cx="5943600" cy="3005455"/>
             <wp:effectExtent l="0" t="0" r="0" b="4445"/>
             <wp:docPr id="110851782" name="Picture 3" descr="The diagram shows a complex electronic circuit layout with various components such as U1 to U11, various control signals (e.g., START, RESET, CLK), and functional elements (e.g., VALVE, OTTE, INVERTER) indicating a sophisticated control system.&#10;&#10;AI-generated content may be incorrect."/>
@@ -1404,15 +1404,49 @@
         <w:bidi/>
         <w:rPr>
           <w:rFonts w:ascii="Calibri" w:hAnsi="Calibri" w:cs="Calibri"/>
+          <w:rtl/>
           <w:lang w:bidi="fa-IR"/>
         </w:rPr>
       </w:pPr>
-      <w:r>
-        <w:rPr>
-          <w:rFonts w:ascii="Calibri" w:hAnsi="Calibri" w:cs="Calibri"/>
-          <w:rtl/>
-          <w:lang w:bidi="fa-IR"/>
-        </w:rPr>
+    </w:p>
+    <w:p>
+      <w:pPr>
+        <w:pStyle w:val="Heading3"/>
+        <w:bidi/>
+        <w:rPr>
+          <w:rFonts w:ascii="Calibri" w:hAnsi="Calibri" w:cs="Calibri"/>
+          <w:rtl/>
+          <w:lang w:bidi="fa-IR"/>
+        </w:rPr>
+      </w:pPr>
+    </w:p>
+    <w:p>
+      <w:pPr>
+        <w:pStyle w:val="Heading3"/>
+        <w:bidi/>
+        <w:rPr>
+          <w:rFonts w:ascii="Calibri" w:hAnsi="Calibri" w:cs="Calibri"/>
+          <w:rtl/>
+          <w:lang w:bidi="fa-IR"/>
+        </w:rPr>
+      </w:pPr>
+    </w:p>
+    <w:p>
+      <w:pPr>
+        <w:pStyle w:val="Heading3"/>
+        <w:bidi/>
+        <w:rPr>
+          <w:rFonts w:ascii="Calibri" w:hAnsi="Calibri" w:cs="Calibri"/>
+          <w:lang w:bidi="fa-IR"/>
+        </w:rPr>
+      </w:pPr>
+      <w:r>
+        <w:rPr>
+          <w:rFonts w:ascii="Calibri" w:hAnsi="Calibri" w:cs="Calibri"/>
+          <w:rtl/>
+          <w:lang w:bidi="fa-IR"/>
+        </w:rPr>
+        <w:lastRenderedPageBreak/>
         <w:t>جدول درستی:</w:t>
       </w:r>
     </w:p>
@@ -1494,7 +1528,6 @@
                 <w:sz w:val="18"/>
                 <w:szCs w:val="18"/>
               </w:rPr>
-              <w:lastRenderedPageBreak/>
               <w:t>Dec_Coin</w:t>
             </w:r>
           </w:p>
@@ -6765,15 +6798,6 @@
         </w:tc>
       </w:tr>
     </w:tbl>
-    <w:p>
-      <w:pPr>
-        <w:bidi/>
-        <w:rPr>
-          <w:rFonts w:ascii="Calibri" w:hAnsi="Calibri" w:cs="Calibri"/>
-          <w:lang w:bidi="fa-IR"/>
-        </w:rPr>
-      </w:pPr>
-    </w:p>
     <w:p>
       <w:pPr>
         <w:pStyle w:val="Heading3"/>
@@ -7620,6 +7644,13 @@
               </m:ctrlPr>
             </m:sSubPr>
             <m:e>
+              <m:r>
+                <w:rPr>
+                  <w:rFonts w:ascii="Cambria Math" w:hAnsi="Cambria Math" w:cs="Calibri"/>
+                  <w:lang w:bidi="fa-IR"/>
+                </w:rPr>
+                <m:t>(</m:t>
+              </m:r>
               <m:r>
                 <w:rPr>
                   <w:rFonts w:ascii="Cambria Math" w:hAnsi="Cambria Math" w:cs="Calibri"/>
@@ -7823,6 +7854,63 @@
               <w:rFonts w:ascii="Cambria Math" w:eastAsiaTheme="minorEastAsia" w:hAnsi="Cambria Math" w:cs="Calibri"/>
               <w:lang w:bidi="fa-IR"/>
             </w:rPr>
+            <m:t xml:space="preserve">). </m:t>
+          </m:r>
+          <m:acc>
+            <m:accPr>
+              <m:chr m:val="̅"/>
+              <m:ctrlPr>
+                <w:rPr>
+                  <w:rFonts w:ascii="Cambria Math" w:hAnsi="Cambria Math"/>
+                  <w:i/>
+                  <w:lang w:bidi="fa-IR"/>
+                </w:rPr>
+              </m:ctrlPr>
+            </m:accPr>
+            <m:e>
+              <m:r>
+                <w:rPr>
+                  <w:rFonts w:ascii="Cambria Math" w:hAnsi="Cambria Math"/>
+                  <w:lang w:bidi="fa-IR"/>
+                </w:rPr>
+                <m:t>Tim</m:t>
+              </m:r>
+              <m:sSub>
+                <m:sSubPr>
+                  <m:ctrlPr>
+                    <w:rPr>
+                      <w:rFonts w:ascii="Cambria Math" w:hAnsi="Cambria Math"/>
+                      <w:i/>
+                      <w:lang w:bidi="fa-IR"/>
+                    </w:rPr>
+                  </m:ctrlPr>
+                </m:sSubPr>
+                <m:e>
+                  <m:r>
+                    <w:rPr>
+                      <w:rFonts w:ascii="Cambria Math" w:hAnsi="Cambria Math"/>
+                      <w:lang w:bidi="fa-IR"/>
+                    </w:rPr>
+                    <m:t>e</m:t>
+                  </m:r>
+                </m:e>
+                <m:sub>
+                  <m:r>
+                    <w:rPr>
+                      <w:rFonts w:ascii="Cambria Math" w:hAnsi="Cambria Math"/>
+                      <w:lang w:bidi="fa-IR"/>
+                    </w:rPr>
+                    <m:t>out</m:t>
+                  </m:r>
+                </m:sub>
+              </m:sSub>
+            </m:e>
+          </m:acc>
+          <m:r>
+            <w:rPr>
+              <w:rFonts w:ascii="Cambria Math" w:eastAsiaTheme="minorEastAsia" w:hAnsi="Cambria Math" w:cs="Calibri"/>
+              <w:lang w:bidi="fa-IR"/>
+            </w:rPr>
             <m:t xml:space="preserve">= </m:t>
           </m:r>
           <m:acc>
@@ -7913,6 +8001,63 @@
                       <w:lang w:bidi="fa-IR"/>
                     </w:rPr>
                     <m:t>7</m:t>
+                  </m:r>
+                </m:sub>
+              </m:sSub>
+            </m:e>
+          </m:acc>
+          <m:r>
+            <w:rPr>
+              <w:rFonts w:ascii="Cambria Math" w:eastAsiaTheme="minorEastAsia" w:hAnsi="Cambria Math" w:cs="Calibri"/>
+              <w:lang w:bidi="fa-IR"/>
+            </w:rPr>
+            <m:t xml:space="preserve"> </m:t>
+          </m:r>
+          <m:acc>
+            <m:accPr>
+              <m:chr m:val="̅"/>
+              <m:ctrlPr>
+                <w:rPr>
+                  <w:rFonts w:ascii="Cambria Math" w:hAnsi="Cambria Math"/>
+                  <w:i/>
+                  <w:lang w:bidi="fa-IR"/>
+                </w:rPr>
+              </m:ctrlPr>
+            </m:accPr>
+            <m:e>
+              <m:r>
+                <w:rPr>
+                  <w:rFonts w:ascii="Cambria Math" w:hAnsi="Cambria Math"/>
+                  <w:lang w:bidi="fa-IR"/>
+                </w:rPr>
+                <m:t>Tim</m:t>
+              </m:r>
+              <m:sSub>
+                <m:sSubPr>
+                  <m:ctrlPr>
+                    <w:rPr>
+                      <w:rFonts w:ascii="Cambria Math" w:hAnsi="Cambria Math"/>
+                      <w:i/>
+                      <w:lang w:bidi="fa-IR"/>
+                    </w:rPr>
+                  </m:ctrlPr>
+                </m:sSubPr>
+                <m:e>
+                  <m:r>
+                    <w:rPr>
+                      <w:rFonts w:ascii="Cambria Math" w:hAnsi="Cambria Math"/>
+                      <w:lang w:bidi="fa-IR"/>
+                    </w:rPr>
+                    <m:t>e</m:t>
+                  </m:r>
+                </m:e>
+                <m:sub>
+                  <m:r>
+                    <w:rPr>
+                      <w:rFonts w:ascii="Cambria Math" w:hAnsi="Cambria Math"/>
+                      <w:lang w:bidi="fa-IR"/>
+                    </w:rPr>
+                    <m:t>out</m:t>
                   </m:r>
                 </m:sub>
               </m:sSub>
@@ -8106,7 +8251,7 @@
               <w:rFonts w:ascii="Cambria Math" w:hAnsi="Cambria Math" w:cs="Calibri"/>
               <w:lang w:bidi="fa-IR"/>
             </w:rPr>
-            <m:t>=</m:t>
+            <m:t>+Tim</m:t>
           </m:r>
           <m:sSub>
             <m:sSubPr>
@@ -8124,7 +8269,7 @@
                   <w:rFonts w:ascii="Cambria Math" w:hAnsi="Cambria Math" w:cs="Calibri"/>
                   <w:lang w:bidi="fa-IR"/>
                 </w:rPr>
-                <m:t>Q</m:t>
+                <m:t>e</m:t>
               </m:r>
             </m:e>
             <m:sub>
@@ -8133,210 +8278,10 @@
                   <w:rFonts w:ascii="Cambria Math" w:hAnsi="Cambria Math" w:cs="Calibri"/>
                   <w:lang w:bidi="fa-IR"/>
                 </w:rPr>
-                <m:t>2</m:t>
+                <m:t>out</m:t>
               </m:r>
             </m:sub>
           </m:sSub>
-          <m:r>
-            <w:rPr>
-              <w:rFonts w:ascii="Cambria Math" w:hAnsi="Cambria Math" w:cs="Calibri"/>
-              <w:lang w:bidi="fa-IR"/>
-            </w:rPr>
-            <m:t>=</m:t>
-          </m:r>
-          <m:r>
-            <w:rPr>
-              <w:rFonts w:ascii="Cambria Math" w:eastAsiaTheme="minorEastAsia" w:hAnsi="Cambria Math" w:cs="Calibri"/>
-              <w:lang w:bidi="fa-IR"/>
-            </w:rPr>
-            <m:t xml:space="preserve"> </m:t>
-          </m:r>
-          <m:acc>
-            <m:accPr>
-              <m:chr m:val="̅"/>
-              <m:ctrlPr>
-                <w:rPr>
-                  <w:rFonts w:ascii="Cambria Math" w:eastAsiaTheme="minorEastAsia" w:hAnsi="Cambria Math" w:cs="Calibri"/>
-                  <w:i/>
-                  <w:lang w:bidi="fa-IR"/>
-                </w:rPr>
-              </m:ctrlPr>
-            </m:accPr>
-            <m:e>
-              <m:sSub>
-                <m:sSubPr>
-                  <m:ctrlPr>
-                    <w:rPr>
-                      <w:rFonts w:ascii="Cambria Math" w:eastAsiaTheme="minorEastAsia" w:hAnsi="Cambria Math" w:cs="Calibri"/>
-                      <w:i/>
-                      <w:lang w:bidi="fa-IR"/>
-                    </w:rPr>
-                  </m:ctrlPr>
-                </m:sSubPr>
-                <m:e>
-                  <m:r>
-                    <w:rPr>
-                      <w:rFonts w:ascii="Cambria Math" w:eastAsiaTheme="minorEastAsia" w:hAnsi="Cambria Math" w:cs="Calibri"/>
-                      <w:lang w:bidi="fa-IR"/>
-                    </w:rPr>
-                    <m:t>S</m:t>
-                  </m:r>
-                </m:e>
-                <m:sub>
-                  <m:r>
-                    <w:rPr>
-                      <w:rFonts w:ascii="Cambria Math" w:eastAsiaTheme="minorEastAsia" w:hAnsi="Cambria Math" w:cs="Calibri"/>
-                      <w:lang w:bidi="fa-IR"/>
-                    </w:rPr>
-                    <m:t>0</m:t>
-                  </m:r>
-                </m:sub>
-              </m:sSub>
-            </m:e>
-          </m:acc>
-          <m:acc>
-            <m:accPr>
-              <m:chr m:val="̅"/>
-              <m:ctrlPr>
-                <w:rPr>
-                  <w:rFonts w:ascii="Cambria Math" w:eastAsiaTheme="minorEastAsia" w:hAnsi="Cambria Math" w:cs="Calibri"/>
-                  <w:i/>
-                  <w:lang w:bidi="fa-IR"/>
-                </w:rPr>
-              </m:ctrlPr>
-            </m:accPr>
-            <m:e>
-              <m:sSub>
-                <m:sSubPr>
-                  <m:ctrlPr>
-                    <w:rPr>
-                      <w:rFonts w:ascii="Cambria Math" w:eastAsiaTheme="minorEastAsia" w:hAnsi="Cambria Math" w:cs="Calibri"/>
-                      <w:i/>
-                      <w:lang w:bidi="fa-IR"/>
-                    </w:rPr>
-                  </m:ctrlPr>
-                </m:sSubPr>
-                <m:e>
-                  <m:r>
-                    <w:rPr>
-                      <w:rFonts w:ascii="Cambria Math" w:eastAsiaTheme="minorEastAsia" w:hAnsi="Cambria Math" w:cs="Calibri"/>
-                      <w:lang w:bidi="fa-IR"/>
-                    </w:rPr>
-                    <m:t>S</m:t>
-                  </m:r>
-                </m:e>
-                <m:sub>
-                  <m:r>
-                    <w:rPr>
-                      <w:rFonts w:ascii="Cambria Math" w:eastAsiaTheme="minorEastAsia" w:hAnsi="Cambria Math" w:cs="Calibri"/>
-                      <w:lang w:bidi="fa-IR"/>
-                    </w:rPr>
-                    <m:t>1</m:t>
-                  </m:r>
-                </m:sub>
-              </m:sSub>
-            </m:e>
-          </m:acc>
-          <m:r>
-            <w:rPr>
-              <w:rFonts w:ascii="Cambria Math" w:eastAsiaTheme="minorEastAsia" w:hAnsi="Cambria Math" w:cs="Calibri"/>
-              <w:lang w:bidi="fa-IR"/>
-            </w:rPr>
-            <m:t xml:space="preserve"> </m:t>
-          </m:r>
-          <m:acc>
-            <m:accPr>
-              <m:chr m:val="̅"/>
-              <m:ctrlPr>
-                <w:rPr>
-                  <w:rFonts w:ascii="Cambria Math" w:eastAsiaTheme="minorEastAsia" w:hAnsi="Cambria Math" w:cs="Calibri"/>
-                  <w:i/>
-                  <w:lang w:bidi="fa-IR"/>
-                </w:rPr>
-              </m:ctrlPr>
-            </m:accPr>
-            <m:e>
-              <m:sSub>
-                <m:sSubPr>
-                  <m:ctrlPr>
-                    <w:rPr>
-                      <w:rFonts w:ascii="Cambria Math" w:eastAsiaTheme="minorEastAsia" w:hAnsi="Cambria Math" w:cs="Calibri"/>
-                      <w:i/>
-                      <w:lang w:bidi="fa-IR"/>
-                    </w:rPr>
-                  </m:ctrlPr>
-                </m:sSubPr>
-                <m:e>
-                  <m:r>
-                    <w:rPr>
-                      <w:rFonts w:ascii="Cambria Math" w:eastAsiaTheme="minorEastAsia" w:hAnsi="Cambria Math" w:cs="Calibri"/>
-                      <w:lang w:bidi="fa-IR"/>
-                    </w:rPr>
-                    <m:t>S</m:t>
-                  </m:r>
-                </m:e>
-                <m:sub>
-                  <m:r>
-                    <w:rPr>
-                      <w:rFonts w:ascii="Cambria Math" w:eastAsiaTheme="minorEastAsia" w:hAnsi="Cambria Math" w:cs="Calibri"/>
-                      <w:lang w:bidi="fa-IR"/>
-                    </w:rPr>
-                    <m:t>2</m:t>
-                  </m:r>
-                </m:sub>
-              </m:sSub>
-            </m:e>
-          </m:acc>
-          <m:r>
-            <w:rPr>
-              <w:rFonts w:ascii="Cambria Math" w:eastAsiaTheme="minorEastAsia" w:hAnsi="Cambria Math" w:cs="Calibri"/>
-              <w:lang w:bidi="fa-IR"/>
-            </w:rPr>
-            <m:t xml:space="preserve"> </m:t>
-          </m:r>
-          <m:acc>
-            <m:accPr>
-              <m:chr m:val="̅"/>
-              <m:ctrlPr>
-                <w:rPr>
-                  <w:rFonts w:ascii="Cambria Math" w:eastAsiaTheme="minorEastAsia" w:hAnsi="Cambria Math" w:cs="Calibri"/>
-                  <w:i/>
-                  <w:lang w:bidi="fa-IR"/>
-                </w:rPr>
-              </m:ctrlPr>
-            </m:accPr>
-            <m:e>
-              <m:sSub>
-                <m:sSubPr>
-                  <m:ctrlPr>
-                    <w:rPr>
-                      <w:rFonts w:ascii="Cambria Math" w:eastAsiaTheme="minorEastAsia" w:hAnsi="Cambria Math" w:cs="Calibri"/>
-                      <w:i/>
-                      <w:lang w:bidi="fa-IR"/>
-                    </w:rPr>
-                  </m:ctrlPr>
-                </m:sSubPr>
-                <m:e>
-                  <m:r>
-                    <w:rPr>
-                      <w:rFonts w:ascii="Cambria Math" w:eastAsiaTheme="minorEastAsia" w:hAnsi="Cambria Math" w:cs="Calibri"/>
-                      <w:lang w:bidi="fa-IR"/>
-                    </w:rPr>
-                    <m:t>S</m:t>
-                  </m:r>
-                </m:e>
-                <m:sub>
-                  <m:r>
-                    <w:rPr>
-                      <w:rFonts w:ascii="Cambria Math" w:eastAsiaTheme="minorEastAsia" w:hAnsi="Cambria Math" w:cs="Calibri"/>
-                      <w:lang w:bidi="fa-IR"/>
-                    </w:rPr>
-                    <m:t>3</m:t>
-                  </m:r>
-                </m:sub>
-              </m:sSub>
-            </m:e>
-          </m:acc>
         </m:oMath>
       </m:oMathPara>
     </w:p>
@@ -8535,13 +8480,355 @@
     </w:p>
     <w:p>
       <w:pPr>
+        <w:pStyle w:val="Heading3"/>
         <w:bidi/>
         <w:rPr>
           <w:rFonts w:ascii="Calibri" w:hAnsi="Calibri" w:cs="Calibri"/>
           <w:i/>
+          <w:iCs/>
+          <w:sz w:val="24"/>
+          <w:szCs w:val="24"/>
           <w:lang w:bidi="fa-IR"/>
         </w:rPr>
       </w:pPr>
+      <w:r>
+        <w:rPr>
+          <w:rFonts w:ascii="Calibri" w:hAnsi="Calibri" w:cs="Calibri" w:hint="cs"/>
+          <w:i/>
+          <w:iCs/>
+          <w:sz w:val="24"/>
+          <w:szCs w:val="24"/>
+          <w:rtl/>
+          <w:lang w:bidi="fa-IR"/>
+        </w:rPr>
+        <w:t>تابع خروجی هشدار اتمام 3 پالس مهلت</w:t>
+      </w:r>
+      <w:r>
+        <w:rPr>
+          <w:rFonts w:ascii="Calibri" w:hAnsi="Calibri" w:cs="Calibri"/>
+          <w:i/>
+          <w:iCs/>
+          <w:sz w:val="24"/>
+          <w:szCs w:val="24"/>
+          <w:lang w:bidi="fa-IR"/>
+        </w:rPr>
+        <w:t>:</w:t>
+      </w:r>
+    </w:p>
+    <w:p>
+      <w:pPr>
+        <w:bidi/>
+        <w:rPr>
+          <w:rFonts w:hint="cs"/>
+          <w:i/>
+          <w:rtl/>
+          <w:lang w:bidi="fa-IR"/>
+        </w:rPr>
+      </w:pPr>
+      <w:r>
+        <w:rPr>
+          <w:rFonts w:hint="cs"/>
+          <w:rtl/>
+          <w:lang w:bidi="fa-IR"/>
+        </w:rPr>
+        <w:t xml:space="preserve">در اینجا منظور از </w:t>
+      </w:r>
+      <m:oMath>
+        <m:sSub>
+          <m:sSubPr>
+            <m:ctrlPr>
+              <w:rPr>
+                <w:rFonts w:ascii="Cambria Math" w:hAnsi="Cambria Math"/>
+                <w:i/>
+                <w:lang w:bidi="fa-IR"/>
+              </w:rPr>
+            </m:ctrlPr>
+          </m:sSubPr>
+          <m:e>
+            <m:r>
+              <w:rPr>
+                <w:rFonts w:ascii="Cambria Math" w:hAnsi="Cambria Math"/>
+                <w:lang w:bidi="fa-IR"/>
+              </w:rPr>
+              <m:t>Q</m:t>
+            </m:r>
+          </m:e>
+          <m:sub>
+            <m:r>
+              <w:rPr>
+                <w:rFonts w:ascii="Cambria Math" w:hAnsi="Cambria Math"/>
+                <w:lang w:bidi="fa-IR"/>
+              </w:rPr>
+              <m:t>i</m:t>
+            </m:r>
+          </m:sub>
+        </m:sSub>
+      </m:oMath>
+      <w:r>
+        <w:rPr>
+          <w:rFonts w:eastAsiaTheme="minorEastAsia" w:hint="cs"/>
+          <w:rtl/>
+          <w:lang w:bidi="fa-IR"/>
+        </w:rPr>
+        <w:t xml:space="preserve"> ها خروجی های </w:t>
+      </w:r>
+      <m:oMath>
+        <m:r>
+          <w:rPr>
+            <w:rFonts w:ascii="Cambria Math" w:eastAsiaTheme="minorEastAsia" w:hAnsi="Cambria Math"/>
+            <w:lang w:bidi="fa-IR"/>
+          </w:rPr>
+          <m:t>counter</m:t>
+        </m:r>
+      </m:oMath>
+      <w:r>
+        <w:rPr>
+          <w:rFonts w:eastAsiaTheme="minorEastAsia" w:hint="cs"/>
+          <w:rtl/>
+          <w:lang w:bidi="fa-IR"/>
+        </w:rPr>
+        <w:t xml:space="preserve"> با شماره ای‌سی </w:t>
+      </w:r>
+      <m:oMath>
+        <m:r>
+          <w:rPr>
+            <w:rFonts w:ascii="Cambria Math" w:eastAsiaTheme="minorEastAsia" w:hAnsi="Cambria Math"/>
+            <w:lang w:bidi="fa-IR"/>
+          </w:rPr>
+          <m:t>U31</m:t>
+        </m:r>
+      </m:oMath>
+      <w:r>
+        <w:rPr>
+          <w:rFonts w:eastAsiaTheme="minorEastAsia" w:hint="cs"/>
+          <w:rtl/>
+          <w:lang w:bidi="fa-IR"/>
+        </w:rPr>
+        <w:t xml:space="preserve"> است.</w:t>
+      </w:r>
+    </w:p>
+    <w:p>
+      <w:pPr>
+        <w:bidi/>
+        <w:rPr>
+          <w:rFonts w:hint="cs"/>
+          <w:i/>
+          <w:rtl/>
+          <w:lang w:bidi="fa-IR"/>
+        </w:rPr>
+      </w:pPr>
+      <m:oMathPara>
+        <m:oMath>
+          <m:r>
+            <w:rPr>
+              <w:rFonts w:ascii="Cambria Math" w:hAnsi="Cambria Math"/>
+              <w:lang w:bidi="fa-IR"/>
+            </w:rPr>
+            <m:t>Tim</m:t>
+          </m:r>
+          <m:sSub>
+            <m:sSubPr>
+              <m:ctrlPr>
+                <w:rPr>
+                  <w:rFonts w:ascii="Cambria Math" w:hAnsi="Cambria Math"/>
+                  <w:i/>
+                  <w:lang w:bidi="fa-IR"/>
+                </w:rPr>
+              </m:ctrlPr>
+            </m:sSubPr>
+            <m:e>
+              <m:r>
+                <w:rPr>
+                  <w:rFonts w:ascii="Cambria Math" w:hAnsi="Cambria Math"/>
+                  <w:lang w:bidi="fa-IR"/>
+                </w:rPr>
+                <m:t>e</m:t>
+              </m:r>
+            </m:e>
+            <m:sub>
+              <m:r>
+                <w:rPr>
+                  <w:rFonts w:ascii="Cambria Math" w:hAnsi="Cambria Math"/>
+                  <w:lang w:bidi="fa-IR"/>
+                </w:rPr>
+                <m:t>out</m:t>
+              </m:r>
+            </m:sub>
+          </m:sSub>
+          <m:r>
+            <w:rPr>
+              <w:rFonts w:ascii="Cambria Math" w:hAnsi="Cambria Math"/>
+              <w:lang w:bidi="fa-IR"/>
+            </w:rPr>
+            <m:t>=</m:t>
+          </m:r>
+          <m:sSub>
+            <m:sSubPr>
+              <m:ctrlPr>
+                <w:rPr>
+                  <w:rFonts w:ascii="Cambria Math" w:hAnsi="Cambria Math"/>
+                  <w:i/>
+                  <w:lang w:bidi="fa-IR"/>
+                </w:rPr>
+              </m:ctrlPr>
+            </m:sSubPr>
+            <m:e>
+              <m:r>
+                <w:rPr>
+                  <w:rFonts w:ascii="Cambria Math" w:hAnsi="Cambria Math"/>
+                  <w:lang w:bidi="fa-IR"/>
+                </w:rPr>
+                <m:t>Q</m:t>
+              </m:r>
+            </m:e>
+            <m:sub>
+              <m:r>
+                <w:rPr>
+                  <w:rFonts w:ascii="Cambria Math" w:hAnsi="Cambria Math"/>
+                  <w:lang w:bidi="fa-IR"/>
+                </w:rPr>
+                <m:t>0</m:t>
+              </m:r>
+            </m:sub>
+          </m:sSub>
+          <m:r>
+            <w:rPr>
+              <w:rFonts w:ascii="Cambria Math" w:hAnsi="Cambria Math"/>
+              <w:lang w:bidi="fa-IR"/>
+            </w:rPr>
+            <m:t>.</m:t>
+          </m:r>
+          <m:sSub>
+            <m:sSubPr>
+              <m:ctrlPr>
+                <w:rPr>
+                  <w:rFonts w:ascii="Cambria Math" w:hAnsi="Cambria Math"/>
+                  <w:i/>
+                  <w:lang w:bidi="fa-IR"/>
+                </w:rPr>
+              </m:ctrlPr>
+            </m:sSubPr>
+            <m:e>
+              <m:r>
+                <w:rPr>
+                  <w:rFonts w:ascii="Cambria Math" w:hAnsi="Cambria Math"/>
+                  <w:lang w:bidi="fa-IR"/>
+                </w:rPr>
+                <m:t>Q</m:t>
+              </m:r>
+            </m:e>
+            <m:sub>
+              <m:r>
+                <w:rPr>
+                  <w:rFonts w:ascii="Cambria Math" w:hAnsi="Cambria Math"/>
+                  <w:lang w:bidi="fa-IR"/>
+                </w:rPr>
+                <m:t>1</m:t>
+              </m:r>
+            </m:sub>
+          </m:sSub>
+          <m:r>
+            <w:rPr>
+              <w:rFonts w:ascii="Cambria Math" w:hAnsi="Cambria Math"/>
+              <w:lang w:bidi="fa-IR"/>
+            </w:rPr>
+            <m:t>.</m:t>
+          </m:r>
+          <m:acc>
+            <m:accPr>
+              <m:chr m:val="̅"/>
+              <m:ctrlPr>
+                <w:rPr>
+                  <w:rFonts w:ascii="Cambria Math" w:hAnsi="Cambria Math"/>
+                  <w:i/>
+                  <w:lang w:bidi="fa-IR"/>
+                </w:rPr>
+              </m:ctrlPr>
+            </m:accPr>
+            <m:e>
+              <m:sSub>
+                <m:sSubPr>
+                  <m:ctrlPr>
+                    <w:rPr>
+                      <w:rFonts w:ascii="Cambria Math" w:hAnsi="Cambria Math"/>
+                      <w:i/>
+                      <w:lang w:bidi="fa-IR"/>
+                    </w:rPr>
+                  </m:ctrlPr>
+                </m:sSubPr>
+                <m:e>
+                  <m:r>
+                    <w:rPr>
+                      <w:rFonts w:ascii="Cambria Math" w:hAnsi="Cambria Math"/>
+                      <w:lang w:bidi="fa-IR"/>
+                    </w:rPr>
+                    <m:t>Q</m:t>
+                  </m:r>
+                </m:e>
+                <m:sub>
+                  <m:r>
+                    <w:rPr>
+                      <w:rFonts w:ascii="Cambria Math" w:hAnsi="Cambria Math"/>
+                      <w:lang w:bidi="fa-IR"/>
+                    </w:rPr>
+                    <m:t>2</m:t>
+                  </m:r>
+                </m:sub>
+              </m:sSub>
+            </m:e>
+          </m:acc>
+          <m:r>
+            <w:rPr>
+              <w:rFonts w:ascii="Cambria Math" w:hAnsi="Cambria Math"/>
+              <w:lang w:bidi="fa-IR"/>
+            </w:rPr>
+            <m:t>.</m:t>
+          </m:r>
+          <m:acc>
+            <m:accPr>
+              <m:chr m:val="̅"/>
+              <m:ctrlPr>
+                <w:rPr>
+                  <w:rFonts w:ascii="Cambria Math" w:hAnsi="Cambria Math"/>
+                  <w:i/>
+                  <w:lang w:bidi="fa-IR"/>
+                </w:rPr>
+              </m:ctrlPr>
+            </m:accPr>
+            <m:e>
+              <m:sSub>
+                <m:sSubPr>
+                  <m:ctrlPr>
+                    <w:rPr>
+                      <w:rFonts w:ascii="Cambria Math" w:hAnsi="Cambria Math"/>
+                      <w:i/>
+                      <w:lang w:bidi="fa-IR"/>
+                    </w:rPr>
+                  </m:ctrlPr>
+                </m:sSubPr>
+                <m:e>
+                  <m:r>
+                    <w:rPr>
+                      <w:rFonts w:ascii="Cambria Math" w:hAnsi="Cambria Math"/>
+                      <w:lang w:bidi="fa-IR"/>
+                    </w:rPr>
+                    <m:t>Q</m:t>
+                  </m:r>
+                </m:e>
+                <m:sub>
+                  <m:r>
+                    <w:rPr>
+                      <w:rFonts w:ascii="Cambria Math" w:hAnsi="Cambria Math"/>
+                      <w:lang w:bidi="fa-IR"/>
+                    </w:rPr>
+                    <m:t>3</m:t>
+                  </m:r>
+                </m:sub>
+              </m:sSub>
+            </m:e>
+          </m:acc>
+        </m:oMath>
+      </m:oMathPara>
     </w:p>
     <w:p>
       <w:pPr>
@@ -8559,6 +8846,7 @@
           <w:rtl/>
           <w:lang w:bidi="fa-IR"/>
         </w:rPr>
+        <w:lastRenderedPageBreak/>
         <w:t>تابع منطقی آشکارساز صفر در مسیر داده (</w:t>
       </w:r>
       <m:oMath>
@@ -8888,7 +9176,6 @@
               <w:rFonts w:ascii="Cambria Math" w:hAnsi="Cambria Math" w:cs="Calibri"/>
               <w:lang w:bidi="fa-IR"/>
             </w:rPr>
-            <w:lastRenderedPageBreak/>
             <m:t xml:space="preserve">Z= </m:t>
           </m:r>
           <m:acc>
@@ -11884,16 +12171,6 @@
     </w:p>
     <w:p>
       <w:pPr>
-        <w:bidi/>
-        <w:rPr>
-          <w:rFonts w:ascii="Calibri" w:eastAsiaTheme="minorEastAsia" w:hAnsi="Calibri" w:cs="Calibri"/>
-          <w:i/>
-          <w:lang w:bidi="fa-IR"/>
-        </w:rPr>
-      </w:pPr>
-    </w:p>
-    <w:p>
-      <w:pPr>
         <w:pStyle w:val="Heading3"/>
         <w:bidi/>
         <w:rPr>
@@ -12626,6 +12903,97 @@
           </w:p>
         </w:tc>
       </w:tr>
+      <w:tr>
+        <w:trPr>
+          <w:jc w:val="center"/>
+        </w:trPr>
+        <w:tc>
+          <w:tcPr>
+            <w:tcW w:w="3564" w:type="dxa"/>
+            <w:vAlign w:val="center"/>
+          </w:tcPr>
+          <w:p>
+            <w:pPr>
+              <w:bidi/>
+              <w:jc w:val="center"/>
+              <w:rPr>
+                <w:rFonts w:ascii="Calibri" w:hAnsi="Calibri" w:cs="Calibri"/>
+                <w:sz w:val="18"/>
+                <w:szCs w:val="18"/>
+              </w:rPr>
+            </w:pPr>
+            <w:r>
+              <w:rPr>
+                <w:rFonts w:ascii="Calibri" w:hAnsi="Calibri" w:cs="Calibri"/>
+                <w:sz w:val="18"/>
+                <w:szCs w:val="18"/>
+              </w:rPr>
+              <w:t>Counter 3 pals for alarm</w:t>
+            </w:r>
+          </w:p>
+        </w:tc>
+        <w:tc>
+          <w:tcPr>
+            <w:tcW w:w="1620" w:type="dxa"/>
+            <w:vAlign w:val="center"/>
+          </w:tcPr>
+          <w:p>
+            <w:pPr>
+              <w:bidi/>
+              <w:jc w:val="center"/>
+              <w:rPr>
+                <w:rStyle w:val="HTMLCode"/>
+                <w:rFonts w:ascii="Calibri" w:eastAsiaTheme="minorHAnsi" w:hAnsi="Calibri" w:cs="Calibri"/>
+                <w:sz w:val="18"/>
+                <w:szCs w:val="18"/>
+              </w:rPr>
+            </w:pPr>
+            <w:r>
+              <w:rPr>
+                <w:rStyle w:val="HTMLCode"/>
+                <w:rFonts w:ascii="Calibri" w:eastAsiaTheme="minorHAnsi" w:hAnsi="Calibri" w:cs="Calibri"/>
+                <w:sz w:val="18"/>
+                <w:szCs w:val="18"/>
+              </w:rPr>
+              <w:t>7</w:t>
+            </w:r>
+            <w:r>
+              <w:rPr>
+                <w:rStyle w:val="HTMLCode"/>
+                <w:rFonts w:eastAsiaTheme="minorHAnsi"/>
+              </w:rPr>
+              <w:t>4LS193</w:t>
+            </w:r>
+          </w:p>
+        </w:tc>
+        <w:tc>
+          <w:tcPr>
+            <w:tcW w:w="3508" w:type="dxa"/>
+            <w:vAlign w:val="center"/>
+          </w:tcPr>
+          <w:p>
+            <w:pPr>
+              <w:bidi/>
+              <w:jc w:val="center"/>
+              <w:rPr>
+                <w:rStyle w:val="Strong"/>
+                <w:rFonts w:ascii="Calibri" w:hAnsi="Calibri" w:cs="Calibri"/>
+                <w:sz w:val="18"/>
+                <w:szCs w:val="18"/>
+              </w:rPr>
+            </w:pPr>
+            <w:r>
+              <w:rPr>
+                <w:rStyle w:val="Strong"/>
+                <w:rFonts w:ascii="Calibri" w:hAnsi="Calibri" w:cs="Calibri"/>
+                <w:sz w:val="18"/>
+                <w:szCs w:val="18"/>
+              </w:rPr>
+              <w:t>Cumulative Alarm Counter</w:t>
+            </w:r>
+          </w:p>
+        </w:tc>
+      </w:tr>
     </w:tbl>
     <w:p>
       <w:pPr>
@@ -12689,18 +13057,10 @@
           <w:lang w:bidi="fa-IR"/>
         </w:rPr>
         <w:drawing>
-          <wp:anchor distT="0" distB="0" distL="114300" distR="114300" simplePos="0" relativeHeight="251659264" behindDoc="0" locked="0" layoutInCell="1" allowOverlap="1" wp14:anchorId="79795384" wp14:editId="7A69EFFA">
-            <wp:simplePos x="0" y="0"/>
-            <wp:positionH relativeFrom="column">
-              <wp:posOffset>0</wp:posOffset>
-            </wp:positionH>
-            <wp:positionV relativeFrom="paragraph">
-              <wp:posOffset>421</wp:posOffset>
-            </wp:positionV>
-            <wp:extent cx="5943600" cy="2569845"/>
-            <wp:effectExtent l="0" t="0" r="0" b="1905"/>
-            <wp:wrapSquare wrapText="bothSides"/>
-            <wp:docPr id="1089951276" name="Picture 1"/>
+          <wp:inline distT="0" distB="0" distL="0" distR="0" wp14:anchorId="29B86AA2" wp14:editId="24D2A83B">
+            <wp:extent cx="5943600" cy="3051175"/>
+            <wp:effectExtent l="0" t="0" r="0" b="0"/>
+            <wp:docPr id="25872966" name="Picture 1"/>
             <wp:cNvGraphicFramePr>
               <a:graphicFrameLocks xmlns:a="http://schemas.openxmlformats.org/drawingml/2006/main" noChangeAspect="1"/>
             </wp:cNvGraphicFramePr>
@@ -12708,17 +13068,11 @@
               <a:graphicData uri="http://schemas.openxmlformats.org/drawingml/2006/picture">
                 <pic:pic xmlns:pic="http://schemas.openxmlformats.org/drawingml/2006/picture">
                   <pic:nvPicPr>
-                    <pic:cNvPr id="1089951276" name=""/>
+                    <pic:cNvPr id="25872966" name=""/>
                     <pic:cNvPicPr/>
                   </pic:nvPicPr>
                   <pic:blipFill>
-                    <a:blip r:embed="rId16" cstate="print">
-                      <a:extLst>
-                        <a:ext uri="{28A0092B-C50C-407E-A947-70E740481C1C}">
-                          <a14:useLocalDpi xmlns:a14="http://schemas.microsoft.com/office/drawing/2010/main" val="0"/>
-                        </a:ext>
-                      </a:extLst>
-                    </a:blip>
+                    <a:blip r:embed="rId16"/>
                     <a:stretch>
                       <a:fillRect/>
                     </a:stretch>
@@ -12726,7 +13080,7 @@
                   <pic:spPr>
                     <a:xfrm>
                       <a:off x="0" y="0"/>
-                      <a:ext cx="5943600" cy="2569845"/>
+                      <a:ext cx="5943600" cy="3051175"/>
                     </a:xfrm>
                     <a:prstGeom prst="rect">
                       <a:avLst/>
@@ -12735,8 +13089,18 @@
                 </pic:pic>
               </a:graphicData>
             </a:graphic>
-          </wp:anchor>
+          </wp:inline>
         </w:drawing>
+      </w:r>
+      <w:r>
+        <w:rPr>
+          <w:rFonts w:ascii="Calibri" w:hAnsi="Calibri" w:cs="Calibri" w:hint="cs"/>
+          <w:i/>
+          <w:noProof/>
+          <w:rtl/>
+          <w:lang w:bidi="fa-IR"/>
+        </w:rPr>
+        <w:t xml:space="preserve">     </w:t>
       </w:r>
     </w:p>
     <w:p>
@@ -12767,6 +13131,8 @@
         <w:rPr>
           <w:rFonts w:ascii="Calibri" w:hAnsi="Calibri" w:cs="Calibri"/>
           <w:i/>
+          <w:sz w:val="22"/>
+          <w:szCs w:val="22"/>
           <w:lang w:bidi="fa-IR"/>
         </w:rPr>
       </w:pPr>
@@ -12774,6 +13140,8 @@
         <w:rPr>
           <w:rFonts w:ascii="Calibri" w:hAnsi="Calibri" w:cs="Calibri"/>
           <w:i/>
+          <w:sz w:val="22"/>
+          <w:szCs w:val="22"/>
           <w:rtl/>
         </w:rPr>
         <w:t>سیستم کنترل‌کننده تلفن راه‌دور بر اساس معماری استاندارد دیجیتال، به دو بخش اصلی تقسیم و طراحی شده است</w:t>
@@ -12782,6 +13150,8 @@
         <w:rPr>
           <w:rFonts w:ascii="Calibri" w:hAnsi="Calibri" w:cs="Calibri"/>
           <w:i/>
+          <w:sz w:val="22"/>
+          <w:szCs w:val="22"/>
           <w:lang w:bidi="fa-IR"/>
         </w:rPr>
         <w:t>:</w:t>
@@ -12801,6 +13171,8 @@
         <w:rPr>
           <w:rFonts w:ascii="Calibri" w:hAnsi="Calibri" w:cs="Calibri"/>
           <w:i/>
+          <w:sz w:val="22"/>
+          <w:szCs w:val="22"/>
           <w:lang w:bidi="fa-IR"/>
         </w:rPr>
       </w:pPr>
@@ -12810,6 +13182,8 @@
           <w:b/>
           <w:bCs/>
           <w:i/>
+          <w:sz w:val="22"/>
+          <w:szCs w:val="22"/>
           <w:rtl/>
         </w:rPr>
         <w:t>بخش مسیر داده</w:t>
@@ -12820,6 +13194,8 @@
           <w:b/>
           <w:bCs/>
           <w:i/>
+          <w:sz w:val="22"/>
+          <w:szCs w:val="22"/>
           <w:lang w:bidi="fa-IR"/>
         </w:rPr>
         <w:t xml:space="preserve"> (Datapath):</w:t>
@@ -12838,6 +13214,8 @@
         <w:rPr>
           <w:rFonts w:ascii="Calibri" w:hAnsi="Calibri" w:cs="Calibri"/>
           <w:i/>
+          <w:sz w:val="22"/>
+          <w:szCs w:val="22"/>
           <w:lang w:bidi="fa-IR"/>
         </w:rPr>
       </w:pPr>
@@ -12845,6 +13223,8 @@
         <w:rPr>
           <w:rFonts w:ascii="Calibri" w:hAnsi="Calibri" w:cs="Calibri"/>
           <w:i/>
+          <w:sz w:val="22"/>
+          <w:szCs w:val="22"/>
           <w:rtl/>
         </w:rPr>
         <w:t>وظیفه این بخش، ذخیره، شمارش و نمایش تعداد سکه‌هاست. این بخش از دو آی‌سی شمارنده</w:t>
@@ -12853,6 +13233,8 @@
         <w:rPr>
           <w:rFonts w:ascii="Calibri" w:hAnsi="Calibri" w:cs="Calibri"/>
           <w:i/>
+          <w:sz w:val="22"/>
+          <w:szCs w:val="22"/>
           <w:lang w:bidi="fa-IR"/>
         </w:rPr>
         <w:t xml:space="preserve"> BCD </w:t>
@@ -12861,6 +13243,8 @@
         <w:rPr>
           <w:rFonts w:ascii="Calibri" w:hAnsi="Calibri" w:cs="Calibri"/>
           <w:i/>
+          <w:sz w:val="22"/>
+          <w:szCs w:val="22"/>
           <w:rtl/>
         </w:rPr>
         <w:t>صعودی/نزولی</w:t>
@@ -12869,6 +13253,8 @@
         <w:rPr>
           <w:rFonts w:ascii="Calibri" w:hAnsi="Calibri" w:cs="Calibri"/>
           <w:i/>
+          <w:sz w:val="22"/>
+          <w:szCs w:val="22"/>
           <w:lang w:bidi="fa-IR"/>
         </w:rPr>
         <w:t xml:space="preserve"> (74LS192) </w:t>
@@ -12877,6 +13263,8 @@
         <w:rPr>
           <w:rFonts w:ascii="Calibri" w:hAnsi="Calibri" w:cs="Calibri"/>
           <w:i/>
+          <w:sz w:val="22"/>
+          <w:szCs w:val="22"/>
           <w:rtl/>
         </w:rPr>
         <w:t>به صورت آبشاری</w:t>
@@ -12885,6 +13273,8 @@
         <w:rPr>
           <w:rFonts w:ascii="Calibri" w:hAnsi="Calibri" w:cs="Calibri"/>
           <w:i/>
+          <w:sz w:val="22"/>
+          <w:szCs w:val="22"/>
           <w:lang w:bidi="fa-IR"/>
         </w:rPr>
         <w:t xml:space="preserve"> (Cascade) </w:t>
@@ -12893,6 +13283,8 @@
         <w:rPr>
           <w:rFonts w:ascii="Calibri" w:hAnsi="Calibri" w:cs="Calibri"/>
           <w:i/>
+          <w:sz w:val="22"/>
+          <w:szCs w:val="22"/>
           <w:rtl/>
         </w:rPr>
         <w:t>برای یکان و دهگان (</w:t>
@@ -12901,6 +13293,8 @@
         <w:rPr>
           <w:rFonts w:ascii="Calibri" w:hAnsi="Calibri" w:cs="Calibri"/>
           <w:i/>
+          <w:sz w:val="22"/>
+          <w:szCs w:val="22"/>
           <w:lang w:bidi="fa-IR"/>
         </w:rPr>
         <w:t>0</w:t>
@@ -12909,6 +13303,8 @@
         <w:rPr>
           <w:rFonts w:ascii="Calibri" w:hAnsi="Calibri" w:cs="Calibri"/>
           <w:i/>
+          <w:sz w:val="22"/>
+          <w:szCs w:val="22"/>
           <w:rtl/>
           <w:lang w:bidi="fa-IR"/>
         </w:rPr>
@@ -12918,6 +13314,8 @@
         <w:rPr>
           <w:rFonts w:ascii="Calibri" w:hAnsi="Calibri" w:cs="Calibri"/>
           <w:i/>
+          <w:sz w:val="22"/>
+          <w:szCs w:val="22"/>
           <w:rtl/>
         </w:rPr>
         <w:t xml:space="preserve"> سکه) و دو نمایشگر سون‌سگمنت</w:t>
@@ -12926,6 +13324,8 @@
         <w:rPr>
           <w:rFonts w:ascii="Calibri" w:hAnsi="Calibri" w:cs="Calibri"/>
           <w:i/>
+          <w:sz w:val="22"/>
+          <w:szCs w:val="22"/>
           <w:lang w:bidi="fa-IR"/>
         </w:rPr>
         <w:t xml:space="preserve"> (7SEG-BCD) </w:t>
@@ -12934,6 +13334,8 @@
         <w:rPr>
           <w:rFonts w:ascii="Calibri" w:hAnsi="Calibri" w:cs="Calibri"/>
           <w:i/>
+          <w:sz w:val="22"/>
+          <w:szCs w:val="22"/>
           <w:rtl/>
         </w:rPr>
         <w:t>تشکیل شده است</w:t>
@@ -12942,6 +13344,8 @@
         <w:rPr>
           <w:rFonts w:ascii="Calibri" w:hAnsi="Calibri" w:cs="Calibri"/>
           <w:i/>
+          <w:sz w:val="22"/>
+          <w:szCs w:val="22"/>
           <w:lang w:bidi="fa-IR"/>
         </w:rPr>
         <w:t>.</w:t>
@@ -12960,6 +13364,8 @@
         <w:rPr>
           <w:rFonts w:ascii="Calibri" w:hAnsi="Calibri" w:cs="Calibri"/>
           <w:i/>
+          <w:sz w:val="22"/>
+          <w:szCs w:val="22"/>
           <w:lang w:bidi="fa-IR"/>
         </w:rPr>
       </w:pPr>
@@ -12967,6 +13373,8 @@
         <w:rPr>
           <w:rFonts w:ascii="Calibri" w:hAnsi="Calibri" w:cs="Calibri"/>
           <w:i/>
+          <w:sz w:val="22"/>
+          <w:szCs w:val="22"/>
           <w:rtl/>
         </w:rPr>
         <w:t>خروجی‌های این شمارنده‌ها وارد یک شبکه منطقی گیت‌های</w:t>
@@ -12975,6 +13383,8 @@
         <w:rPr>
           <w:rFonts w:ascii="Calibri" w:hAnsi="Calibri" w:cs="Calibri"/>
           <w:i/>
+          <w:sz w:val="22"/>
+          <w:szCs w:val="22"/>
           <w:lang w:bidi="fa-IR"/>
         </w:rPr>
         <w:t xml:space="preserve"> OR </w:t>
@@ -12983,6 +13393,8 @@
         <w:rPr>
           <w:rFonts w:ascii="Calibri" w:hAnsi="Calibri" w:cs="Calibri"/>
           <w:i/>
+          <w:sz w:val="22"/>
+          <w:szCs w:val="22"/>
           <w:rtl/>
         </w:rPr>
         <w:t>و</w:t>
@@ -12991,6 +13403,8 @@
         <w:rPr>
           <w:rFonts w:ascii="Calibri" w:hAnsi="Calibri" w:cs="Calibri"/>
           <w:i/>
+          <w:sz w:val="22"/>
+          <w:szCs w:val="22"/>
           <w:lang w:bidi="fa-IR"/>
         </w:rPr>
         <w:t xml:space="preserve"> NOT </w:t>
@@ -12999,6 +13413,8 @@
         <w:rPr>
           <w:rFonts w:ascii="Calibri" w:hAnsi="Calibri" w:cs="Calibri"/>
           <w:i/>
+          <w:sz w:val="22"/>
+          <w:szCs w:val="22"/>
           <w:rtl/>
         </w:rPr>
         <w:t>می‌شوند تا مدار آشکارسازصفر</w:t>
@@ -13007,6 +13423,8 @@
         <w:rPr>
           <w:rFonts w:ascii="Calibri" w:hAnsi="Calibri" w:cs="Calibri"/>
           <w:i/>
+          <w:sz w:val="22"/>
+          <w:szCs w:val="22"/>
           <w:lang w:bidi="fa-IR"/>
         </w:rPr>
         <w:t> </w:t>
@@ -13015,6 +13433,8 @@
         <w:rPr>
           <w:rFonts w:ascii="Calibri" w:hAnsi="Calibri" w:cs="Calibri"/>
           <w:i/>
+          <w:sz w:val="22"/>
+          <w:szCs w:val="22"/>
           <w:rtl/>
         </w:rPr>
         <w:t>را تشکیل دهند و سیگنال وضعیت </w:t>
@@ -13023,6 +13443,8 @@
         <m:r>
           <w:rPr>
             <w:rFonts w:ascii="Cambria Math" w:hAnsi="Cambria Math" w:cs="Calibri"/>
+            <w:sz w:val="22"/>
+            <w:szCs w:val="22"/>
             <w:lang w:bidi="fa-IR"/>
           </w:rPr>
           <m:t>Z</m:t>
@@ -13032,6 +13454,8 @@
         <w:rPr>
           <w:rFonts w:ascii="Calibri" w:hAnsi="Calibri" w:cs="Calibri"/>
           <w:i/>
+          <w:sz w:val="22"/>
+          <w:szCs w:val="22"/>
           <w:lang w:bidi="fa-IR"/>
         </w:rPr>
         <w:t> </w:t>
@@ -13040,6 +13464,8 @@
         <w:rPr>
           <w:rFonts w:ascii="Calibri" w:hAnsi="Calibri" w:cs="Calibri"/>
           <w:i/>
+          <w:sz w:val="22"/>
+          <w:szCs w:val="22"/>
           <w:rtl/>
         </w:rPr>
         <w:t>(پرچم اتمام موجودی) را تولید کنند</w:t>
@@ -13048,6 +13474,8 @@
         <w:rPr>
           <w:rFonts w:ascii="Calibri" w:hAnsi="Calibri" w:cs="Calibri"/>
           <w:i/>
+          <w:sz w:val="22"/>
+          <w:szCs w:val="22"/>
           <w:lang w:bidi="fa-IR"/>
         </w:rPr>
         <w:t>.</w:t>
@@ -13067,6 +13495,8 @@
         <w:rPr>
           <w:rFonts w:ascii="Calibri" w:hAnsi="Calibri" w:cs="Calibri"/>
           <w:i/>
+          <w:sz w:val="22"/>
+          <w:szCs w:val="22"/>
           <w:lang w:bidi="fa-IR"/>
         </w:rPr>
       </w:pPr>
@@ -13076,6 +13506,8 @@
           <w:b/>
           <w:bCs/>
           <w:i/>
+          <w:sz w:val="22"/>
+          <w:szCs w:val="22"/>
           <w:rtl/>
         </w:rPr>
         <w:t>بخش واحد کنترل</w:t>
@@ -13086,6 +13518,8 @@
           <w:b/>
           <w:bCs/>
           <w:i/>
+          <w:sz w:val="22"/>
+          <w:szCs w:val="22"/>
           <w:lang w:bidi="fa-IR"/>
         </w:rPr>
         <w:t xml:space="preserve"> (Control Unit - FSM):</w:t>
@@ -13104,6 +13538,8 @@
         <w:rPr>
           <w:rFonts w:ascii="Calibri" w:hAnsi="Calibri" w:cs="Calibri"/>
           <w:i/>
+          <w:sz w:val="22"/>
+          <w:szCs w:val="22"/>
           <w:lang w:bidi="fa-IR"/>
         </w:rPr>
       </w:pPr>
@@ -13111,6 +13547,8 @@
         <w:rPr>
           <w:rFonts w:ascii="Calibri" w:hAnsi="Calibri" w:cs="Calibri"/>
           <w:i/>
+          <w:sz w:val="22"/>
+          <w:szCs w:val="22"/>
           <w:rtl/>
         </w:rPr>
         <w:t xml:space="preserve">این بخش مغز متفکر مدار است که با </w:t>
@@ -13119,6 +13557,8 @@
         <w:rPr>
           <w:rFonts w:ascii="Calibri" w:hAnsi="Calibri" w:cs="Calibri"/>
           <w:i/>
+          <w:sz w:val="22"/>
+          <w:szCs w:val="22"/>
           <w:rtl/>
           <w:lang w:bidi="fa-IR"/>
         </w:rPr>
@@ -13128,6 +13568,8 @@
         <w:rPr>
           <w:rFonts w:ascii="Calibri" w:hAnsi="Calibri" w:cs="Calibri"/>
           <w:i/>
+          <w:sz w:val="22"/>
+          <w:szCs w:val="22"/>
           <w:rtl/>
         </w:rPr>
         <w:t xml:space="preserve"> بیت وضعیت</w:t>
@@ -13136,6 +13578,8 @@
         <w:rPr>
           <w:rFonts w:ascii="Calibri" w:hAnsi="Calibri" w:cs="Calibri"/>
           <w:i/>
+          <w:sz w:val="22"/>
+          <w:szCs w:val="22"/>
           <w:lang w:bidi="fa-IR"/>
         </w:rPr>
         <w:t xml:space="preserve"> (</w:t>
@@ -13147,6 +13591,8 @@
               <w:rPr>
                 <w:rFonts w:ascii="Cambria Math" w:hAnsi="Cambria Math" w:cs="Calibri"/>
                 <w:i/>
+                <w:sz w:val="22"/>
+                <w:szCs w:val="22"/>
                 <w:lang w:bidi="fa-IR"/>
               </w:rPr>
             </m:ctrlPr>
@@ -13155,6 +13601,8 @@
             <m:r>
               <w:rPr>
                 <w:rFonts w:ascii="Cambria Math" w:hAnsi="Cambria Math" w:cs="Calibri"/>
+                <w:sz w:val="22"/>
+                <w:szCs w:val="22"/>
                 <w:lang w:bidi="fa-IR"/>
               </w:rPr>
               <m:t>Q</m:t>
@@ -13164,6 +13612,8 @@
             <m:r>
               <w:rPr>
                 <w:rFonts w:ascii="Cambria Math" w:hAnsi="Cambria Math" w:cs="Calibri"/>
+                <w:sz w:val="22"/>
+                <w:szCs w:val="22"/>
                 <w:lang w:bidi="fa-IR"/>
               </w:rPr>
               <m:t>2</m:t>
@@ -13173,6 +13623,8 @@
         <m:r>
           <w:rPr>
             <w:rFonts w:ascii="Cambria Math" w:hAnsi="Cambria Math" w:cs="Calibri"/>
+            <w:sz w:val="22"/>
+            <w:szCs w:val="22"/>
             <w:lang w:bidi="fa-IR"/>
           </w:rPr>
           <m:t>,</m:t>
@@ -13183,6 +13635,8 @@
               <w:rPr>
                 <w:rFonts w:ascii="Cambria Math" w:hAnsi="Cambria Math" w:cs="Calibri"/>
                 <w:i/>
+                <w:sz w:val="22"/>
+                <w:szCs w:val="22"/>
                 <w:lang w:bidi="fa-IR"/>
               </w:rPr>
             </m:ctrlPr>
@@ -13191,6 +13645,8 @@
             <m:r>
               <w:rPr>
                 <w:rFonts w:ascii="Cambria Math" w:hAnsi="Cambria Math" w:cs="Calibri"/>
+                <w:sz w:val="22"/>
+                <w:szCs w:val="22"/>
                 <w:lang w:bidi="fa-IR"/>
               </w:rPr>
               <m:t>Q</m:t>
@@ -13200,6 +13656,8 @@
             <m:r>
               <w:rPr>
                 <w:rFonts w:ascii="Cambria Math" w:hAnsi="Cambria Math" w:cs="Calibri"/>
+                <w:sz w:val="22"/>
+                <w:szCs w:val="22"/>
                 <w:lang w:bidi="fa-IR"/>
               </w:rPr>
               <m:t>1</m:t>
@@ -13209,6 +13667,8 @@
         <m:r>
           <w:rPr>
             <w:rFonts w:ascii="Cambria Math" w:hAnsi="Cambria Math" w:cs="Calibri"/>
+            <w:sz w:val="22"/>
+            <w:szCs w:val="22"/>
             <w:lang w:bidi="fa-IR"/>
           </w:rPr>
           <m:t>,</m:t>
@@ -13219,6 +13679,8 @@
               <w:rPr>
                 <w:rFonts w:ascii="Cambria Math" w:hAnsi="Cambria Math" w:cs="Calibri"/>
                 <w:i/>
+                <w:sz w:val="22"/>
+                <w:szCs w:val="22"/>
                 <w:lang w:bidi="fa-IR"/>
               </w:rPr>
             </m:ctrlPr>
@@ -13227,6 +13689,8 @@
             <m:r>
               <w:rPr>
                 <w:rFonts w:ascii="Cambria Math" w:hAnsi="Cambria Math" w:cs="Calibri"/>
+                <w:sz w:val="22"/>
+                <w:szCs w:val="22"/>
                 <w:lang w:bidi="fa-IR"/>
               </w:rPr>
               <m:t>Q</m:t>
@@ -13236,6 +13700,8 @@
             <m:r>
               <w:rPr>
                 <w:rFonts w:ascii="Cambria Math" w:hAnsi="Cambria Math" w:cs="Calibri"/>
+                <w:sz w:val="22"/>
+                <w:szCs w:val="22"/>
                 <w:lang w:bidi="fa-IR"/>
               </w:rPr>
               <m:t>0</m:t>
@@ -13247,6 +13713,8 @@
         <w:rPr>
           <w:rFonts w:ascii="Calibri" w:hAnsi="Calibri" w:cs="Calibri"/>
           <w:i/>
+          <w:sz w:val="22"/>
+          <w:szCs w:val="22"/>
           <w:lang w:bidi="fa-IR"/>
         </w:rPr>
         <w:t xml:space="preserve">) </w:t>
@@ -13255,6 +13723,8 @@
         <w:rPr>
           <w:rFonts w:ascii="Calibri" w:hAnsi="Calibri" w:cs="Calibri"/>
           <w:i/>
+          <w:sz w:val="22"/>
+          <w:szCs w:val="22"/>
           <w:rtl/>
         </w:rPr>
         <w:t>با استفاده از فلیپ‌فلاپ‌های نوع</w:t>
@@ -13263,6 +13733,8 @@
         <w:rPr>
           <w:rFonts w:ascii="Calibri" w:hAnsi="Calibri" w:cs="Calibri"/>
           <w:i/>
+          <w:sz w:val="22"/>
+          <w:szCs w:val="22"/>
           <w:lang w:bidi="fa-IR"/>
         </w:rPr>
         <w:t xml:space="preserve"> D (74LS74) </w:t>
@@ -13271,6 +13743,8 @@
         <w:rPr>
           <w:rFonts w:ascii="Calibri" w:hAnsi="Calibri" w:cs="Calibri"/>
           <w:i/>
+          <w:sz w:val="22"/>
+          <w:szCs w:val="22"/>
           <w:rtl/>
         </w:rPr>
         <w:t xml:space="preserve">و یک دیکودر </w:t>
@@ -13279,6 +13753,8 @@
         <w:rPr>
           <w:rFonts w:ascii="Calibri" w:hAnsi="Calibri" w:cs="Calibri"/>
           <w:i/>
+          <w:sz w:val="22"/>
+          <w:szCs w:val="22"/>
           <w:rtl/>
           <w:lang w:bidi="fa-IR"/>
         </w:rPr>
@@ -13288,6 +13764,8 @@
         <w:rPr>
           <w:rFonts w:ascii="Calibri" w:hAnsi="Calibri" w:cs="Calibri"/>
           <w:i/>
+          <w:sz w:val="22"/>
+          <w:szCs w:val="22"/>
           <w:rtl/>
         </w:rPr>
         <w:t xml:space="preserve"> به</w:t>
@@ -13296,6 +13774,8 @@
         <w:rPr>
           <w:rFonts w:ascii="Calibri" w:hAnsi="Calibri" w:cs="Calibri"/>
           <w:i/>
+          <w:sz w:val="22"/>
+          <w:szCs w:val="22"/>
           <w:rtl/>
           <w:lang w:bidi="fa-IR"/>
         </w:rPr>
@@ -13305,6 +13785,8 @@
         <w:rPr>
           <w:rFonts w:ascii="Calibri" w:hAnsi="Calibri" w:cs="Calibri"/>
           <w:i/>
+          <w:sz w:val="22"/>
+          <w:szCs w:val="22"/>
           <w:lang w:bidi="fa-IR"/>
         </w:rPr>
         <w:t xml:space="preserve"> (74LS138) </w:t>
@@ -13313,6 +13795,8 @@
         <w:rPr>
           <w:rFonts w:ascii="Calibri" w:hAnsi="Calibri" w:cs="Calibri"/>
           <w:i/>
+          <w:sz w:val="22"/>
+          <w:szCs w:val="22"/>
           <w:rtl/>
         </w:rPr>
         <w:t>پیاده‌سازی شده است</w:t>
@@ -13321,6 +13805,8 @@
         <w:rPr>
           <w:rFonts w:ascii="Calibri" w:hAnsi="Calibri" w:cs="Calibri"/>
           <w:i/>
+          <w:sz w:val="22"/>
+          <w:szCs w:val="22"/>
           <w:lang w:bidi="fa-IR"/>
         </w:rPr>
         <w:t>.</w:t>
@@ -13339,6 +13825,8 @@
         <w:rPr>
           <w:rFonts w:ascii="Calibri" w:hAnsi="Calibri" w:cs="Calibri"/>
           <w:i/>
+          <w:sz w:val="22"/>
+          <w:szCs w:val="22"/>
           <w:lang w:bidi="fa-IR"/>
         </w:rPr>
       </w:pPr>
@@ -13346,6 +13834,8 @@
         <w:rPr>
           <w:rFonts w:ascii="Calibri" w:hAnsi="Calibri" w:cs="Calibri"/>
           <w:i/>
+          <w:sz w:val="22"/>
+          <w:szCs w:val="22"/>
           <w:rtl/>
         </w:rPr>
         <w:t>واحد کنترل با دریافت سیگنال‌های ورودی</w:t>
@@ -13354,6 +13844,8 @@
         <w:rPr>
           <w:rFonts w:ascii="Calibri" w:hAnsi="Calibri" w:cs="Calibri"/>
           <w:i/>
+          <w:sz w:val="22"/>
+          <w:szCs w:val="22"/>
           <w:lang w:bidi="fa-IR"/>
         </w:rPr>
         <w:t xml:space="preserve"> (</w:t>
@@ -13362,6 +13854,8 @@
         <m:r>
           <w:rPr>
             <w:rFonts w:ascii="Cambria Math" w:hAnsi="Cambria Math" w:cs="Calibri"/>
+            <w:sz w:val="22"/>
+            <w:szCs w:val="22"/>
             <w:lang w:bidi="fa-IR"/>
           </w:rPr>
           <m:t>Start,Z</m:t>
@@ -13371,6 +13865,8 @@
         <w:rPr>
           <w:rFonts w:ascii="Calibri" w:hAnsi="Calibri" w:cs="Calibri"/>
           <w:i/>
+          <w:sz w:val="22"/>
+          <w:szCs w:val="22"/>
           <w:lang w:bidi="fa-IR"/>
         </w:rPr>
         <w:t xml:space="preserve">) </w:t>
@@ -13379,6 +13875,8 @@
         <w:rPr>
           <w:rFonts w:ascii="Calibri" w:hAnsi="Calibri" w:cs="Calibri"/>
           <w:i/>
+          <w:sz w:val="22"/>
+          <w:szCs w:val="22"/>
           <w:rtl/>
         </w:rPr>
         <w:t>و پالس‌های ساعت</w:t>
@@ -13387,6 +13885,8 @@
         <w:rPr>
           <w:rFonts w:ascii="Calibri" w:hAnsi="Calibri" w:cs="Calibri"/>
           <w:i/>
+          <w:sz w:val="22"/>
+          <w:szCs w:val="22"/>
           <w:lang w:bidi="fa-IR"/>
         </w:rPr>
         <w:t xml:space="preserve"> (</w:t>
@@ -13395,6 +13895,8 @@
         <m:r>
           <w:rPr>
             <w:rFonts w:ascii="Cambria Math" w:hAnsi="Cambria Math" w:cs="Calibri"/>
+            <w:sz w:val="22"/>
+            <w:szCs w:val="22"/>
             <w:lang w:bidi="fa-IR"/>
           </w:rPr>
           <m:t>CLK</m:t>
@@ -13404,6 +13906,8 @@
         <w:rPr>
           <w:rFonts w:ascii="Calibri" w:hAnsi="Calibri" w:cs="Calibri"/>
           <w:i/>
+          <w:sz w:val="22"/>
+          <w:szCs w:val="22"/>
           <w:lang w:bidi="fa-IR"/>
         </w:rPr>
         <w:t>)</w:t>
@@ -13412,6 +13916,8 @@
         <w:rPr>
           <w:rFonts w:ascii="Calibri" w:hAnsi="Calibri" w:cs="Calibri"/>
           <w:i/>
+          <w:sz w:val="22"/>
+          <w:szCs w:val="22"/>
           <w:rtl/>
         </w:rPr>
         <w:t>، مراحل مختلف مکالمه، زمان‌بندی دوره شست‌وشو/مکالمه</w:t>
@@ -13420,6 +13926,8 @@
         <w:rPr>
           <w:rFonts w:ascii="Calibri" w:hAnsi="Calibri" w:cs="Calibri"/>
           <w:i/>
+          <w:sz w:val="22"/>
+          <w:szCs w:val="22"/>
           <w:rtl/>
           <w:lang w:bidi="fa-IR"/>
         </w:rPr>
@@ -13432,6 +13940,8 @@
               <w:rPr>
                 <w:rFonts w:ascii="Cambria Math" w:hAnsi="Cambria Math" w:cs="Calibri"/>
                 <w:i/>
+                <w:sz w:val="22"/>
+                <w:szCs w:val="22"/>
                 <w:lang w:bidi="fa-IR"/>
               </w:rPr>
             </m:ctrlPr>
@@ -13440,6 +13950,8 @@
             <m:r>
               <w:rPr>
                 <w:rFonts w:ascii="Cambria Math" w:hAnsi="Cambria Math" w:cs="Calibri"/>
+                <w:sz w:val="22"/>
+                <w:szCs w:val="22"/>
                 <w:lang w:bidi="fa-IR"/>
               </w:rPr>
               <m:t>T</m:t>
@@ -13449,6 +13961,8 @@
             <m:r>
               <w:rPr>
                 <w:rFonts w:ascii="Cambria Math" w:hAnsi="Cambria Math" w:cs="Calibri"/>
+                <w:sz w:val="22"/>
+                <w:szCs w:val="22"/>
                 <w:lang w:bidi="fa-IR"/>
               </w:rPr>
               <m:t>1</m:t>
@@ -13458,6 +13972,8 @@
         <m:r>
           <w:rPr>
             <w:rFonts w:ascii="Cambria Math" w:hAnsi="Cambria Math" w:cs="Calibri"/>
+            <w:sz w:val="22"/>
+            <w:szCs w:val="22"/>
             <w:lang w:bidi="fa-IR"/>
           </w:rPr>
           <m:t>=2</m:t>
@@ -13467,6 +13983,8 @@
         <w:rPr>
           <w:rFonts w:ascii="Calibri" w:hAnsi="Calibri" w:cs="Calibri"/>
           <w:i/>
+          <w:sz w:val="22"/>
+          <w:szCs w:val="22"/>
           <w:lang w:bidi="fa-IR"/>
         </w:rPr>
         <w:t> </w:t>
@@ -13475,6 +13993,8 @@
         <w:rPr>
           <w:rFonts w:ascii="Calibri" w:hAnsi="Calibri" w:cs="Calibri"/>
           <w:i/>
+          <w:sz w:val="22"/>
+          <w:szCs w:val="22"/>
           <w:rtl/>
         </w:rPr>
         <w:t>پالس ساعت)، مهلت هشدار(</w:t>
@@ -13483,6 +14003,8 @@
         <w:rPr>
           <w:rFonts w:ascii="Calibri" w:hAnsi="Calibri" w:cs="Calibri"/>
           <w:i/>
+          <w:sz w:val="22"/>
+          <w:szCs w:val="22"/>
           <w:rtl/>
           <w:lang w:bidi="fa-IR"/>
         </w:rPr>
@@ -13495,6 +14017,8 @@
               <w:rPr>
                 <w:rFonts w:ascii="Cambria Math" w:hAnsi="Cambria Math" w:cs="Calibri"/>
                 <w:i/>
+                <w:sz w:val="22"/>
+                <w:szCs w:val="22"/>
                 <w:lang w:bidi="fa-IR"/>
               </w:rPr>
             </m:ctrlPr>
@@ -13503,6 +14027,8 @@
             <m:r>
               <w:rPr>
                 <w:rFonts w:ascii="Cambria Math" w:hAnsi="Cambria Math" w:cs="Calibri"/>
+                <w:sz w:val="22"/>
+                <w:szCs w:val="22"/>
                 <w:lang w:bidi="fa-IR"/>
               </w:rPr>
               <m:t>T</m:t>
@@ -13512,6 +14038,8 @@
             <m:r>
               <w:rPr>
                 <w:rFonts w:ascii="Cambria Math" w:hAnsi="Cambria Math" w:cs="Calibri"/>
+                <w:sz w:val="22"/>
+                <w:szCs w:val="22"/>
                 <w:lang w:bidi="fa-IR"/>
               </w:rPr>
               <m:t>2</m:t>
@@ -13521,6 +14049,8 @@
         <m:r>
           <w:rPr>
             <w:rFonts w:ascii="Cambria Math" w:hAnsi="Cambria Math" w:cs="Calibri"/>
+            <w:sz w:val="22"/>
+            <w:szCs w:val="22"/>
             <w:lang w:bidi="fa-IR"/>
           </w:rPr>
           <m:t>=3</m:t>
@@ -13530,6 +14060,8 @@
         <w:rPr>
           <w:rFonts w:ascii="Calibri" w:hAnsi="Calibri" w:cs="Calibri"/>
           <w:i/>
+          <w:sz w:val="22"/>
+          <w:szCs w:val="22"/>
           <w:lang w:bidi="fa-IR"/>
         </w:rPr>
         <w:t> </w:t>
@@ -13538,6 +14070,8 @@
         <w:rPr>
           <w:rFonts w:ascii="Calibri" w:hAnsi="Calibri" w:cs="Calibri"/>
           <w:i/>
+          <w:sz w:val="22"/>
+          <w:szCs w:val="22"/>
           <w:rtl/>
         </w:rPr>
         <w:t>پالس ساعت)، و سیگنال‌های خروجی </w:t>
@@ -13546,6 +14080,8 @@
         <w:rPr>
           <w:rFonts w:ascii="Calibri" w:hAnsi="Calibri" w:cs="Calibri"/>
           <w:i/>
+          <w:sz w:val="22"/>
+          <w:szCs w:val="22"/>
           <w:lang w:bidi="fa-IR"/>
         </w:rPr>
         <w:t>Call</w:t>
@@ -13554,6 +14090,8 @@
         <w:rPr>
           <w:rFonts w:ascii="Calibri" w:hAnsi="Calibri" w:cs="Calibri"/>
           <w:i/>
+          <w:sz w:val="22"/>
+          <w:szCs w:val="22"/>
           <w:rtl/>
         </w:rPr>
         <w:t>، </w:t>
@@ -13562,6 +14100,8 @@
         <w:rPr>
           <w:rFonts w:ascii="Calibri" w:hAnsi="Calibri" w:cs="Calibri"/>
           <w:i/>
+          <w:sz w:val="22"/>
+          <w:szCs w:val="22"/>
           <w:lang w:bidi="fa-IR"/>
         </w:rPr>
         <w:t>Alarm</w:t>
@@ -13570,6 +14110,8 @@
         <w:rPr>
           <w:rFonts w:ascii="Calibri" w:hAnsi="Calibri" w:cs="Calibri"/>
           <w:i/>
+          <w:sz w:val="22"/>
+          <w:szCs w:val="22"/>
           <w:rtl/>
           <w:lang w:bidi="fa-IR"/>
         </w:rPr>
@@ -13579,6 +14121,8 @@
         <w:rPr>
           <w:rFonts w:ascii="Calibri" w:hAnsi="Calibri" w:cs="Calibri"/>
           <w:i/>
+          <w:sz w:val="22"/>
+          <w:szCs w:val="22"/>
           <w:lang w:bidi="fa-IR"/>
         </w:rPr>
         <w:t> </w:t>
@@ -13587,6 +14131,8 @@
         <w:rPr>
           <w:rFonts w:ascii="Calibri" w:hAnsi="Calibri" w:cs="Calibri"/>
           <w:i/>
+          <w:sz w:val="22"/>
+          <w:szCs w:val="22"/>
           <w:rtl/>
         </w:rPr>
         <w:t>و پالس کسر سکه </w:t>
@@ -13595,6 +14141,8 @@
         <w:rPr>
           <w:rFonts w:ascii="Calibri" w:hAnsi="Calibri" w:cs="Calibri"/>
           <w:i/>
+          <w:sz w:val="22"/>
+          <w:szCs w:val="22"/>
           <w:lang w:bidi="fa-IR"/>
         </w:rPr>
         <w:t>Dec_Coin </w:t>
@@ -13603,6 +14151,8 @@
         <w:rPr>
           <w:rFonts w:ascii="Calibri" w:hAnsi="Calibri" w:cs="Calibri"/>
           <w:i/>
+          <w:sz w:val="22"/>
+          <w:szCs w:val="22"/>
           <w:rtl/>
           <w:lang w:bidi="fa-IR"/>
         </w:rPr>
@@ -13612,6 +14162,8 @@
         <w:rPr>
           <w:rFonts w:ascii="Calibri" w:hAnsi="Calibri" w:cs="Calibri"/>
           <w:i/>
+          <w:sz w:val="22"/>
+          <w:szCs w:val="22"/>
           <w:rtl/>
         </w:rPr>
         <w:t>را هدایت می‌کند</w:t>
@@ -13620,6 +14172,8 @@
         <w:rPr>
           <w:rFonts w:ascii="Calibri" w:hAnsi="Calibri" w:cs="Calibri"/>
           <w:i/>
+          <w:sz w:val="22"/>
+          <w:szCs w:val="22"/>
           <w:lang w:bidi="fa-IR"/>
         </w:rPr>
         <w:t>.</w:t>
@@ -13627,14 +14181,480 @@
     </w:p>
     <w:p>
       <w:pPr>
+        <w:pStyle w:val="ListParagraph"/>
+        <w:numPr>
+          <w:ilvl w:val="0"/>
+          <w:numId w:val="1"/>
+        </w:numPr>
+        <w:tabs>
+          <w:tab w:val="num" w:pos="1440"/>
+        </w:tabs>
         <w:bidi/>
         <w:rPr>
           <w:rFonts w:ascii="Calibri" w:hAnsi="Calibri" w:cs="Calibri"/>
+          <w:iCs/>
+          <w:sz w:val="22"/>
+          <w:szCs w:val="22"/>
+          <w:lang w:bidi="fa-IR"/>
+        </w:rPr>
+      </w:pPr>
+      <w:r>
+        <w:rPr>
+          <w:rFonts w:ascii="Calibri" w:hAnsi="Calibri" w:cs="Calibri"/>
+          <w:b/>
+          <w:bCs/>
           <w:i/>
-          <w:rtl/>
+          <w:sz w:val="22"/>
+          <w:szCs w:val="22"/>
+          <w:rtl/>
+        </w:rPr>
+        <w:t>بخش زمان‌سنج حافظه‌دار هشدار</w:t>
+      </w:r>
+      <w:r>
+        <w:rPr>
+          <w:rFonts w:ascii="Calibri" w:hAnsi="Calibri" w:cs="Calibri"/>
+          <w:b/>
+          <w:bCs/>
+          <w:i/>
+          <w:sz w:val="22"/>
+          <w:szCs w:val="22"/>
+          <w:lang w:bidi="fa-IR"/>
+        </w:rPr>
+        <w:t xml:space="preserve"> (Cumulative Alarm Timer):</w:t>
+      </w:r>
+    </w:p>
+    <w:p>
+      <w:pPr>
+        <w:numPr>
+          <w:ilvl w:val="0"/>
+          <w:numId w:val="3"/>
+        </w:numPr>
+        <w:tabs>
+          <w:tab w:val="num" w:pos="1440"/>
+        </w:tabs>
+        <w:bidi/>
+        <w:rPr>
+          <w:rFonts w:ascii="Calibri" w:hAnsi="Calibri" w:cs="Calibri"/>
+          <w:i/>
+          <w:sz w:val="22"/>
+          <w:szCs w:val="22"/>
           <w:lang w:bidi="fa-IR"/>
         </w:rPr>
       </w:pPr>
+      <w:r>
+        <w:rPr>
+          <w:rFonts w:ascii="Calibri" w:hAnsi="Calibri" w:cs="Calibri"/>
+          <w:i/>
+          <w:sz w:val="22"/>
+          <w:szCs w:val="22"/>
+          <w:rtl/>
+        </w:rPr>
+        <w:lastRenderedPageBreak/>
+        <w:t xml:space="preserve">جهت برآورده کردن قید حافظه‌دار بودن مهلت هشدار (سقف کل </w:t>
+      </w:r>
+      <w:r>
+        <w:rPr>
+          <w:rFonts w:ascii="Calibri" w:hAnsi="Calibri" w:cs="Calibri"/>
+          <w:i/>
+          <w:sz w:val="22"/>
+          <w:szCs w:val="22"/>
+          <w:rtl/>
+          <w:lang w:bidi="fa-IR"/>
+        </w:rPr>
+        <w:t>۳</w:t>
+      </w:r>
+      <w:r>
+        <w:rPr>
+          <w:rFonts w:ascii="Calibri" w:hAnsi="Calibri" w:cs="Calibri"/>
+          <w:i/>
+          <w:sz w:val="22"/>
+          <w:szCs w:val="22"/>
+          <w:rtl/>
+        </w:rPr>
+        <w:t xml:space="preserve"> پالس برای هر تماس)، یک شمارنده سنکرون </w:t>
+      </w:r>
+      <w:r>
+        <w:rPr>
+          <w:rFonts w:ascii="Calibri" w:hAnsi="Calibri" w:cs="Calibri"/>
+          <w:i/>
+          <w:sz w:val="22"/>
+          <w:szCs w:val="22"/>
+          <w:rtl/>
+          <w:lang w:bidi="fa-IR"/>
+        </w:rPr>
+        <w:t>۴</w:t>
+      </w:r>
+      <w:r>
+        <w:rPr>
+          <w:rFonts w:ascii="Calibri" w:hAnsi="Calibri" w:cs="Calibri"/>
+          <w:i/>
+          <w:sz w:val="22"/>
+          <w:szCs w:val="22"/>
+          <w:rtl/>
+        </w:rPr>
+        <w:t xml:space="preserve"> بیتی</w:t>
+      </w:r>
+      <w:r>
+        <w:rPr>
+          <w:rFonts w:ascii="Calibri" w:hAnsi="Calibri" w:cs="Calibri"/>
+          <w:i/>
+          <w:sz w:val="22"/>
+          <w:szCs w:val="22"/>
+          <w:lang w:bidi="fa-IR"/>
+        </w:rPr>
+        <w:t xml:space="preserve"> (</w:t>
+      </w:r>
+      <w:r>
+        <w:rPr>
+          <w:rFonts w:ascii="Calibri" w:hAnsi="Calibri" w:cs="Calibri"/>
+          <w:b/>
+          <w:bCs/>
+          <w:i/>
+          <w:sz w:val="22"/>
+          <w:szCs w:val="22"/>
+          <w:lang w:bidi="fa-IR"/>
+        </w:rPr>
+        <w:t>74LS193</w:t>
+      </w:r>
+      <w:r>
+        <w:rPr>
+          <w:rFonts w:ascii="Calibri" w:hAnsi="Calibri" w:cs="Calibri"/>
+          <w:i/>
+          <w:sz w:val="22"/>
+          <w:szCs w:val="22"/>
+          <w:lang w:bidi="fa-IR"/>
+        </w:rPr>
+        <w:t xml:space="preserve">) </w:t>
+      </w:r>
+      <w:r>
+        <w:rPr>
+          <w:rFonts w:ascii="Calibri" w:hAnsi="Calibri" w:cs="Calibri"/>
+          <w:i/>
+          <w:sz w:val="22"/>
+          <w:szCs w:val="22"/>
+          <w:rtl/>
+        </w:rPr>
+        <w:t>به مدار افزوده شده است</w:t>
+      </w:r>
+      <w:r>
+        <w:rPr>
+          <w:rFonts w:ascii="Calibri" w:hAnsi="Calibri" w:cs="Calibri"/>
+          <w:i/>
+          <w:sz w:val="22"/>
+          <w:szCs w:val="22"/>
+          <w:lang w:bidi="fa-IR"/>
+        </w:rPr>
+        <w:t>.</w:t>
+      </w:r>
+    </w:p>
+    <w:p>
+      <w:pPr>
+        <w:numPr>
+          <w:ilvl w:val="0"/>
+          <w:numId w:val="3"/>
+        </w:numPr>
+        <w:tabs>
+          <w:tab w:val="num" w:pos="1440"/>
+        </w:tabs>
+        <w:bidi/>
+        <w:rPr>
+          <w:rFonts w:ascii="Calibri" w:hAnsi="Calibri" w:cs="Calibri"/>
+          <w:i/>
+          <w:sz w:val="22"/>
+          <w:szCs w:val="22"/>
+          <w:lang w:bidi="fa-IR"/>
+        </w:rPr>
+      </w:pPr>
+      <w:r>
+        <w:rPr>
+          <w:rFonts w:ascii="Calibri" w:hAnsi="Calibri" w:cs="Calibri"/>
+          <w:i/>
+          <w:sz w:val="22"/>
+          <w:szCs w:val="22"/>
+          <w:rtl/>
+        </w:rPr>
+        <w:t>این شمارنده فقط در زمان روشن بودن نشان‌دهنده </w:t>
+      </w:r>
+      <m:oMath>
+        <m:r>
+          <w:rPr>
+            <w:rFonts w:ascii="Cambria Math" w:hAnsi="Cambria Math" w:cs="Calibri"/>
+            <w:sz w:val="22"/>
+            <w:szCs w:val="22"/>
+            <w:lang w:bidi="fa-IR"/>
+          </w:rPr>
+          <m:t>Alarm</m:t>
+        </m:r>
+      </m:oMath>
+      <w:r>
+        <w:rPr>
+          <w:rFonts w:ascii="Calibri" w:hAnsi="Calibri" w:cs="Calibri"/>
+          <w:i/>
+          <w:sz w:val="22"/>
+          <w:szCs w:val="22"/>
+          <w:rtl/>
+        </w:rPr>
+        <w:t>، پالس‌های ساعت را شمارش می‌کند</w:t>
+      </w:r>
+      <w:r>
+        <w:rPr>
+          <w:rFonts w:ascii="Calibri" w:hAnsi="Calibri" w:cs="Calibri"/>
+          <w:i/>
+          <w:sz w:val="22"/>
+          <w:szCs w:val="22"/>
+          <w:lang w:bidi="fa-IR"/>
+        </w:rPr>
+        <w:t>.</w:t>
+      </w:r>
+    </w:p>
+    <w:p>
+      <w:pPr>
+        <w:numPr>
+          <w:ilvl w:val="0"/>
+          <w:numId w:val="3"/>
+        </w:numPr>
+        <w:tabs>
+          <w:tab w:val="num" w:pos="1440"/>
+        </w:tabs>
+        <w:bidi/>
+        <w:rPr>
+          <w:rFonts w:ascii="Calibri" w:hAnsi="Calibri" w:cs="Calibri"/>
+          <w:i/>
+          <w:sz w:val="22"/>
+          <w:szCs w:val="22"/>
+          <w:lang w:bidi="fa-IR"/>
+        </w:rPr>
+      </w:pPr>
+      <w:r>
+        <w:rPr>
+          <w:rFonts w:ascii="Calibri" w:hAnsi="Calibri" w:cs="Calibri"/>
+          <w:b/>
+          <w:bCs/>
+          <w:i/>
+          <w:sz w:val="22"/>
+          <w:szCs w:val="22"/>
+          <w:rtl/>
+        </w:rPr>
+        <w:t>ویژگی حافظه‌دار بودن</w:t>
+      </w:r>
+      <w:r>
+        <w:rPr>
+          <w:rFonts w:ascii="Calibri" w:hAnsi="Calibri" w:cs="Calibri"/>
+          <w:b/>
+          <w:bCs/>
+          <w:i/>
+          <w:sz w:val="22"/>
+          <w:szCs w:val="22"/>
+          <w:lang w:bidi="fa-IR"/>
+        </w:rPr>
+        <w:t>:</w:t>
+      </w:r>
+      <w:r>
+        <w:rPr>
+          <w:rFonts w:ascii="Calibri" w:hAnsi="Calibri" w:cs="Calibri"/>
+          <w:i/>
+          <w:sz w:val="22"/>
+          <w:szCs w:val="22"/>
+          <w:lang w:bidi="fa-IR"/>
+        </w:rPr>
+        <w:t> </w:t>
+      </w:r>
+      <w:r>
+        <w:rPr>
+          <w:rFonts w:ascii="Calibri" w:hAnsi="Calibri" w:cs="Calibri"/>
+          <w:i/>
+          <w:sz w:val="22"/>
+          <w:szCs w:val="22"/>
+          <w:rtl/>
+        </w:rPr>
+        <w:t>در صورتی که کاربر در حین هشدار سکه بیندازد، شمارنده ریست </w:t>
+      </w:r>
+      <w:r>
+        <w:rPr>
+          <w:rFonts w:ascii="Calibri" w:hAnsi="Calibri" w:cs="Calibri"/>
+          <w:b/>
+          <w:bCs/>
+          <w:i/>
+          <w:sz w:val="22"/>
+          <w:szCs w:val="22"/>
+          <w:rtl/>
+        </w:rPr>
+        <w:t>نمی‌شود</w:t>
+      </w:r>
+      <w:r>
+        <w:rPr>
+          <w:rFonts w:ascii="Calibri" w:hAnsi="Calibri" w:cs="Calibri"/>
+          <w:i/>
+          <w:sz w:val="22"/>
+          <w:szCs w:val="22"/>
+          <w:rtl/>
+        </w:rPr>
+        <w:t> و مقدار زمان سپری‌شده را در خود ذخیره نگه می‌دارد. اگر در ادامه همان مکالمه مجدداً موجودی صفر شود، شمارش از ادامه‌ی زمان قبلی از سر گرفته می‌شود</w:t>
+      </w:r>
+      <w:r>
+        <w:rPr>
+          <w:rFonts w:ascii="Calibri" w:hAnsi="Calibri" w:cs="Calibri"/>
+          <w:i/>
+          <w:sz w:val="22"/>
+          <w:szCs w:val="22"/>
+          <w:lang w:bidi="fa-IR"/>
+        </w:rPr>
+        <w:t>.</w:t>
+      </w:r>
+    </w:p>
+    <w:p>
+      <w:pPr>
+        <w:numPr>
+          <w:ilvl w:val="0"/>
+          <w:numId w:val="3"/>
+        </w:numPr>
+        <w:tabs>
+          <w:tab w:val="num" w:pos="1440"/>
+        </w:tabs>
+        <w:bidi/>
+        <w:rPr>
+          <w:rFonts w:ascii="Calibri" w:hAnsi="Calibri" w:cs="Calibri"/>
+          <w:i/>
+          <w:sz w:val="22"/>
+          <w:szCs w:val="22"/>
+          <w:rtl/>
+          <w:lang w:bidi="fa-IR"/>
+        </w:rPr>
+      </w:pPr>
+      <w:r>
+        <w:rPr>
+          <w:rFonts w:ascii="Calibri" w:hAnsi="Calibri" w:cs="Calibri"/>
+          <w:i/>
+          <w:sz w:val="22"/>
+          <w:szCs w:val="22"/>
+          <w:rtl/>
+        </w:rPr>
+        <w:t xml:space="preserve">با رسیدن مجموع زمان هشدار به </w:t>
+      </w:r>
+      <w:r>
+        <w:rPr>
+          <w:rFonts w:ascii="Calibri" w:hAnsi="Calibri" w:cs="Calibri"/>
+          <w:i/>
+          <w:sz w:val="22"/>
+          <w:szCs w:val="22"/>
+          <w:rtl/>
+          <w:lang w:bidi="fa-IR"/>
+        </w:rPr>
+        <w:t>۳</w:t>
+      </w:r>
+      <w:r>
+        <w:rPr>
+          <w:rFonts w:ascii="Calibri" w:hAnsi="Calibri" w:cs="Calibri"/>
+          <w:i/>
+          <w:sz w:val="22"/>
+          <w:szCs w:val="22"/>
+          <w:rtl/>
+        </w:rPr>
+        <w:t xml:space="preserve"> پالس</w:t>
+      </w:r>
+      <w:r>
+        <w:rPr>
+          <w:rFonts w:ascii="Calibri" w:hAnsi="Calibri" w:cs="Calibri"/>
+          <w:i/>
+          <w:sz w:val="22"/>
+          <w:szCs w:val="22"/>
+          <w:lang w:bidi="fa-IR"/>
+        </w:rPr>
+        <w:t xml:space="preserve"> (</w:t>
+      </w:r>
+      <m:oMath>
+        <m:r>
+          <w:rPr>
+            <w:rFonts w:ascii="Cambria Math" w:hAnsi="Cambria Math" w:cs="Calibri"/>
+            <w:sz w:val="22"/>
+            <w:szCs w:val="22"/>
+            <w:lang w:bidi="fa-IR"/>
+          </w:rPr>
+          <m:t>TIME</m:t>
+        </m:r>
+        <m:r>
+          <m:rPr>
+            <m:lit/>
+          </m:rPr>
+          <w:rPr>
+            <w:rFonts w:ascii="Cambria Math" w:hAnsi="Cambria Math" w:cs="Calibri"/>
+            <w:sz w:val="22"/>
+            <w:szCs w:val="22"/>
+            <w:lang w:bidi="fa-IR"/>
+          </w:rPr>
+          <m:t>_</m:t>
+        </m:r>
+        <m:r>
+          <w:rPr>
+            <w:rFonts w:ascii="Cambria Math" w:hAnsi="Cambria Math" w:cs="Calibri"/>
+            <w:sz w:val="22"/>
+            <w:szCs w:val="22"/>
+            <w:lang w:bidi="fa-IR"/>
+          </w:rPr>
+          <m:t>OUt=1</m:t>
+        </m:r>
+      </m:oMath>
+      <w:r>
+        <w:rPr>
+          <w:rFonts w:ascii="Calibri" w:hAnsi="Calibri" w:cs="Calibri"/>
+          <w:i/>
+          <w:sz w:val="22"/>
+          <w:szCs w:val="22"/>
+          <w:lang w:bidi="fa-IR"/>
+        </w:rPr>
+        <w:t>)</w:t>
+      </w:r>
+      <w:r>
+        <w:rPr>
+          <w:rFonts w:ascii="Calibri" w:hAnsi="Calibri" w:cs="Calibri"/>
+          <w:i/>
+          <w:sz w:val="22"/>
+          <w:szCs w:val="22"/>
+          <w:rtl/>
+        </w:rPr>
+        <w:t>، سیگنال </w:t>
+      </w:r>
+      <m:oMath>
+        <m:r>
+          <w:rPr>
+            <w:rFonts w:ascii="Cambria Math" w:hAnsi="Cambria Math" w:cs="Calibri"/>
+            <w:sz w:val="22"/>
+            <w:szCs w:val="22"/>
+            <w:lang w:bidi="fa-IR"/>
+          </w:rPr>
+          <m:t>Call</m:t>
+        </m:r>
+      </m:oMath>
+      <w:r>
+        <w:rPr>
+          <w:rFonts w:ascii="Calibri" w:hAnsi="Calibri" w:cs="Calibri"/>
+          <w:i/>
+          <w:sz w:val="22"/>
+          <w:szCs w:val="22"/>
+          <w:lang w:bidi="fa-IR"/>
+        </w:rPr>
+        <w:t> </w:t>
+      </w:r>
+      <w:r>
+        <w:rPr>
+          <w:rFonts w:ascii="Calibri" w:hAnsi="Calibri" w:cs="Calibri"/>
+          <w:i/>
+          <w:sz w:val="22"/>
+          <w:szCs w:val="22"/>
+          <w:rtl/>
+        </w:rPr>
+        <w:t>به صورت خودکار قطع و تماس خاتمه می‌یابد</w:t>
+      </w:r>
+      <w:r>
+        <w:rPr>
+          <w:rFonts w:ascii="Calibri" w:hAnsi="Calibri" w:cs="Calibri"/>
+          <w:i/>
+          <w:sz w:val="22"/>
+          <w:szCs w:val="22"/>
+          <w:lang w:bidi="fa-IR"/>
+        </w:rPr>
+        <w:t>.</w:t>
+      </w:r>
     </w:p>
     <w:p>
       <w:pPr>
@@ -13651,7 +14671,6 @@
           <w:rtl/>
           <w:lang w:bidi="fa-IR"/>
         </w:rPr>
-        <w:lastRenderedPageBreak/>
         <w:t>تست مدار</w:t>
       </w:r>
     </w:p>
@@ -13660,6 +14679,8 @@
         <w:bidi/>
         <w:rPr>
           <w:rFonts w:ascii="Calibri" w:hAnsi="Calibri" w:cs="Calibri"/>
+          <w:sz w:val="22"/>
+          <w:szCs w:val="22"/>
           <w:rtl/>
           <w:lang w:bidi="fa-IR"/>
         </w:rPr>
@@ -13667,23 +14688,103 @@
       <w:r>
         <w:rPr>
           <w:rFonts w:ascii="Calibri" w:hAnsi="Calibri" w:cs="Calibri"/>
+          <w:b/>
+          <w:bCs/>
+          <w:sz w:val="22"/>
+          <w:szCs w:val="22"/>
+          <w:rtl/>
+        </w:rPr>
+        <w:t>تست شارژ اولیه</w:t>
+      </w:r>
+      <w:r>
+        <w:rPr>
+          <w:rFonts w:ascii="Calibri" w:hAnsi="Calibri" w:cs="Calibri"/>
+          <w:b/>
+          <w:bCs/>
+          <w:sz w:val="22"/>
+          <w:szCs w:val="22"/>
+          <w:lang w:bidi="fa-IR"/>
+        </w:rPr>
+        <w:t xml:space="preserve"> (Coin):</w:t>
+      </w:r>
+      <w:r>
+        <w:rPr>
+          <w:rFonts w:ascii="Calibri" w:hAnsi="Calibri" w:cs="Calibri"/>
+          <w:sz w:val="22"/>
+          <w:szCs w:val="22"/>
+          <w:lang w:bidi="fa-IR"/>
+        </w:rPr>
+        <w:br/>
+      </w:r>
+      <w:r>
+        <w:rPr>
+          <w:rFonts w:ascii="Calibri" w:hAnsi="Calibri" w:cs="Calibri"/>
+          <w:sz w:val="22"/>
+          <w:szCs w:val="22"/>
+          <w:rtl/>
+        </w:rPr>
+        <w:t>با فشردن کلید فشاری</w:t>
+      </w:r>
+      <w:r>
+        <w:rPr>
+          <w:rFonts w:ascii="Calibri" w:hAnsi="Calibri" w:cs="Calibri"/>
+          <w:sz w:val="22"/>
+          <w:szCs w:val="22"/>
+          <w:lang w:bidi="fa-IR"/>
+        </w:rPr>
+        <w:t xml:space="preserve"> Coin</w:t>
+      </w:r>
+      <w:r>
+        <w:rPr>
+          <w:rFonts w:ascii="Calibri" w:hAnsi="Calibri" w:cs="Calibri"/>
+          <w:sz w:val="22"/>
+          <w:szCs w:val="22"/>
+          <w:rtl/>
+        </w:rPr>
+        <w:t>، شمارنده یکان و در صورت سرریز دهگان افزایش یافته و عدد روی سون‌سگمنت‌ها به درستی بالا می‌رود</w:t>
+      </w:r>
+      <w:r>
+        <w:rPr>
+          <w:rFonts w:ascii="Calibri" w:hAnsi="Calibri" w:cs="Calibri"/>
+          <w:sz w:val="22"/>
+          <w:szCs w:val="22"/>
+          <w:lang w:bidi="fa-IR"/>
+        </w:rPr>
+        <w:t>.</w:t>
+      </w:r>
+    </w:p>
+    <w:p>
+      <w:pPr>
+        <w:bidi/>
+        <w:rPr>
+          <w:rFonts w:ascii="Calibri" w:hAnsi="Calibri" w:cs="Calibri"/>
+          <w:sz w:val="22"/>
+          <w:szCs w:val="22"/>
+          <w:lang w:bidi="fa-IR"/>
+        </w:rPr>
+      </w:pPr>
+      <w:r>
+        <w:rPr>
+          <w:rFonts w:ascii="Calibri" w:hAnsi="Calibri" w:cs="Calibri"/>
           <w:noProof/>
+          <w:sz w:val="22"/>
+          <w:szCs w:val="22"/>
           <w:rtl/>
           <w:lang w:bidi="fa-IR"/>
         </w:rPr>
         <w:drawing>
-          <wp:anchor distT="0" distB="0" distL="114300" distR="114300" simplePos="0" relativeHeight="251661312" behindDoc="0" locked="0" layoutInCell="1" allowOverlap="1" wp14:anchorId="1AC9C0AD" wp14:editId="41BFE967">
+          <wp:anchor distT="0" distB="0" distL="114300" distR="114300" simplePos="0" relativeHeight="251665408" behindDoc="0" locked="0" layoutInCell="1" allowOverlap="1" wp14:anchorId="64280F51" wp14:editId="574C641E">
             <wp:simplePos x="0" y="0"/>
-            <wp:positionH relativeFrom="column">
-              <wp:posOffset>203542</wp:posOffset>
+            <wp:positionH relativeFrom="margin">
+              <wp:align>center</wp:align>
             </wp:positionH>
             <wp:positionV relativeFrom="paragraph">
-              <wp:posOffset>511810</wp:posOffset>
+              <wp:posOffset>4011</wp:posOffset>
             </wp:positionV>
-            <wp:extent cx="4923155" cy="2610485"/>
-            <wp:effectExtent l="0" t="0" r="0" b="0"/>
+            <wp:extent cx="4603115" cy="2647950"/>
+            <wp:effectExtent l="0" t="0" r="6985" b="0"/>
             <wp:wrapSquare wrapText="bothSides"/>
-            <wp:docPr id="1597823178" name="Picture 1"/>
+            <wp:docPr id="544477183" name="Picture 1"/>
             <wp:cNvGraphicFramePr>
               <a:graphicFrameLocks xmlns:a="http://schemas.openxmlformats.org/drawingml/2006/main" noChangeAspect="1"/>
             </wp:cNvGraphicFramePr>
@@ -13691,7 +14792,7 @@
               <a:graphicData uri="http://schemas.openxmlformats.org/drawingml/2006/picture">
                 <pic:pic xmlns:pic="http://schemas.openxmlformats.org/drawingml/2006/picture">
                   <pic:nvPicPr>
-                    <pic:cNvPr id="1597823178" name=""/>
+                    <pic:cNvPr id="544477183" name=""/>
                     <pic:cNvPicPr/>
                   </pic:nvPicPr>
                   <pic:blipFill>
@@ -13709,7 +14810,7 @@
                   <pic:spPr>
                     <a:xfrm>
                       <a:off x="0" y="0"/>
-                      <a:ext cx="4923155" cy="2610485"/>
+                      <a:ext cx="4603879" cy="2648500"/>
                     </a:xfrm>
                     <a:prstGeom prst="rect">
                       <a:avLst/>
@@ -13727,65 +14828,42 @@
           </wp:anchor>
         </w:drawing>
       </w:r>
-      <w:r>
-        <w:rPr>
-          <w:rFonts w:ascii="Calibri" w:hAnsi="Calibri" w:cs="Calibri"/>
-          <w:b/>
-          <w:bCs/>
-          <w:rtl/>
-        </w:rPr>
-        <w:t>تست شارژ اولیه</w:t>
-      </w:r>
-      <w:r>
-        <w:rPr>
-          <w:rFonts w:ascii="Calibri" w:hAnsi="Calibri" w:cs="Calibri"/>
-          <w:b/>
-          <w:bCs/>
-          <w:lang w:bidi="fa-IR"/>
-        </w:rPr>
-        <w:t xml:space="preserve"> (Coin):</w:t>
-      </w:r>
-      <w:r>
-        <w:rPr>
-          <w:rFonts w:ascii="Calibri" w:hAnsi="Calibri" w:cs="Calibri"/>
-          <w:lang w:bidi="fa-IR"/>
-        </w:rPr>
-        <w:br/>
-      </w:r>
-      <w:r>
-        <w:rPr>
-          <w:rFonts w:ascii="Calibri" w:hAnsi="Calibri" w:cs="Calibri"/>
-          <w:rtl/>
-        </w:rPr>
-        <w:t>با فشردن کلید فشاری</w:t>
-      </w:r>
-      <w:r>
-        <w:rPr>
-          <w:rFonts w:ascii="Calibri" w:hAnsi="Calibri" w:cs="Calibri"/>
-          <w:lang w:bidi="fa-IR"/>
-        </w:rPr>
-        <w:t xml:space="preserve"> Coin</w:t>
-      </w:r>
-      <w:r>
-        <w:rPr>
-          <w:rFonts w:ascii="Calibri" w:hAnsi="Calibri" w:cs="Calibri"/>
-          <w:rtl/>
-        </w:rPr>
-        <w:t>، شمارنده یکان و در صورت سرریز دهگان افزایش یافته و عدد روی سون‌سگمنت‌ها به درستی بالا می‌رود</w:t>
-      </w:r>
-      <w:r>
-        <w:rPr>
-          <w:rFonts w:ascii="Calibri" w:hAnsi="Calibri" w:cs="Calibri"/>
-          <w:lang w:bidi="fa-IR"/>
-        </w:rPr>
-        <w:t>.</w:t>
-      </w:r>
     </w:p>
     <w:p>
       <w:pPr>
         <w:bidi/>
         <w:rPr>
           <w:rFonts w:ascii="Calibri" w:hAnsi="Calibri" w:cs="Calibri"/>
+          <w:b/>
+          <w:bCs/>
+          <w:sz w:val="22"/>
+          <w:szCs w:val="22"/>
+          <w:rtl/>
+          <w:lang w:bidi="fa-IR"/>
+        </w:rPr>
+      </w:pPr>
+      <w:r>
+        <w:rPr>
+          <w:rFonts w:ascii="Calibri" w:hAnsi="Calibri" w:cs="Calibri"/>
+          <w:b/>
+          <w:bCs/>
+          <w:sz w:val="22"/>
+          <w:szCs w:val="22"/>
+          <w:lang w:bidi="fa-IR"/>
+        </w:rPr>
+        <w:t xml:space="preserve"> </w:t>
+      </w:r>
+    </w:p>
+    <w:p>
+      <w:pPr>
+        <w:bidi/>
+        <w:rPr>
+          <w:rFonts w:ascii="Calibri" w:hAnsi="Calibri" w:cs="Calibri"/>
+          <w:b/>
+          <w:bCs/>
+          <w:sz w:val="22"/>
+          <w:szCs w:val="22"/>
+          <w:rtl/>
           <w:lang w:bidi="fa-IR"/>
         </w:rPr>
       </w:pPr>
@@ -13797,27 +14875,8 @@
           <w:rFonts w:ascii="Calibri" w:hAnsi="Calibri" w:cs="Calibri"/>
           <w:b/>
           <w:bCs/>
-          <w:rtl/>
-          <w:lang w:bidi="fa-IR"/>
-        </w:rPr>
-      </w:pPr>
-      <w:r>
-        <w:rPr>
-          <w:rFonts w:ascii="Calibri" w:hAnsi="Calibri" w:cs="Calibri"/>
-          <w:b/>
-          <w:bCs/>
-          <w:lang w:bidi="fa-IR"/>
-        </w:rPr>
-        <w:t xml:space="preserve"> </w:t>
-      </w:r>
-    </w:p>
-    <w:p>
-      <w:pPr>
-        <w:bidi/>
-        <w:rPr>
-          <w:rFonts w:ascii="Calibri" w:hAnsi="Calibri" w:cs="Calibri"/>
-          <w:b/>
-          <w:bCs/>
+          <w:sz w:val="22"/>
+          <w:szCs w:val="22"/>
           <w:rtl/>
           <w:lang w:bidi="fa-IR"/>
         </w:rPr>
@@ -13830,6 +14889,8 @@
           <w:rFonts w:ascii="Calibri" w:hAnsi="Calibri" w:cs="Calibri"/>
           <w:b/>
           <w:bCs/>
+          <w:sz w:val="22"/>
+          <w:szCs w:val="22"/>
           <w:rtl/>
           <w:lang w:bidi="fa-IR"/>
         </w:rPr>
@@ -13842,6 +14903,8 @@
           <w:rFonts w:ascii="Calibri" w:hAnsi="Calibri" w:cs="Calibri"/>
           <w:b/>
           <w:bCs/>
+          <w:sz w:val="22"/>
+          <w:szCs w:val="22"/>
           <w:rtl/>
           <w:lang w:bidi="fa-IR"/>
         </w:rPr>
@@ -13854,6 +14917,8 @@
           <w:rFonts w:ascii="Calibri" w:hAnsi="Calibri" w:cs="Calibri"/>
           <w:b/>
           <w:bCs/>
+          <w:sz w:val="22"/>
+          <w:szCs w:val="22"/>
           <w:rtl/>
           <w:lang w:bidi="fa-IR"/>
         </w:rPr>
@@ -13866,6 +14931,8 @@
           <w:rFonts w:ascii="Calibri" w:hAnsi="Calibri" w:cs="Calibri"/>
           <w:b/>
           <w:bCs/>
+          <w:sz w:val="22"/>
+          <w:szCs w:val="22"/>
           <w:rtl/>
           <w:lang w:bidi="fa-IR"/>
         </w:rPr>
@@ -13878,8 +14945,9 @@
           <w:rFonts w:ascii="Calibri" w:hAnsi="Calibri" w:cs="Calibri"/>
           <w:b/>
           <w:bCs/>
-          <w:rtl/>
-          <w:lang w:bidi="fa-IR"/>
+          <w:sz w:val="22"/>
+          <w:szCs w:val="22"/>
+          <w:rtl/>
         </w:rPr>
       </w:pPr>
     </w:p>
@@ -13888,120 +14956,21 @@
         <w:bidi/>
         <w:rPr>
           <w:rFonts w:ascii="Calibri" w:hAnsi="Calibri" w:cs="Calibri"/>
-          <w:rtl/>
-          <w:lang w:bidi="fa-IR"/>
-        </w:rPr>
-      </w:pPr>
-      <w:r>
-        <w:rPr>
-          <w:rFonts w:ascii="Calibri" w:hAnsi="Calibri" w:cs="Calibri"/>
           <w:b/>
           <w:bCs/>
-          <w:rtl/>
-        </w:rPr>
-        <w:t>تست آغاز مکالمه و کسر اولیه</w:t>
-      </w:r>
-      <w:r>
-        <w:rPr>
-          <w:rFonts w:ascii="Calibri" w:hAnsi="Calibri" w:cs="Calibri"/>
-          <w:b/>
-          <w:bCs/>
-          <w:lang w:bidi="fa-IR"/>
-        </w:rPr>
-        <w:t>:</w:t>
-      </w:r>
-      <w:r>
-        <w:rPr>
-          <w:rFonts w:ascii="Calibri" w:hAnsi="Calibri" w:cs="Calibri"/>
-          <w:lang w:bidi="fa-IR"/>
-        </w:rPr>
-        <w:br/>
-      </w:r>
-      <w:r>
-        <w:rPr>
-          <w:rFonts w:ascii="Calibri" w:hAnsi="Calibri" w:cs="Calibri"/>
-          <w:rtl/>
-        </w:rPr>
-        <w:t>با فعال شدن کلید</w:t>
-      </w:r>
-      <w:r>
-        <w:rPr>
-          <w:rFonts w:ascii="Calibri" w:hAnsi="Calibri" w:cs="Calibri"/>
-          <w:lang w:bidi="fa-IR"/>
-        </w:rPr>
-        <w:t xml:space="preserve"> Start </w:t>
-      </w:r>
-      <w:r>
-        <w:rPr>
-          <w:rFonts w:ascii="Calibri" w:hAnsi="Calibri" w:cs="Calibri"/>
-          <w:rtl/>
-        </w:rPr>
-        <w:t>(در صورت وجود سکه)، چراغ سبز</w:t>
-      </w:r>
-      <w:r>
-        <w:rPr>
-          <w:rFonts w:ascii="Calibri" w:hAnsi="Calibri" w:cs="Calibri"/>
-          <w:lang w:bidi="fa-IR"/>
-        </w:rPr>
-        <w:t xml:space="preserve"> Call </w:t>
-      </w:r>
-      <w:r>
-        <w:rPr>
-          <w:rFonts w:ascii="Calibri" w:hAnsi="Calibri" w:cs="Calibri"/>
-          <w:rtl/>
-        </w:rPr>
-        <w:t>فوراً روشن شده و در همان لحظه یک سکه (</w:t>
-      </w:r>
-      <w:r>
-        <w:rPr>
-          <w:rFonts w:ascii="Calibri" w:hAnsi="Calibri" w:cs="Calibri"/>
-          <w:rtl/>
-          <w:lang w:bidi="fa-IR"/>
-        </w:rPr>
-        <w:t>10</w:t>
-      </w:r>
-      <w:r>
-        <w:rPr>
-          <w:rFonts w:ascii="Calibri" w:hAnsi="Calibri" w:cs="Calibri"/>
-          <w:rtl/>
-        </w:rPr>
-        <w:t xml:space="preserve"> ریال) از موجودی کسر می‌گردد.  (انتقال از وضعیت</w:t>
-      </w:r>
-      <w:r>
-        <w:rPr>
-          <w:rFonts w:ascii="Calibri" w:hAnsi="Calibri" w:cs="Calibri"/>
-          <w:lang w:bidi="fa-IR"/>
-        </w:rPr>
-        <w:t xml:space="preserve"> S1 </w:t>
-      </w:r>
-      <w:r>
-        <w:rPr>
-          <w:rFonts w:ascii="Calibri" w:hAnsi="Calibri" w:cs="Calibri"/>
-          <w:rtl/>
-        </w:rPr>
-        <w:t>به</w:t>
-      </w:r>
-      <w:r>
-        <w:rPr>
-          <w:rFonts w:ascii="Calibri" w:hAnsi="Calibri" w:cs="Calibri"/>
-          <w:lang w:bidi="fa-IR"/>
-        </w:rPr>
-        <w:t xml:space="preserve"> S2</w:t>
-      </w:r>
-      <w:r>
-        <w:rPr>
-          <w:rFonts w:ascii="Calibri" w:hAnsi="Calibri" w:cs="Calibri"/>
-          <w:rtl/>
-          <w:lang w:bidi="fa-IR"/>
-        </w:rPr>
-        <w:t>)</w:t>
-      </w:r>
+          <w:sz w:val="22"/>
+          <w:szCs w:val="22"/>
+          <w:rtl/>
+        </w:rPr>
+      </w:pPr>
     </w:p>
     <w:p>
       <w:pPr>
         <w:bidi/>
         <w:rPr>
           <w:rFonts w:ascii="Calibri" w:hAnsi="Calibri" w:cs="Calibri"/>
+          <w:sz w:val="22"/>
+          <w:szCs w:val="22"/>
           <w:rtl/>
           <w:lang w:bidi="fa-IR"/>
         </w:rPr>
@@ -14009,23 +14978,169 @@
       <w:r>
         <w:rPr>
           <w:rFonts w:ascii="Calibri" w:hAnsi="Calibri" w:cs="Calibri"/>
-          <w:noProof/>
-          <w:rtl/>
-          <w:lang w:bidi="fa-IR"/>
-        </w:rPr>
+          <w:b/>
+          <w:bCs/>
+          <w:sz w:val="22"/>
+          <w:szCs w:val="22"/>
+          <w:rtl/>
+        </w:rPr>
+        <w:t>تست آغاز مکالمه و کسر اولیه</w:t>
+      </w:r>
+      <w:r>
+        <w:rPr>
+          <w:rFonts w:ascii="Calibri" w:hAnsi="Calibri" w:cs="Calibri"/>
+          <w:b/>
+          <w:bCs/>
+          <w:sz w:val="22"/>
+          <w:szCs w:val="22"/>
+          <w:lang w:bidi="fa-IR"/>
+        </w:rPr>
+        <w:t>:</w:t>
+      </w:r>
+      <w:r>
+        <w:rPr>
+          <w:rFonts w:ascii="Calibri" w:hAnsi="Calibri" w:cs="Calibri"/>
+          <w:sz w:val="22"/>
+          <w:szCs w:val="22"/>
+          <w:lang w:bidi="fa-IR"/>
+        </w:rPr>
+        <w:br/>
+      </w:r>
+      <w:r>
+        <w:rPr>
+          <w:rFonts w:ascii="Calibri" w:hAnsi="Calibri" w:cs="Calibri"/>
+          <w:sz w:val="22"/>
+          <w:szCs w:val="22"/>
+          <w:rtl/>
+        </w:rPr>
+        <w:t>با فعال شدن کلید</w:t>
+      </w:r>
+      <w:r>
+        <w:rPr>
+          <w:rFonts w:ascii="Calibri" w:hAnsi="Calibri" w:cs="Calibri"/>
+          <w:sz w:val="22"/>
+          <w:szCs w:val="22"/>
+          <w:lang w:bidi="fa-IR"/>
+        </w:rPr>
+        <w:t xml:space="preserve"> Start </w:t>
+      </w:r>
+      <w:r>
+        <w:rPr>
+          <w:rFonts w:ascii="Calibri" w:hAnsi="Calibri" w:cs="Calibri"/>
+          <w:sz w:val="22"/>
+          <w:szCs w:val="22"/>
+          <w:rtl/>
+        </w:rPr>
+        <w:t>(در صورت وجود سکه)، چراغ سبز</w:t>
+      </w:r>
+      <w:r>
+        <w:rPr>
+          <w:rFonts w:ascii="Calibri" w:hAnsi="Calibri" w:cs="Calibri"/>
+          <w:sz w:val="22"/>
+          <w:szCs w:val="22"/>
+          <w:lang w:bidi="fa-IR"/>
+        </w:rPr>
+        <w:t xml:space="preserve"> Call </w:t>
+      </w:r>
+      <w:r>
+        <w:rPr>
+          <w:rFonts w:ascii="Calibri" w:hAnsi="Calibri" w:cs="Calibri"/>
+          <w:sz w:val="22"/>
+          <w:szCs w:val="22"/>
+          <w:rtl/>
+        </w:rPr>
+        <w:t>فوراً روشن شده و در همان لحظه یک سکه (</w:t>
+      </w:r>
+      <w:r>
+        <w:rPr>
+          <w:rFonts w:ascii="Calibri" w:hAnsi="Calibri" w:cs="Calibri"/>
+          <w:sz w:val="22"/>
+          <w:szCs w:val="22"/>
+          <w:rtl/>
+          <w:lang w:bidi="fa-IR"/>
+        </w:rPr>
+        <w:t>10</w:t>
+      </w:r>
+      <w:r>
+        <w:rPr>
+          <w:rFonts w:ascii="Calibri" w:hAnsi="Calibri" w:cs="Calibri"/>
+          <w:sz w:val="22"/>
+          <w:szCs w:val="22"/>
+          <w:rtl/>
+        </w:rPr>
+        <w:t xml:space="preserve"> ریال) از موجودی کسر می‌گردد.  (انتقال از وضعیت</w:t>
+      </w:r>
+      <w:r>
+        <w:rPr>
+          <w:rFonts w:ascii="Calibri" w:hAnsi="Calibri" w:cs="Calibri"/>
+          <w:sz w:val="22"/>
+          <w:szCs w:val="22"/>
+          <w:lang w:bidi="fa-IR"/>
+        </w:rPr>
+        <w:t xml:space="preserve"> S1 </w:t>
+      </w:r>
+      <w:r>
+        <w:rPr>
+          <w:rFonts w:ascii="Calibri" w:hAnsi="Calibri" w:cs="Calibri"/>
+          <w:sz w:val="22"/>
+          <w:szCs w:val="22"/>
+          <w:rtl/>
+        </w:rPr>
+        <w:t>به</w:t>
+      </w:r>
+      <w:r>
+        <w:rPr>
+          <w:rFonts w:ascii="Calibri" w:hAnsi="Calibri" w:cs="Calibri"/>
+          <w:sz w:val="22"/>
+          <w:szCs w:val="22"/>
+          <w:lang w:bidi="fa-IR"/>
+        </w:rPr>
+        <w:t xml:space="preserve"> S2</w:t>
+      </w:r>
+      <w:r>
+        <w:rPr>
+          <w:rFonts w:ascii="Calibri" w:hAnsi="Calibri" w:cs="Calibri"/>
+          <w:sz w:val="22"/>
+          <w:szCs w:val="22"/>
+          <w:rtl/>
+          <w:lang w:bidi="fa-IR"/>
+        </w:rPr>
+        <w:t>)</w:t>
+      </w:r>
+    </w:p>
+    <w:p>
+      <w:pPr>
+        <w:bidi/>
+        <w:rPr>
+          <w:rFonts w:ascii="Calibri" w:hAnsi="Calibri" w:cs="Calibri"/>
+          <w:sz w:val="22"/>
+          <w:szCs w:val="22"/>
+          <w:rtl/>
+          <w:lang w:bidi="fa-IR"/>
+        </w:rPr>
+      </w:pPr>
+      <w:r>
+        <w:rPr>
+          <w:rFonts w:ascii="Calibri" w:hAnsi="Calibri" w:cs="Calibri"/>
+          <w:sz w:val="22"/>
+          <w:szCs w:val="22"/>
+          <w:rtl/>
+          <w:lang w:bidi="fa-IR"/>
+        </w:rPr>
+        <w:lastRenderedPageBreak/>
         <w:drawing>
-          <wp:anchor distT="0" distB="0" distL="114300" distR="114300" simplePos="0" relativeHeight="251660288" behindDoc="0" locked="0" layoutInCell="1" allowOverlap="1" wp14:anchorId="075254A6" wp14:editId="1CFD700A">
+          <wp:anchor distT="0" distB="0" distL="114300" distR="114300" simplePos="0" relativeHeight="251666432" behindDoc="0" locked="0" layoutInCell="1" allowOverlap="1" wp14:anchorId="1D79E902" wp14:editId="241DD728">
             <wp:simplePos x="0" y="0"/>
-            <wp:positionH relativeFrom="column">
-              <wp:posOffset>0</wp:posOffset>
+            <wp:positionH relativeFrom="margin">
+              <wp:align>center</wp:align>
             </wp:positionH>
             <wp:positionV relativeFrom="paragraph">
-              <wp:posOffset>244</wp:posOffset>
+              <wp:posOffset>521</wp:posOffset>
             </wp:positionV>
-            <wp:extent cx="5943600" cy="3124835"/>
-            <wp:effectExtent l="0" t="0" r="0" b="0"/>
+            <wp:extent cx="5396230" cy="2815590"/>
+            <wp:effectExtent l="0" t="0" r="0" b="3810"/>
             <wp:wrapSquare wrapText="bothSides"/>
-            <wp:docPr id="117021270" name="Picture 1"/>
+            <wp:docPr id="1469250080" name="Picture 1"/>
             <wp:cNvGraphicFramePr>
               <a:graphicFrameLocks xmlns:a="http://schemas.openxmlformats.org/drawingml/2006/main" noChangeAspect="1"/>
             </wp:cNvGraphicFramePr>
@@ -14033,11 +15148,11 @@
               <a:graphicData uri="http://schemas.openxmlformats.org/drawingml/2006/picture">
                 <pic:pic xmlns:pic="http://schemas.openxmlformats.org/drawingml/2006/picture">
                   <pic:nvPicPr>
-                    <pic:cNvPr id="117021270" name=""/>
+                    <pic:cNvPr id="1469250080" name=""/>
                     <pic:cNvPicPr/>
                   </pic:nvPicPr>
                   <pic:blipFill>
-                    <a:blip r:embed="rId18" cstate="print">
+                    <a:blip r:embed="rId18">
                       <a:extLst>
                         <a:ext uri="{28A0092B-C50C-407E-A947-70E740481C1C}">
                           <a14:useLocalDpi xmlns:a14="http://schemas.microsoft.com/office/drawing/2010/main" val="0"/>
@@ -14051,428 +15166,7 @@
                   <pic:spPr>
                     <a:xfrm>
                       <a:off x="0" y="0"/>
-                      <a:ext cx="5943600" cy="3124835"/>
-                    </a:xfrm>
-                    <a:prstGeom prst="rect">
-                      <a:avLst/>
-                    </a:prstGeom>
-                  </pic:spPr>
-                </pic:pic>
-              </a:graphicData>
-            </a:graphic>
-          </wp:anchor>
-        </w:drawing>
-      </w:r>
-    </w:p>
-    <w:p>
-      <w:pPr>
-        <w:bidi/>
-        <w:rPr>
-          <w:rFonts w:ascii="Calibri" w:hAnsi="Calibri" w:cs="Calibri"/>
-          <w:lang w:bidi="fa-IR"/>
-        </w:rPr>
-      </w:pPr>
-      <w:r>
-        <w:rPr>
-          <w:rFonts w:ascii="Calibri" w:hAnsi="Calibri" w:cs="Calibri"/>
-          <w:b/>
-          <w:bCs/>
-          <w:rtl/>
-        </w:rPr>
-        <w:lastRenderedPageBreak/>
-        <w:t>تست دوره مکالمه</w:t>
-      </w:r>
-      <w:r>
-        <w:rPr>
-          <w:rFonts w:ascii="Calibri" w:hAnsi="Calibri" w:cs="Calibri"/>
-          <w:b/>
-          <w:bCs/>
-          <w:lang w:bidi="fa-IR"/>
-        </w:rPr>
-        <w:t xml:space="preserve"> </w:t>
-      </w:r>
-      <w:r>
-        <w:rPr>
-          <w:rFonts w:ascii="Calibri" w:hAnsi="Calibri" w:cs="Calibri"/>
-          <w:b/>
-          <w:bCs/>
-          <w:rtl/>
-          <w:lang w:bidi="fa-IR"/>
-        </w:rPr>
-        <w:t>(</w:t>
-      </w:r>
-      <w:r>
-        <w:rPr>
-          <w:rFonts w:ascii="Calibri" w:hAnsi="Calibri" w:cs="Calibri"/>
-          <w:b/>
-          <w:bCs/>
-          <w:rtl/>
-        </w:rPr>
-        <w:t>زمان</w:t>
-      </w:r>
-      <w:r>
-        <w:rPr>
-          <w:rFonts w:ascii="Calibri" w:hAnsi="Calibri" w:cs="Calibri"/>
-          <w:b/>
-          <w:bCs/>
-          <w:lang w:bidi="fa-IR"/>
-        </w:rPr>
-        <w:t xml:space="preserve"> T1 </w:t>
-      </w:r>
-      <w:r>
-        <w:rPr>
-          <w:rFonts w:ascii="Calibri" w:hAnsi="Calibri" w:cs="Calibri"/>
-          <w:b/>
-          <w:bCs/>
-          <w:rtl/>
-        </w:rPr>
-        <w:t xml:space="preserve">برابر </w:t>
-      </w:r>
-      <w:r>
-        <w:rPr>
-          <w:rFonts w:ascii="Calibri" w:hAnsi="Calibri" w:cs="Calibri"/>
-          <w:b/>
-          <w:bCs/>
-          <w:rtl/>
-          <w:lang w:bidi="fa-IR"/>
-        </w:rPr>
-        <w:t>۲</w:t>
-      </w:r>
-      <w:r>
-        <w:rPr>
-          <w:rFonts w:ascii="Calibri" w:hAnsi="Calibri" w:cs="Calibri"/>
-          <w:b/>
-          <w:bCs/>
-          <w:rtl/>
-        </w:rPr>
-        <w:t xml:space="preserve"> پالس</w:t>
-      </w:r>
-      <w:r>
-        <w:rPr>
-          <w:rFonts w:ascii="Calibri" w:hAnsi="Calibri" w:cs="Calibri"/>
-          <w:b/>
-          <w:bCs/>
-          <w:rtl/>
-          <w:lang w:bidi="fa-IR"/>
-        </w:rPr>
-        <w:t>)</w:t>
-      </w:r>
-      <w:r>
-        <w:rPr>
-          <w:rFonts w:ascii="Calibri" w:hAnsi="Calibri" w:cs="Calibri"/>
-          <w:lang w:bidi="fa-IR"/>
-        </w:rPr>
-        <w:br/>
-      </w:r>
-      <w:r>
-        <w:rPr>
-          <w:rFonts w:ascii="Calibri" w:hAnsi="Calibri" w:cs="Calibri"/>
-          <w:rtl/>
-        </w:rPr>
-        <w:t>مدار در حلقه وضعیت‌های</w:t>
-      </w:r>
-      <w:r>
-        <w:rPr>
-          <w:rFonts w:ascii="Calibri" w:hAnsi="Calibri" w:cs="Calibri"/>
-          <w:lang w:bidi="fa-IR"/>
-        </w:rPr>
-        <w:t xml:space="preserve"> S2 </w:t>
-      </w:r>
-      <w:r>
-        <w:rPr>
-          <w:rFonts w:ascii="Calibri" w:hAnsi="Calibri" w:cs="Calibri"/>
-          <w:rtl/>
-        </w:rPr>
-        <w:t>و</w:t>
-      </w:r>
-      <w:r>
-        <w:rPr>
-          <w:rFonts w:ascii="Calibri" w:hAnsi="Calibri" w:cs="Calibri"/>
-          <w:lang w:bidi="fa-IR"/>
-        </w:rPr>
-        <w:t xml:space="preserve"> S3 </w:t>
-      </w:r>
-      <w:r>
-        <w:rPr>
-          <w:rFonts w:ascii="Calibri" w:hAnsi="Calibri" w:cs="Calibri"/>
-          <w:rtl/>
-        </w:rPr>
-        <w:t xml:space="preserve">قرار گرفته و به ازای هر </w:t>
-      </w:r>
-      <w:r>
-        <w:rPr>
-          <w:rFonts w:ascii="Calibri" w:hAnsi="Calibri" w:cs="Calibri"/>
-          <w:rtl/>
-          <w:lang w:bidi="fa-IR"/>
-        </w:rPr>
-        <w:t>۲</w:t>
-      </w:r>
-      <w:r>
-        <w:rPr>
-          <w:rFonts w:ascii="Calibri" w:hAnsi="Calibri" w:cs="Calibri"/>
-          <w:rtl/>
-        </w:rPr>
-        <w:t xml:space="preserve"> پالس ساعت، یک سکه کسر می‌کند در حالی که تماس برقرار است</w:t>
-      </w:r>
-      <w:r>
-        <w:rPr>
-          <w:rFonts w:ascii="Calibri" w:hAnsi="Calibri" w:cs="Calibri"/>
-          <w:lang w:bidi="fa-IR"/>
-        </w:rPr>
-        <w:t>.</w:t>
-      </w:r>
-    </w:p>
-    <w:p>
-      <w:pPr>
-        <w:bidi/>
-        <w:rPr>
-          <w:rFonts w:ascii="Calibri" w:hAnsi="Calibri" w:cs="Calibri"/>
-          <w:rtl/>
-          <w:lang w:bidi="fa-IR"/>
-        </w:rPr>
-      </w:pPr>
-      <w:r>
-        <w:rPr>
-          <w:rFonts w:ascii="Calibri" w:hAnsi="Calibri" w:cs="Calibri"/>
-          <w:b/>
-          <w:bCs/>
-          <w:lang w:bidi="fa-IR"/>
-        </w:rPr>
-        <w:t xml:space="preserve"> </w:t>
-      </w:r>
-      <w:r>
-        <w:rPr>
-          <w:rFonts w:ascii="Calibri" w:hAnsi="Calibri" w:cs="Calibri"/>
-          <w:b/>
-          <w:bCs/>
-          <w:rtl/>
-        </w:rPr>
-        <w:t>تست ورود به فاز هشدار</w:t>
-      </w:r>
-      <w:r>
-        <w:rPr>
-          <w:rFonts w:ascii="Calibri" w:hAnsi="Calibri" w:cs="Calibri"/>
-          <w:b/>
-          <w:bCs/>
-          <w:lang w:bidi="fa-IR"/>
-        </w:rPr>
-        <w:t xml:space="preserve"> </w:t>
-      </w:r>
-      <w:r>
-        <w:rPr>
-          <w:rFonts w:ascii="Calibri" w:hAnsi="Calibri" w:cs="Calibri"/>
-          <w:b/>
-          <w:bCs/>
-          <w:rtl/>
-          <w:lang w:bidi="fa-IR"/>
-        </w:rPr>
-        <w:t>(</w:t>
-      </w:r>
-      <w:r>
-        <w:rPr>
-          <w:rFonts w:ascii="Calibri" w:hAnsi="Calibri" w:cs="Calibri"/>
-          <w:b/>
-          <w:bCs/>
-          <w:rtl/>
-        </w:rPr>
-        <w:t>زمان</w:t>
-      </w:r>
-      <w:r>
-        <w:rPr>
-          <w:rFonts w:ascii="Calibri" w:hAnsi="Calibri" w:cs="Calibri"/>
-          <w:b/>
-          <w:bCs/>
-          <w:lang w:bidi="fa-IR"/>
-        </w:rPr>
-        <w:t xml:space="preserve"> T2 </w:t>
-      </w:r>
-      <w:r>
-        <w:rPr>
-          <w:rFonts w:ascii="Calibri" w:hAnsi="Calibri" w:cs="Calibri"/>
-          <w:b/>
-          <w:bCs/>
-          <w:rtl/>
-        </w:rPr>
-        <w:t xml:space="preserve">برابر </w:t>
-      </w:r>
-      <w:r>
-        <w:rPr>
-          <w:rFonts w:ascii="Calibri" w:hAnsi="Calibri" w:cs="Calibri"/>
-          <w:b/>
-          <w:bCs/>
-          <w:rtl/>
-          <w:lang w:bidi="fa-IR"/>
-        </w:rPr>
-        <w:t>۳</w:t>
-      </w:r>
-      <w:r>
-        <w:rPr>
-          <w:rFonts w:ascii="Calibri" w:hAnsi="Calibri" w:cs="Calibri"/>
-          <w:b/>
-          <w:bCs/>
-          <w:rtl/>
-        </w:rPr>
-        <w:t xml:space="preserve"> پالس</w:t>
-      </w:r>
-      <w:r>
-        <w:rPr>
-          <w:rFonts w:ascii="Calibri" w:hAnsi="Calibri" w:cs="Calibri"/>
-          <w:b/>
-          <w:bCs/>
-          <w:rtl/>
-          <w:lang w:bidi="fa-IR"/>
-        </w:rPr>
-        <w:t>)</w:t>
-      </w:r>
-      <w:r>
-        <w:rPr>
-          <w:rFonts w:ascii="Calibri" w:hAnsi="Calibri" w:cs="Calibri"/>
-          <w:lang w:bidi="fa-IR"/>
-        </w:rPr>
-        <w:br/>
-      </w:r>
-      <w:r>
-        <w:rPr>
-          <w:rFonts w:ascii="Calibri" w:hAnsi="Calibri" w:cs="Calibri"/>
-          <w:rtl/>
-        </w:rPr>
-        <w:t>به محض رسیدن موجودی به عدد 00</w:t>
-      </w:r>
-      <w:r>
-        <w:rPr>
-          <w:rFonts w:ascii="Calibri" w:hAnsi="Calibri" w:cs="Calibri"/>
-          <w:rtl/>
-          <w:lang w:bidi="fa-IR"/>
-        </w:rPr>
-        <w:t xml:space="preserve"> (</w:t>
-      </w:r>
-      <w:r>
-        <w:rPr>
-          <w:rFonts w:ascii="Calibri" w:hAnsi="Calibri" w:cs="Calibri"/>
-          <w:rtl/>
-        </w:rPr>
-        <w:t>سیگنال</w:t>
-      </w:r>
-      <w:r>
-        <w:rPr>
-          <w:rFonts w:ascii="Calibri" w:hAnsi="Calibri" w:cs="Calibri"/>
-          <w:lang w:bidi="fa-IR"/>
-        </w:rPr>
-        <w:t xml:space="preserve"> Z </w:t>
-      </w:r>
-      <w:r>
-        <w:rPr>
-          <w:rFonts w:ascii="Calibri" w:hAnsi="Calibri" w:cs="Calibri"/>
-          <w:rtl/>
-        </w:rPr>
-        <w:t>برابر)، چراغ قرمز</w:t>
-      </w:r>
-      <w:r>
-        <w:rPr>
-          <w:rFonts w:ascii="Calibri" w:hAnsi="Calibri" w:cs="Calibri"/>
-          <w:lang w:bidi="fa-IR"/>
-        </w:rPr>
-        <w:t xml:space="preserve"> Alarm </w:t>
-      </w:r>
-      <w:r>
-        <w:rPr>
-          <w:rFonts w:ascii="Calibri" w:hAnsi="Calibri" w:cs="Calibri"/>
-          <w:rtl/>
-        </w:rPr>
-        <w:t xml:space="preserve">روشن می‌شود، پالس‌های کسر سکه متوقف می‌گردد تا از سرریز به </w:t>
-      </w:r>
-      <w:r>
-        <w:rPr>
-          <w:rFonts w:ascii="Calibri" w:hAnsi="Calibri" w:cs="Calibri"/>
-          <w:rtl/>
-          <w:lang w:bidi="fa-IR"/>
-        </w:rPr>
-        <w:t>۹۹</w:t>
-      </w:r>
-      <w:r>
-        <w:rPr>
-          <w:rFonts w:ascii="Calibri" w:hAnsi="Calibri" w:cs="Calibri"/>
-          <w:rtl/>
-        </w:rPr>
-        <w:t xml:space="preserve"> جلوگیری شود و مهلت </w:t>
-      </w:r>
-      <w:r>
-        <w:rPr>
-          <w:rFonts w:ascii="Calibri" w:hAnsi="Calibri" w:cs="Calibri"/>
-          <w:rtl/>
-          <w:lang w:bidi="fa-IR"/>
-        </w:rPr>
-        <w:t>۳</w:t>
-      </w:r>
-      <w:r>
-        <w:rPr>
-          <w:rFonts w:ascii="Calibri" w:hAnsi="Calibri" w:cs="Calibri"/>
-          <w:rtl/>
-        </w:rPr>
-        <w:t xml:space="preserve"> ثانیه آغاز می‌شود</w:t>
-      </w:r>
-      <w:r>
-        <w:rPr>
-          <w:rFonts w:ascii="Calibri" w:hAnsi="Calibri" w:cs="Calibri"/>
-          <w:lang w:bidi="fa-IR"/>
-        </w:rPr>
-        <w:t>.</w:t>
-      </w:r>
-    </w:p>
-    <w:p>
-      <w:pPr>
-        <w:bidi/>
-        <w:rPr>
-          <w:rFonts w:ascii="Calibri" w:hAnsi="Calibri" w:cs="Calibri"/>
-          <w:lang w:bidi="fa-IR"/>
-        </w:rPr>
-      </w:pPr>
-      <w:r>
-        <w:rPr>
-          <w:rFonts w:ascii="Calibri" w:hAnsi="Calibri" w:cs="Calibri"/>
-          <w:noProof/>
-          <w:rtl/>
-          <w:lang w:bidi="fa-IR"/>
-        </w:rPr>
-        <w:drawing>
-          <wp:anchor distT="0" distB="0" distL="114300" distR="114300" simplePos="0" relativeHeight="251662336" behindDoc="0" locked="0" layoutInCell="1" allowOverlap="1" wp14:anchorId="3701DBCA" wp14:editId="47798C05">
-            <wp:simplePos x="0" y="0"/>
-            <wp:positionH relativeFrom="column">
-              <wp:posOffset>203200</wp:posOffset>
-            </wp:positionH>
-            <wp:positionV relativeFrom="paragraph">
-              <wp:posOffset>-635</wp:posOffset>
-            </wp:positionV>
-            <wp:extent cx="4627880" cy="2458085"/>
-            <wp:effectExtent l="0" t="0" r="1270" b="0"/>
-            <wp:wrapSquare wrapText="bothSides"/>
-            <wp:docPr id="606318639" name="Picture 1"/>
-            <wp:cNvGraphicFramePr>
-              <a:graphicFrameLocks xmlns:a="http://schemas.openxmlformats.org/drawingml/2006/main" noChangeAspect="1"/>
-            </wp:cNvGraphicFramePr>
-            <a:graphic xmlns:a="http://schemas.openxmlformats.org/drawingml/2006/main">
-              <a:graphicData uri="http://schemas.openxmlformats.org/drawingml/2006/picture">
-                <pic:pic xmlns:pic="http://schemas.openxmlformats.org/drawingml/2006/picture">
-                  <pic:nvPicPr>
-                    <pic:cNvPr id="606318639" name=""/>
-                    <pic:cNvPicPr/>
-                  </pic:nvPicPr>
-                  <pic:blipFill>
-                    <a:blip r:embed="rId19" cstate="print">
-                      <a:extLst>
-                        <a:ext uri="{28A0092B-C50C-407E-A947-70E740481C1C}">
-                          <a14:useLocalDpi xmlns:a14="http://schemas.microsoft.com/office/drawing/2010/main" val="0"/>
-                        </a:ext>
-                      </a:extLst>
-                    </a:blip>
-                    <a:stretch>
-                      <a:fillRect/>
-                    </a:stretch>
-                  </pic:blipFill>
-                  <pic:spPr>
-                    <a:xfrm>
-                      <a:off x="0" y="0"/>
-                      <a:ext cx="4627880" cy="2458085"/>
+                      <a:ext cx="5396230" cy="2815590"/>
                     </a:xfrm>
                     <a:prstGeom prst="rect">
                       <a:avLst/>
@@ -14496,195 +15190,472 @@
         <w:bidi/>
         <w:rPr>
           <w:rFonts w:ascii="Calibri" w:hAnsi="Calibri" w:cs="Calibri"/>
+          <w:sz w:val="22"/>
+          <w:szCs w:val="22"/>
+          <w:lang w:bidi="fa-IR"/>
+        </w:rPr>
+      </w:pPr>
+      <w:r>
+        <w:rPr>
+          <w:rFonts w:ascii="Calibri" w:hAnsi="Calibri" w:cs="Calibri"/>
           <w:b/>
           <w:bCs/>
-          <w:rtl/>
-        </w:rPr>
-      </w:pPr>
+          <w:sz w:val="22"/>
+          <w:szCs w:val="22"/>
+          <w:rtl/>
+        </w:rPr>
+        <w:t>تست دوره مکالمه</w:t>
+      </w:r>
+      <w:r>
+        <w:rPr>
+          <w:rFonts w:ascii="Calibri" w:hAnsi="Calibri" w:cs="Calibri"/>
+          <w:b/>
+          <w:bCs/>
+          <w:sz w:val="22"/>
+          <w:szCs w:val="22"/>
+          <w:lang w:bidi="fa-IR"/>
+        </w:rPr>
+        <w:t xml:space="preserve"> </w:t>
+      </w:r>
+      <w:r>
+        <w:rPr>
+          <w:rFonts w:ascii="Calibri" w:hAnsi="Calibri" w:cs="Calibri"/>
+          <w:b/>
+          <w:bCs/>
+          <w:sz w:val="22"/>
+          <w:szCs w:val="22"/>
+          <w:rtl/>
+          <w:lang w:bidi="fa-IR"/>
+        </w:rPr>
+        <w:t>(</w:t>
+      </w:r>
+      <w:r>
+        <w:rPr>
+          <w:rFonts w:ascii="Calibri" w:hAnsi="Calibri" w:cs="Calibri"/>
+          <w:b/>
+          <w:bCs/>
+          <w:sz w:val="22"/>
+          <w:szCs w:val="22"/>
+          <w:rtl/>
+        </w:rPr>
+        <w:t>زمان</w:t>
+      </w:r>
+      <w:r>
+        <w:rPr>
+          <w:rFonts w:ascii="Calibri" w:hAnsi="Calibri" w:cs="Calibri"/>
+          <w:b/>
+          <w:bCs/>
+          <w:sz w:val="22"/>
+          <w:szCs w:val="22"/>
+          <w:lang w:bidi="fa-IR"/>
+        </w:rPr>
+        <w:t xml:space="preserve"> T1 </w:t>
+      </w:r>
+      <w:r>
+        <w:rPr>
+          <w:rFonts w:ascii="Calibri" w:hAnsi="Calibri" w:cs="Calibri"/>
+          <w:b/>
+          <w:bCs/>
+          <w:sz w:val="22"/>
+          <w:szCs w:val="22"/>
+          <w:rtl/>
+        </w:rPr>
+        <w:t xml:space="preserve">برابر </w:t>
+      </w:r>
+      <w:r>
+        <w:rPr>
+          <w:rFonts w:ascii="Calibri" w:hAnsi="Calibri" w:cs="Calibri"/>
+          <w:b/>
+          <w:bCs/>
+          <w:sz w:val="22"/>
+          <w:szCs w:val="22"/>
+          <w:rtl/>
+          <w:lang w:bidi="fa-IR"/>
+        </w:rPr>
+        <w:t>۲</w:t>
+      </w:r>
+      <w:r>
+        <w:rPr>
+          <w:rFonts w:ascii="Calibri" w:hAnsi="Calibri" w:cs="Calibri"/>
+          <w:b/>
+          <w:bCs/>
+          <w:sz w:val="22"/>
+          <w:szCs w:val="22"/>
+          <w:rtl/>
+        </w:rPr>
+        <w:t xml:space="preserve"> پالس</w:t>
+      </w:r>
+      <w:r>
+        <w:rPr>
+          <w:rFonts w:ascii="Calibri" w:hAnsi="Calibri" w:cs="Calibri"/>
+          <w:b/>
+          <w:bCs/>
+          <w:sz w:val="22"/>
+          <w:szCs w:val="22"/>
+          <w:rtl/>
+          <w:lang w:bidi="fa-IR"/>
+        </w:rPr>
+        <w:t>)</w:t>
+      </w:r>
+      <w:r>
+        <w:rPr>
+          <w:rFonts w:ascii="Calibri" w:hAnsi="Calibri" w:cs="Calibri"/>
+          <w:sz w:val="22"/>
+          <w:szCs w:val="22"/>
+          <w:lang w:bidi="fa-IR"/>
+        </w:rPr>
+        <w:br/>
+      </w:r>
+      <w:r>
+        <w:rPr>
+          <w:rFonts w:ascii="Calibri" w:hAnsi="Calibri" w:cs="Calibri"/>
+          <w:sz w:val="22"/>
+          <w:szCs w:val="22"/>
+          <w:rtl/>
+        </w:rPr>
+        <w:t>مدار در حلقه وضعیت‌های</w:t>
+      </w:r>
+      <w:r>
+        <w:rPr>
+          <w:rFonts w:ascii="Calibri" w:hAnsi="Calibri" w:cs="Calibri"/>
+          <w:sz w:val="22"/>
+          <w:szCs w:val="22"/>
+          <w:lang w:bidi="fa-IR"/>
+        </w:rPr>
+        <w:t xml:space="preserve"> S2 </w:t>
+      </w:r>
+      <w:r>
+        <w:rPr>
+          <w:rFonts w:ascii="Calibri" w:hAnsi="Calibri" w:cs="Calibri"/>
+          <w:sz w:val="22"/>
+          <w:szCs w:val="22"/>
+          <w:rtl/>
+        </w:rPr>
+        <w:t>و</w:t>
+      </w:r>
+      <w:r>
+        <w:rPr>
+          <w:rFonts w:ascii="Calibri" w:hAnsi="Calibri" w:cs="Calibri"/>
+          <w:sz w:val="22"/>
+          <w:szCs w:val="22"/>
+          <w:lang w:bidi="fa-IR"/>
+        </w:rPr>
+        <w:t xml:space="preserve"> S3 </w:t>
+      </w:r>
+      <w:r>
+        <w:rPr>
+          <w:rFonts w:ascii="Calibri" w:hAnsi="Calibri" w:cs="Calibri"/>
+          <w:sz w:val="22"/>
+          <w:szCs w:val="22"/>
+          <w:rtl/>
+        </w:rPr>
+        <w:t xml:space="preserve">قرار گرفته و به ازای هر </w:t>
+      </w:r>
+      <w:r>
+        <w:rPr>
+          <w:rFonts w:ascii="Calibri" w:hAnsi="Calibri" w:cs="Calibri"/>
+          <w:sz w:val="22"/>
+          <w:szCs w:val="22"/>
+          <w:rtl/>
+          <w:lang w:bidi="fa-IR"/>
+        </w:rPr>
+        <w:t>۲</w:t>
+      </w:r>
+      <w:r>
+        <w:rPr>
+          <w:rFonts w:ascii="Calibri" w:hAnsi="Calibri" w:cs="Calibri"/>
+          <w:sz w:val="22"/>
+          <w:szCs w:val="22"/>
+          <w:rtl/>
+        </w:rPr>
+        <w:t xml:space="preserve"> پالس ساعت، یک سکه کسر می‌کند در حالی که تماس برقرار است</w:t>
+      </w:r>
+      <w:r>
+        <w:rPr>
+          <w:rFonts w:ascii="Calibri" w:hAnsi="Calibri" w:cs="Calibri"/>
+          <w:sz w:val="22"/>
+          <w:szCs w:val="22"/>
+          <w:lang w:bidi="fa-IR"/>
+        </w:rPr>
+        <w:t>.</w:t>
+      </w:r>
     </w:p>
     <w:p>
       <w:pPr>
         <w:bidi/>
         <w:rPr>
           <w:rFonts w:ascii="Calibri" w:hAnsi="Calibri" w:cs="Calibri"/>
+          <w:sz w:val="22"/>
+          <w:szCs w:val="22"/>
+          <w:rtl/>
+          <w:lang w:bidi="fa-IR"/>
+        </w:rPr>
+      </w:pPr>
+      <w:r>
+        <w:rPr>
+          <w:rFonts w:ascii="Calibri" w:hAnsi="Calibri" w:cs="Calibri"/>
           <w:b/>
           <w:bCs/>
-          <w:rtl/>
-        </w:rPr>
-      </w:pPr>
+          <w:sz w:val="22"/>
+          <w:szCs w:val="22"/>
+          <w:lang w:bidi="fa-IR"/>
+        </w:rPr>
+        <w:t xml:space="preserve"> </w:t>
+      </w:r>
+      <w:r>
+        <w:rPr>
+          <w:rFonts w:ascii="Calibri" w:hAnsi="Calibri" w:cs="Calibri"/>
+          <w:b/>
+          <w:bCs/>
+          <w:sz w:val="22"/>
+          <w:szCs w:val="22"/>
+          <w:rtl/>
+        </w:rPr>
+        <w:t>تست ورود به فاز هشدار</w:t>
+      </w:r>
+      <w:r>
+        <w:rPr>
+          <w:rFonts w:ascii="Calibri" w:hAnsi="Calibri" w:cs="Calibri"/>
+          <w:b/>
+          <w:bCs/>
+          <w:sz w:val="22"/>
+          <w:szCs w:val="22"/>
+          <w:lang w:bidi="fa-IR"/>
+        </w:rPr>
+        <w:t xml:space="preserve"> </w:t>
+      </w:r>
+      <w:r>
+        <w:rPr>
+          <w:rFonts w:ascii="Calibri" w:hAnsi="Calibri" w:cs="Calibri"/>
+          <w:b/>
+          <w:bCs/>
+          <w:sz w:val="22"/>
+          <w:szCs w:val="22"/>
+          <w:rtl/>
+          <w:lang w:bidi="fa-IR"/>
+        </w:rPr>
+        <w:t>(</w:t>
+      </w:r>
+      <w:r>
+        <w:rPr>
+          <w:rFonts w:ascii="Calibri" w:hAnsi="Calibri" w:cs="Calibri"/>
+          <w:b/>
+          <w:bCs/>
+          <w:sz w:val="22"/>
+          <w:szCs w:val="22"/>
+          <w:rtl/>
+        </w:rPr>
+        <w:t>زمان</w:t>
+      </w:r>
+      <w:r>
+        <w:rPr>
+          <w:rFonts w:ascii="Calibri" w:hAnsi="Calibri" w:cs="Calibri"/>
+          <w:b/>
+          <w:bCs/>
+          <w:sz w:val="22"/>
+          <w:szCs w:val="22"/>
+          <w:lang w:bidi="fa-IR"/>
+        </w:rPr>
+        <w:t xml:space="preserve"> T2 </w:t>
+      </w:r>
+      <w:r>
+        <w:rPr>
+          <w:rFonts w:ascii="Calibri" w:hAnsi="Calibri" w:cs="Calibri"/>
+          <w:b/>
+          <w:bCs/>
+          <w:sz w:val="22"/>
+          <w:szCs w:val="22"/>
+          <w:rtl/>
+        </w:rPr>
+        <w:t xml:space="preserve">برابر </w:t>
+      </w:r>
+      <w:r>
+        <w:rPr>
+          <w:rFonts w:ascii="Calibri" w:hAnsi="Calibri" w:cs="Calibri"/>
+          <w:b/>
+          <w:bCs/>
+          <w:sz w:val="22"/>
+          <w:szCs w:val="22"/>
+          <w:rtl/>
+          <w:lang w:bidi="fa-IR"/>
+        </w:rPr>
+        <w:t>۳</w:t>
+      </w:r>
+      <w:r>
+        <w:rPr>
+          <w:rFonts w:ascii="Calibri" w:hAnsi="Calibri" w:cs="Calibri"/>
+          <w:b/>
+          <w:bCs/>
+          <w:sz w:val="22"/>
+          <w:szCs w:val="22"/>
+          <w:rtl/>
+        </w:rPr>
+        <w:t xml:space="preserve"> پالس</w:t>
+      </w:r>
+      <w:r>
+        <w:rPr>
+          <w:rFonts w:ascii="Calibri" w:hAnsi="Calibri" w:cs="Calibri"/>
+          <w:b/>
+          <w:bCs/>
+          <w:sz w:val="22"/>
+          <w:szCs w:val="22"/>
+          <w:rtl/>
+          <w:lang w:bidi="fa-IR"/>
+        </w:rPr>
+        <w:t>)</w:t>
+      </w:r>
+      <w:r>
+        <w:rPr>
+          <w:rFonts w:ascii="Calibri" w:hAnsi="Calibri" w:cs="Calibri"/>
+          <w:sz w:val="22"/>
+          <w:szCs w:val="22"/>
+          <w:lang w:bidi="fa-IR"/>
+        </w:rPr>
+        <w:br/>
+      </w:r>
+      <w:r>
+        <w:rPr>
+          <w:rFonts w:ascii="Calibri" w:hAnsi="Calibri" w:cs="Calibri"/>
+          <w:sz w:val="22"/>
+          <w:szCs w:val="22"/>
+          <w:rtl/>
+        </w:rPr>
+        <w:t>به محض رسیدن موجودی به عدد 00</w:t>
+      </w:r>
+      <w:r>
+        <w:rPr>
+          <w:rFonts w:ascii="Calibri" w:hAnsi="Calibri" w:cs="Calibri"/>
+          <w:sz w:val="22"/>
+          <w:szCs w:val="22"/>
+          <w:rtl/>
+          <w:lang w:bidi="fa-IR"/>
+        </w:rPr>
+        <w:t xml:space="preserve"> (</w:t>
+      </w:r>
+      <w:r>
+        <w:rPr>
+          <w:rFonts w:ascii="Calibri" w:hAnsi="Calibri" w:cs="Calibri"/>
+          <w:sz w:val="22"/>
+          <w:szCs w:val="22"/>
+          <w:rtl/>
+        </w:rPr>
+        <w:t>سیگنال</w:t>
+      </w:r>
+      <w:r>
+        <w:rPr>
+          <w:rFonts w:ascii="Calibri" w:hAnsi="Calibri" w:cs="Calibri"/>
+          <w:sz w:val="22"/>
+          <w:szCs w:val="22"/>
+          <w:lang w:bidi="fa-IR"/>
+        </w:rPr>
+        <w:t xml:space="preserve"> Z </w:t>
+      </w:r>
+      <w:r>
+        <w:rPr>
+          <w:rFonts w:ascii="Calibri" w:hAnsi="Calibri" w:cs="Calibri"/>
+          <w:sz w:val="22"/>
+          <w:szCs w:val="22"/>
+          <w:rtl/>
+        </w:rPr>
+        <w:t>برابر)، چراغ قرمز</w:t>
+      </w:r>
+      <w:r>
+        <w:rPr>
+          <w:rFonts w:ascii="Calibri" w:hAnsi="Calibri" w:cs="Calibri"/>
+          <w:sz w:val="22"/>
+          <w:szCs w:val="22"/>
+          <w:lang w:bidi="fa-IR"/>
+        </w:rPr>
+        <w:t xml:space="preserve"> Alarm </w:t>
+      </w:r>
+      <w:r>
+        <w:rPr>
+          <w:rFonts w:ascii="Calibri" w:hAnsi="Calibri" w:cs="Calibri"/>
+          <w:sz w:val="22"/>
+          <w:szCs w:val="22"/>
+          <w:rtl/>
+        </w:rPr>
+        <w:t xml:space="preserve">روشن می‌شود، پالس‌های کسر سکه متوقف می‌گردد تا از سرریز به </w:t>
+      </w:r>
+      <w:r>
+        <w:rPr>
+          <w:rFonts w:ascii="Calibri" w:hAnsi="Calibri" w:cs="Calibri"/>
+          <w:sz w:val="22"/>
+          <w:szCs w:val="22"/>
+          <w:rtl/>
+          <w:lang w:bidi="fa-IR"/>
+        </w:rPr>
+        <w:t>۹۹</w:t>
+      </w:r>
+      <w:r>
+        <w:rPr>
+          <w:rFonts w:ascii="Calibri" w:hAnsi="Calibri" w:cs="Calibri"/>
+          <w:sz w:val="22"/>
+          <w:szCs w:val="22"/>
+          <w:rtl/>
+        </w:rPr>
+        <w:t xml:space="preserve"> جلوگیری شود و مهلت </w:t>
+      </w:r>
+      <w:r>
+        <w:rPr>
+          <w:rFonts w:ascii="Calibri" w:hAnsi="Calibri" w:cs="Calibri"/>
+          <w:sz w:val="22"/>
+          <w:szCs w:val="22"/>
+          <w:rtl/>
+          <w:lang w:bidi="fa-IR"/>
+        </w:rPr>
+        <w:t>۳</w:t>
+      </w:r>
+      <w:r>
+        <w:rPr>
+          <w:rFonts w:ascii="Calibri" w:hAnsi="Calibri" w:cs="Calibri"/>
+          <w:sz w:val="22"/>
+          <w:szCs w:val="22"/>
+          <w:rtl/>
+        </w:rPr>
+        <w:t xml:space="preserve"> ثانیه آغاز می‌شود</w:t>
+      </w:r>
+      <w:r>
+        <w:rPr>
+          <w:rFonts w:ascii="Calibri" w:hAnsi="Calibri" w:cs="Calibri"/>
+          <w:sz w:val="22"/>
+          <w:szCs w:val="22"/>
+          <w:lang w:bidi="fa-IR"/>
+        </w:rPr>
+        <w:t>.</w:t>
+      </w:r>
     </w:p>
     <w:p>
       <w:pPr>
         <w:bidi/>
         <w:rPr>
           <w:rFonts w:ascii="Calibri" w:hAnsi="Calibri" w:cs="Calibri"/>
-          <w:b/>
-          <w:bCs/>
-          <w:rtl/>
+          <w:sz w:val="22"/>
+          <w:szCs w:val="22"/>
+          <w:lang w:bidi="fa-IR"/>
         </w:rPr>
       </w:pPr>
-    </w:p>
-    <w:p>
-      <w:pPr>
-        <w:bidi/>
-        <w:rPr>
-          <w:rFonts w:ascii="Calibri" w:hAnsi="Calibri" w:cs="Calibri"/>
-          <w:b/>
-          <w:bCs/>
-          <w:rtl/>
-        </w:rPr>
-      </w:pPr>
-    </w:p>
-    <w:p>
-      <w:pPr>
-        <w:bidi/>
-        <w:rPr>
-          <w:rFonts w:ascii="Calibri" w:hAnsi="Calibri" w:cs="Calibri"/>
-          <w:b/>
-          <w:bCs/>
-          <w:rtl/>
-        </w:rPr>
-      </w:pPr>
-    </w:p>
-    <w:p>
-      <w:pPr>
-        <w:bidi/>
-        <w:rPr>
-          <w:rFonts w:ascii="Calibri" w:hAnsi="Calibri" w:cs="Calibri"/>
-          <w:b/>
-          <w:bCs/>
-          <w:rtl/>
-        </w:rPr>
-      </w:pPr>
-    </w:p>
-    <w:p>
-      <w:pPr>
-        <w:bidi/>
-        <w:rPr>
-          <w:rFonts w:ascii="Calibri" w:hAnsi="Calibri" w:cs="Calibri"/>
-          <w:b/>
-          <w:bCs/>
-          <w:rtl/>
-        </w:rPr>
-      </w:pPr>
-    </w:p>
-    <w:p>
-      <w:pPr>
-        <w:bidi/>
-        <w:rPr>
-          <w:rFonts w:ascii="Calibri" w:hAnsi="Calibri" w:cs="Calibri"/>
-          <w:rtl/>
-          <w:lang w:bidi="fa-IR"/>
-        </w:rPr>
-      </w:pPr>
-      <w:r>
-        <w:rPr>
-          <w:rFonts w:ascii="Calibri" w:hAnsi="Calibri" w:cs="Calibri"/>
-          <w:b/>
-          <w:bCs/>
-          <w:rtl/>
-        </w:rPr>
-        <w:t>تست شارژ در حین هشدار</w:t>
-      </w:r>
-      <w:r>
-        <w:rPr>
-          <w:rFonts w:ascii="Calibri" w:hAnsi="Calibri" w:cs="Calibri"/>
-          <w:b/>
-          <w:bCs/>
-          <w:lang w:bidi="fa-IR"/>
-        </w:rPr>
-        <w:t>:</w:t>
-      </w:r>
-      <w:r>
-        <w:rPr>
-          <w:rFonts w:ascii="Calibri" w:hAnsi="Calibri" w:cs="Calibri"/>
-          <w:lang w:bidi="fa-IR"/>
-        </w:rPr>
-        <w:br/>
-      </w:r>
-      <w:r>
-        <w:rPr>
-          <w:rFonts w:ascii="Calibri" w:hAnsi="Calibri" w:cs="Calibri"/>
-          <w:rtl/>
-        </w:rPr>
-        <w:t>با اضافه کردن سکه در حین روشن بودن آلارم، چراغ</w:t>
-      </w:r>
-      <w:r>
-        <w:rPr>
-          <w:rFonts w:ascii="Calibri" w:hAnsi="Calibri" w:cs="Calibri"/>
-          <w:lang w:bidi="fa-IR"/>
-        </w:rPr>
-        <w:t xml:space="preserve"> Alarm </w:t>
-      </w:r>
-      <w:r>
-        <w:rPr>
-          <w:rFonts w:ascii="Calibri" w:hAnsi="Calibri" w:cs="Calibri"/>
-          <w:rtl/>
-        </w:rPr>
-        <w:t>بلافاصله خاموش شده و مکالمه بدون قطعی به وضعیت</w:t>
-      </w:r>
-      <w:r>
-        <w:rPr>
-          <w:rFonts w:ascii="Calibri" w:hAnsi="Calibri" w:cs="Calibri"/>
-          <w:lang w:bidi="fa-IR"/>
-        </w:rPr>
-        <w:t xml:space="preserve"> S2 </w:t>
-      </w:r>
-      <w:r>
-        <w:rPr>
-          <w:rFonts w:ascii="Calibri" w:hAnsi="Calibri" w:cs="Calibri"/>
-          <w:rtl/>
-        </w:rPr>
-        <w:t>بازمی‌گردد</w:t>
-      </w:r>
-      <w:r>
-        <w:rPr>
-          <w:rFonts w:ascii="Calibri" w:hAnsi="Calibri" w:cs="Calibri"/>
-          <w:lang w:bidi="fa-IR"/>
-        </w:rPr>
-        <w:t>.</w:t>
-      </w:r>
-    </w:p>
-    <w:p>
-      <w:pPr>
-        <w:bidi/>
-        <w:rPr>
-          <w:rFonts w:ascii="Calibri" w:hAnsi="Calibri" w:cs="Calibri"/>
-          <w:lang w:bidi="fa-IR"/>
-        </w:rPr>
-      </w:pPr>
-    </w:p>
-    <w:p>
-      <w:pPr>
-        <w:bidi/>
-        <w:rPr>
-          <w:rFonts w:ascii="Calibri" w:hAnsi="Calibri" w:cs="Calibri"/>
-          <w:b/>
-          <w:bCs/>
-          <w:rtl/>
-          <w:lang w:bidi="fa-IR"/>
-        </w:rPr>
-      </w:pPr>
-      <w:r>
-        <w:rPr>
-          <w:rFonts w:ascii="Calibri" w:hAnsi="Calibri" w:cs="Calibri"/>
-          <w:noProof/>
+      <w:r>
+        <w:rPr>
+          <w:rFonts w:ascii="Calibri" w:hAnsi="Calibri" w:cs="Calibri"/>
+          <w:sz w:val="22"/>
+          <w:szCs w:val="22"/>
           <w:rtl/>
           <w:lang w:bidi="fa-IR"/>
         </w:rPr>
         <w:drawing>
-          <wp:anchor distT="0" distB="0" distL="114300" distR="114300" simplePos="0" relativeHeight="251663360" behindDoc="0" locked="0" layoutInCell="1" allowOverlap="1" wp14:anchorId="0F0B2DCD" wp14:editId="09D83BC4">
+          <wp:anchor distT="0" distB="0" distL="114300" distR="114300" simplePos="0" relativeHeight="251667456" behindDoc="0" locked="0" layoutInCell="1" allowOverlap="1" wp14:anchorId="586DD278" wp14:editId="5B4ADBFE">
             <wp:simplePos x="0" y="0"/>
             <wp:positionH relativeFrom="column">
-              <wp:posOffset>-56417</wp:posOffset>
+              <wp:posOffset>0</wp:posOffset>
             </wp:positionH>
             <wp:positionV relativeFrom="paragraph">
-              <wp:posOffset>-307828</wp:posOffset>
+              <wp:posOffset>0</wp:posOffset>
             </wp:positionV>
-            <wp:extent cx="5507355" cy="2942590"/>
+            <wp:extent cx="5943600" cy="3107690"/>
             <wp:effectExtent l="0" t="0" r="0" b="0"/>
             <wp:wrapSquare wrapText="bothSides"/>
-            <wp:docPr id="55875489" name="Picture 1"/>
+            <wp:docPr id="922811912" name="Picture 1"/>
             <wp:cNvGraphicFramePr>
               <a:graphicFrameLocks xmlns:a="http://schemas.openxmlformats.org/drawingml/2006/main" noChangeAspect="1"/>
             </wp:cNvGraphicFramePr>
@@ -14692,11 +15663,11 @@
               <a:graphicData uri="http://schemas.openxmlformats.org/drawingml/2006/picture">
                 <pic:pic xmlns:pic="http://schemas.openxmlformats.org/drawingml/2006/picture">
                   <pic:nvPicPr>
-                    <pic:cNvPr id="55875489" name=""/>
+                    <pic:cNvPr id="922811912" name=""/>
                     <pic:cNvPicPr/>
                   </pic:nvPicPr>
                   <pic:blipFill>
-                    <a:blip r:embed="rId20" cstate="print">
+                    <a:blip r:embed="rId19">
                       <a:extLst>
                         <a:ext uri="{28A0092B-C50C-407E-A947-70E740481C1C}">
                           <a14:useLocalDpi xmlns:a14="http://schemas.microsoft.com/office/drawing/2010/main" val="0"/>
@@ -14710,7 +15681,7 @@
                   <pic:spPr>
                     <a:xfrm>
                       <a:off x="0" y="0"/>
-                      <a:ext cx="5507355" cy="2942590"/>
+                      <a:ext cx="5943600" cy="3107690"/>
                     </a:xfrm>
                     <a:prstGeom prst="rect">
                       <a:avLst/>
@@ -14728,15 +15699,6 @@
           </wp:anchor>
         </w:drawing>
       </w:r>
-      <w:r>
-        <w:rPr>
-          <w:rFonts w:ascii="Calibri" w:hAnsi="Calibri" w:cs="Calibri"/>
-          <w:b/>
-          <w:bCs/>
-          <w:lang w:bidi="fa-IR"/>
-        </w:rPr>
-        <w:t xml:space="preserve"> </w:t>
-      </w:r>
     </w:p>
     <w:p>
       <w:pPr>
@@ -14745,8 +15707,9 @@
           <w:rFonts w:ascii="Calibri" w:hAnsi="Calibri" w:cs="Calibri"/>
           <w:b/>
           <w:bCs/>
-          <w:rtl/>
-          <w:lang w:bidi="fa-IR"/>
+          <w:sz w:val="22"/>
+          <w:szCs w:val="22"/>
+          <w:rtl/>
         </w:rPr>
       </w:pPr>
     </w:p>
@@ -14755,24 +15718,160 @@
         <w:bidi/>
         <w:rPr>
           <w:rFonts w:ascii="Calibri" w:hAnsi="Calibri" w:cs="Calibri"/>
+          <w:sz w:val="22"/>
+          <w:szCs w:val="22"/>
+          <w:rtl/>
+          <w:lang w:bidi="fa-IR"/>
+        </w:rPr>
+      </w:pPr>
+      <w:r>
+        <w:rPr>
+          <w:rFonts w:ascii="Calibri" w:hAnsi="Calibri" w:cs="Calibri"/>
           <w:b/>
           <w:bCs/>
-          <w:rtl/>
-          <w:lang w:bidi="fa-IR"/>
-        </w:rPr>
-      </w:pPr>
+          <w:sz w:val="22"/>
+          <w:szCs w:val="22"/>
+          <w:rtl/>
+        </w:rPr>
+        <w:t>تست شارژ در حین هشدار</w:t>
+      </w:r>
+      <w:r>
+        <w:rPr>
+          <w:rFonts w:ascii="Calibri" w:hAnsi="Calibri" w:cs="Calibri"/>
+          <w:b/>
+          <w:bCs/>
+          <w:sz w:val="22"/>
+          <w:szCs w:val="22"/>
+          <w:lang w:bidi="fa-IR"/>
+        </w:rPr>
+        <w:t>:</w:t>
+      </w:r>
+      <w:r>
+        <w:rPr>
+          <w:rFonts w:ascii="Calibri" w:hAnsi="Calibri" w:cs="Calibri"/>
+          <w:sz w:val="22"/>
+          <w:szCs w:val="22"/>
+          <w:lang w:bidi="fa-IR"/>
+        </w:rPr>
+        <w:br/>
+      </w:r>
+      <w:r>
+        <w:rPr>
+          <w:rFonts w:ascii="Calibri" w:hAnsi="Calibri" w:cs="Calibri"/>
+          <w:sz w:val="22"/>
+          <w:szCs w:val="22"/>
+          <w:rtl/>
+        </w:rPr>
+        <w:t>با اضافه کردن سکه در حین روشن بودن آلارم، چراغ</w:t>
+      </w:r>
+      <w:r>
+        <w:rPr>
+          <w:rFonts w:ascii="Calibri" w:hAnsi="Calibri" w:cs="Calibri"/>
+          <w:sz w:val="22"/>
+          <w:szCs w:val="22"/>
+          <w:lang w:bidi="fa-IR"/>
+        </w:rPr>
+        <w:t xml:space="preserve"> Alarm </w:t>
+      </w:r>
+      <w:r>
+        <w:rPr>
+          <w:rFonts w:ascii="Calibri" w:hAnsi="Calibri" w:cs="Calibri"/>
+          <w:sz w:val="22"/>
+          <w:szCs w:val="22"/>
+          <w:rtl/>
+        </w:rPr>
+        <w:t>بلافاصله خاموش شده و مکالمه بدون قطعی به وضعیت</w:t>
+      </w:r>
+      <w:r>
+        <w:rPr>
+          <w:rFonts w:ascii="Calibri" w:hAnsi="Calibri" w:cs="Calibri"/>
+          <w:sz w:val="22"/>
+          <w:szCs w:val="22"/>
+          <w:lang w:bidi="fa-IR"/>
+        </w:rPr>
+        <w:t xml:space="preserve"> S2 </w:t>
+      </w:r>
+      <w:r>
+        <w:rPr>
+          <w:rFonts w:ascii="Calibri" w:hAnsi="Calibri" w:cs="Calibri"/>
+          <w:sz w:val="22"/>
+          <w:szCs w:val="22"/>
+          <w:rtl/>
+        </w:rPr>
+        <w:t>بازمی‌گردد</w:t>
+      </w:r>
+      <w:r>
+        <w:rPr>
+          <w:rFonts w:ascii="Calibri" w:hAnsi="Calibri" w:cs="Calibri"/>
+          <w:sz w:val="22"/>
+          <w:szCs w:val="22"/>
+          <w:lang w:bidi="fa-IR"/>
+        </w:rPr>
+        <w:t>.</w:t>
+      </w:r>
     </w:p>
     <w:p>
       <w:pPr>
         <w:bidi/>
         <w:rPr>
-          <w:rFonts w:ascii="Calibri" w:hAnsi="Calibri" w:cs="Calibri"/>
-          <w:b/>
-          <w:bCs/>
+          <w:rFonts w:ascii="Calibri" w:hAnsi="Calibri" w:cs="Calibri" w:hint="cs"/>
+          <w:i/>
+          <w:sz w:val="22"/>
+          <w:szCs w:val="22"/>
           <w:rtl/>
           <w:lang w:bidi="fa-IR"/>
         </w:rPr>
       </w:pPr>
+      <w:r>
+        <w:rPr>
+          <w:rFonts w:ascii="Calibri" w:hAnsi="Calibri" w:cs="Calibri" w:hint="cs"/>
+          <w:sz w:val="22"/>
+          <w:szCs w:val="22"/>
+          <w:rtl/>
+          <w:lang w:bidi="fa-IR"/>
+        </w:rPr>
+        <w:t xml:space="preserve">خروجی </w:t>
+      </w:r>
+      <w:r>
+        <w:rPr>
+          <w:rFonts w:ascii="Calibri" w:hAnsi="Calibri" w:cs="Calibri"/>
+          <w:sz w:val="22"/>
+          <w:szCs w:val="22"/>
+          <w:lang w:bidi="fa-IR"/>
+        </w:rPr>
+        <w:t>U31</w:t>
+      </w:r>
+      <w:r>
+        <w:rPr>
+          <w:rFonts w:ascii="Calibri" w:hAnsi="Calibri" w:cs="Calibri" w:hint="cs"/>
+          <w:sz w:val="22"/>
+          <w:szCs w:val="22"/>
+          <w:rtl/>
+          <w:lang w:bidi="fa-IR"/>
+        </w:rPr>
+        <w:t xml:space="preserve"> برابر مقدار 2 است یعنی 2 پالس از روشن بودن </w:t>
+      </w:r>
+      <m:oMath>
+        <m:r>
+          <w:rPr>
+            <w:rFonts w:ascii="Cambria Math" w:hAnsi="Cambria Math" w:cs="Calibri"/>
+            <w:sz w:val="22"/>
+            <w:szCs w:val="22"/>
+            <w:lang w:bidi="fa-IR"/>
+          </w:rPr>
+          <m:t>Alaram</m:t>
+        </m:r>
+      </m:oMath>
+      <w:r>
+        <w:rPr>
+          <w:rFonts w:ascii="Calibri" w:eastAsiaTheme="minorEastAsia" w:hAnsi="Calibri" w:cs="Calibri" w:hint="cs"/>
+          <w:sz w:val="22"/>
+          <w:szCs w:val="22"/>
+          <w:rtl/>
+          <w:lang w:bidi="fa-IR"/>
+        </w:rPr>
+        <w:t xml:space="preserve"> گذشته است. </w:t>
+      </w:r>
     </w:p>
     <w:p>
       <w:pPr>
@@ -14781,197 +15880,27 @@
           <w:rFonts w:ascii="Calibri" w:hAnsi="Calibri" w:cs="Calibri"/>
           <w:b/>
           <w:bCs/>
+          <w:sz w:val="22"/>
+          <w:szCs w:val="22"/>
           <w:rtl/>
           <w:lang w:bidi="fa-IR"/>
         </w:rPr>
       </w:pPr>
-    </w:p>
-    <w:p>
-      <w:pPr>
-        <w:bidi/>
+      <w:r>
         <w:rPr>
           <w:rFonts w:ascii="Calibri" w:hAnsi="Calibri" w:cs="Calibri"/>
           <w:b/>
           <w:bCs/>
-          <w:rtl/>
-          <w:lang w:bidi="fa-IR"/>
-        </w:rPr>
-      </w:pPr>
-    </w:p>
-    <w:p>
-      <w:pPr>
-        <w:bidi/>
-        <w:rPr>
-          <w:rFonts w:ascii="Calibri" w:hAnsi="Calibri" w:cs="Calibri"/>
-          <w:b/>
-          <w:bCs/>
-          <w:rtl/>
-          <w:lang w:bidi="fa-IR"/>
-        </w:rPr>
-      </w:pPr>
-    </w:p>
-    <w:p>
-      <w:pPr>
-        <w:bidi/>
-        <w:rPr>
-          <w:rFonts w:ascii="Calibri" w:hAnsi="Calibri" w:cs="Calibri"/>
-          <w:b/>
-          <w:bCs/>
-          <w:rtl/>
-          <w:lang w:bidi="fa-IR"/>
-        </w:rPr>
-      </w:pPr>
-    </w:p>
-    <w:p>
-      <w:pPr>
-        <w:bidi/>
-        <w:rPr>
-          <w:rFonts w:ascii="Calibri" w:hAnsi="Calibri" w:cs="Calibri"/>
-          <w:lang w:bidi="fa-IR"/>
-        </w:rPr>
-      </w:pPr>
-      <w:r>
-        <w:rPr>
-          <w:rFonts w:ascii="Calibri" w:hAnsi="Calibri" w:cs="Calibri"/>
-          <w:b/>
-          <w:bCs/>
-          <w:rtl/>
-        </w:rPr>
-        <w:lastRenderedPageBreak/>
-        <w:t>تست قطع تماس</w:t>
-      </w:r>
-      <w:r>
-        <w:rPr>
-          <w:rFonts w:ascii="Calibri" w:hAnsi="Calibri" w:cs="Calibri"/>
-          <w:b/>
-          <w:bCs/>
-          <w:lang w:bidi="fa-IR"/>
-        </w:rPr>
-        <w:t>:</w:t>
-      </w:r>
-      <w:r>
-        <w:rPr>
-          <w:rFonts w:ascii="Calibri" w:hAnsi="Calibri" w:cs="Calibri"/>
-          <w:lang w:bidi="fa-IR"/>
-        </w:rPr>
-        <w:br/>
-      </w:r>
-      <w:r>
-        <w:rPr>
-          <w:rFonts w:ascii="Calibri" w:hAnsi="Calibri" w:cs="Calibri"/>
-          <w:rtl/>
-        </w:rPr>
-        <w:t xml:space="preserve">در صورت اتمام مهلت </w:t>
-      </w:r>
-      <w:r>
-        <w:rPr>
-          <w:rFonts w:ascii="Calibri" w:hAnsi="Calibri" w:cs="Calibri"/>
-          <w:rtl/>
-          <w:lang w:bidi="fa-IR"/>
-        </w:rPr>
-        <w:t>۳</w:t>
-      </w:r>
-      <w:r>
-        <w:rPr>
-          <w:rFonts w:ascii="Calibri" w:hAnsi="Calibri" w:cs="Calibri"/>
-          <w:rtl/>
-        </w:rPr>
-        <w:t xml:space="preserve"> ثانیه‌ای بدون افزایش سکه، تماس تلفنی قطع شد (چراغ</w:t>
-      </w:r>
-      <w:r>
-        <w:rPr>
-          <w:rFonts w:ascii="Calibri" w:hAnsi="Calibri" w:cs="Calibri"/>
-          <w:lang w:bidi="fa-IR"/>
-        </w:rPr>
-        <w:t xml:space="preserve"> Call </w:t>
-      </w:r>
-      <w:r>
-        <w:rPr>
-          <w:rFonts w:ascii="Calibri" w:hAnsi="Calibri" w:cs="Calibri"/>
-          <w:rtl/>
-        </w:rPr>
-        <w:t>خاموش می‌شود) و سیستم در وضعیت</w:t>
-      </w:r>
-      <w:r>
-        <w:rPr>
-          <w:rFonts w:ascii="Calibri" w:hAnsi="Calibri" w:cs="Calibri"/>
-          <w:lang w:bidi="fa-IR"/>
-        </w:rPr>
-        <w:t xml:space="preserve"> S7 </w:t>
-      </w:r>
-      <w:r>
-        <w:rPr>
-          <w:rFonts w:ascii="Calibri" w:hAnsi="Calibri" w:cs="Calibri"/>
-          <w:rtl/>
-        </w:rPr>
-        <w:t>قفل می‌ماند تا زمان اعمال کلید</w:t>
-      </w:r>
-      <w:r>
-        <w:rPr>
-          <w:rFonts w:ascii="Calibri" w:hAnsi="Calibri" w:cs="Calibri"/>
-          <w:lang w:bidi="fa-IR"/>
-        </w:rPr>
-        <w:t xml:space="preserve"> Reset </w:t>
-      </w:r>
-      <w:r>
-        <w:rPr>
-          <w:rFonts w:ascii="Calibri" w:hAnsi="Calibri" w:cs="Calibri"/>
-          <w:rtl/>
-        </w:rPr>
-        <w:t>یا قطع کلید</w:t>
-      </w:r>
-      <w:r>
-        <w:rPr>
-          <w:rFonts w:ascii="Calibri" w:hAnsi="Calibri" w:cs="Calibri"/>
-          <w:lang w:bidi="fa-IR"/>
-        </w:rPr>
-        <w:t xml:space="preserve"> </w:t>
-      </w:r>
-      <w:r>
-        <w:rPr>
-          <w:rFonts w:ascii="Calibri" w:hAnsi="Calibri" w:cs="Calibri"/>
-          <w:rtl/>
-          <w:lang w:bidi="fa-IR"/>
-        </w:rPr>
-        <w:t xml:space="preserve"> </w:t>
-      </w:r>
-      <w:r>
-        <w:rPr>
-          <w:rFonts w:ascii="Calibri" w:hAnsi="Calibri" w:cs="Calibri"/>
-          <w:lang w:bidi="fa-IR"/>
-        </w:rPr>
-        <w:t>Start</w:t>
-      </w:r>
-      <w:r>
-        <w:rPr>
-          <w:rFonts w:ascii="Calibri" w:hAnsi="Calibri" w:cs="Calibri"/>
-          <w:rtl/>
-          <w:lang w:bidi="fa-IR"/>
-        </w:rPr>
-        <w:t>.</w:t>
-      </w:r>
-    </w:p>
-    <w:p>
-      <w:pPr>
-        <w:bidi/>
-        <w:rPr>
-          <w:rFonts w:ascii="Calibri" w:hAnsi="Calibri" w:cs="Calibri"/>
-          <w:rtl/>
-          <w:lang w:bidi="fa-IR"/>
-        </w:rPr>
-      </w:pPr>
-      <w:r>
-        <w:rPr>
-          <w:rFonts w:ascii="Calibri" w:hAnsi="Calibri" w:cs="Calibri"/>
-          <w:noProof/>
+          <w:sz w:val="22"/>
+          <w:szCs w:val="22"/>
           <w:rtl/>
           <w:lang w:bidi="fa-IR"/>
         </w:rPr>
         <w:drawing>
-          <wp:inline distT="0" distB="0" distL="0" distR="0" wp14:anchorId="7CC347BF" wp14:editId="4E55DB93">
-            <wp:extent cx="5943600" cy="3187700"/>
-            <wp:effectExtent l="0" t="0" r="0" b="0"/>
-            <wp:docPr id="718167017" name="Picture 1"/>
+          <wp:inline distT="0" distB="0" distL="0" distR="0" wp14:anchorId="3A85E424" wp14:editId="5E8A54FB">
+            <wp:extent cx="5943600" cy="3119755"/>
+            <wp:effectExtent l="0" t="0" r="0" b="4445"/>
+            <wp:docPr id="1396613059" name="Picture 1"/>
             <wp:cNvGraphicFramePr>
               <a:graphicFrameLocks xmlns:a="http://schemas.openxmlformats.org/drawingml/2006/main" noChangeAspect="1"/>
             </wp:cNvGraphicFramePr>
@@ -14979,7 +15908,340 @@
               <a:graphicData uri="http://schemas.openxmlformats.org/drawingml/2006/picture">
                 <pic:pic xmlns:pic="http://schemas.openxmlformats.org/drawingml/2006/picture">
                   <pic:nvPicPr>
-                    <pic:cNvPr id="718167017" name=""/>
+                    <pic:cNvPr id="1396613059" name=""/>
+                    <pic:cNvPicPr/>
+                  </pic:nvPicPr>
+                  <pic:blipFill>
+                    <a:blip r:embed="rId20"/>
+                    <a:stretch>
+                      <a:fillRect/>
+                    </a:stretch>
+                  </pic:blipFill>
+                  <pic:spPr>
+                    <a:xfrm>
+                      <a:off x="0" y="0"/>
+                      <a:ext cx="5943600" cy="3119755"/>
+                    </a:xfrm>
+                    <a:prstGeom prst="rect">
+                      <a:avLst/>
+                    </a:prstGeom>
+                  </pic:spPr>
+                </pic:pic>
+              </a:graphicData>
+            </a:graphic>
+          </wp:inline>
+        </w:drawing>
+      </w:r>
+      <w:r>
+        <w:rPr>
+          <w:rFonts w:ascii="Calibri" w:hAnsi="Calibri" w:cs="Calibri"/>
+          <w:b/>
+          <w:bCs/>
+          <w:sz w:val="22"/>
+          <w:szCs w:val="22"/>
+          <w:lang w:bidi="fa-IR"/>
+        </w:rPr>
+        <w:t xml:space="preserve"> </w:t>
+      </w:r>
+      <w:r>
+        <w:rPr>
+          <w:rFonts w:ascii="Calibri" w:hAnsi="Calibri" w:cs="Calibri" w:hint="cs"/>
+          <w:b/>
+          <w:bCs/>
+          <w:sz w:val="22"/>
+          <w:szCs w:val="22"/>
+          <w:rtl/>
+          <w:lang w:bidi="fa-IR"/>
+        </w:rPr>
+        <w:t xml:space="preserve"> </w:t>
+      </w:r>
+    </w:p>
+    <w:p>
+      <w:pPr>
+        <w:bidi/>
+        <w:rPr>
+          <w:rFonts w:ascii="Calibri" w:hAnsi="Calibri" w:cs="Calibri"/>
+          <w:b/>
+          <w:bCs/>
+          <w:sz w:val="22"/>
+          <w:szCs w:val="22"/>
+          <w:rtl/>
+          <w:lang w:bidi="fa-IR"/>
+        </w:rPr>
+      </w:pPr>
+      <w:r>
+        <w:rPr>
+          <w:rFonts w:ascii="Calibri" w:hAnsi="Calibri" w:cs="Calibri"/>
+          <w:b/>
+          <w:bCs/>
+          <w:sz w:val="22"/>
+          <w:szCs w:val="22"/>
+          <w:rtl/>
+          <w:lang w:bidi="fa-IR"/>
+        </w:rPr>
+        <w:drawing>
+          <wp:anchor distT="0" distB="0" distL="114300" distR="114300" simplePos="0" relativeHeight="251668480" behindDoc="0" locked="0" layoutInCell="1" allowOverlap="1" wp14:anchorId="72714D86" wp14:editId="5B11DCB1">
+            <wp:simplePos x="0" y="0"/>
+            <wp:positionH relativeFrom="column">
+              <wp:posOffset>-13</wp:posOffset>
+            </wp:positionH>
+            <wp:positionV relativeFrom="paragraph">
+              <wp:posOffset>253912</wp:posOffset>
+            </wp:positionV>
+            <wp:extent cx="5703570" cy="2929890"/>
+            <wp:effectExtent l="0" t="0" r="0" b="3810"/>
+            <wp:wrapSquare wrapText="bothSides"/>
+            <wp:docPr id="2124700344" name="Picture 1"/>
+            <wp:cNvGraphicFramePr>
+              <a:graphicFrameLocks xmlns:a="http://schemas.openxmlformats.org/drawingml/2006/main" noChangeAspect="1"/>
+            </wp:cNvGraphicFramePr>
+            <a:graphic xmlns:a="http://schemas.openxmlformats.org/drawingml/2006/main">
+              <a:graphicData uri="http://schemas.openxmlformats.org/drawingml/2006/picture">
+                <pic:pic xmlns:pic="http://schemas.openxmlformats.org/drawingml/2006/picture">
+                  <pic:nvPicPr>
+                    <pic:cNvPr id="2124700344" name=""/>
+                    <pic:cNvPicPr/>
+                  </pic:nvPicPr>
+                  <pic:blipFill>
+                    <a:blip r:embed="rId21" cstate="print">
+                      <a:extLst>
+                        <a:ext uri="{28A0092B-C50C-407E-A947-70E740481C1C}">
+                          <a14:useLocalDpi xmlns:a14="http://schemas.microsoft.com/office/drawing/2010/main" val="0"/>
+                        </a:ext>
+                      </a:extLst>
+                    </a:blip>
+                    <a:stretch>
+                      <a:fillRect/>
+                    </a:stretch>
+                  </pic:blipFill>
+                  <pic:spPr>
+                    <a:xfrm>
+                      <a:off x="0" y="0"/>
+                      <a:ext cx="5703570" cy="2929890"/>
+                    </a:xfrm>
+                    <a:prstGeom prst="rect">
+                      <a:avLst/>
+                    </a:prstGeom>
+                  </pic:spPr>
+                </pic:pic>
+              </a:graphicData>
+            </a:graphic>
+            <wp14:sizeRelH relativeFrom="margin">
+              <wp14:pctWidth>0</wp14:pctWidth>
+            </wp14:sizeRelH>
+            <wp14:sizeRelV relativeFrom="margin">
+              <wp14:pctHeight>0</wp14:pctHeight>
+            </wp14:sizeRelV>
+          </wp:anchor>
+        </w:drawing>
+      </w:r>
+      <w:r>
+        <w:rPr>
+          <w:rFonts w:ascii="Calibri" w:hAnsi="Calibri" w:cs="Calibri" w:hint="cs"/>
+          <w:b/>
+          <w:bCs/>
+          <w:sz w:val="22"/>
+          <w:szCs w:val="22"/>
+          <w:rtl/>
+          <w:lang w:bidi="fa-IR"/>
+        </w:rPr>
+        <w:t>تست به صفر رسیدن و قطع شدن تماس بعد از مقدار پالس باقی مانده:</w:t>
+      </w:r>
+    </w:p>
+    <w:p>
+      <w:pPr>
+        <w:bidi/>
+        <w:rPr>
+          <w:rFonts w:ascii="Calibri" w:hAnsi="Calibri" w:cs="Calibri"/>
+          <w:b/>
+          <w:bCs/>
+          <w:sz w:val="22"/>
+          <w:szCs w:val="22"/>
+          <w:rtl/>
+          <w:lang w:bidi="fa-IR"/>
+        </w:rPr>
+      </w:pPr>
+      <w:r>
+        <w:rPr>
+          <w:rFonts w:ascii="Calibri" w:hAnsi="Calibri" w:cs="Calibri"/>
+          <w:b/>
+          <w:bCs/>
+          <w:sz w:val="22"/>
+          <w:szCs w:val="22"/>
+          <w:rtl/>
+        </w:rPr>
+        <w:lastRenderedPageBreak/>
+        <w:t>تست قطع تماس</w:t>
+      </w:r>
+      <w:r>
+        <w:rPr>
+          <w:rFonts w:ascii="Calibri" w:hAnsi="Calibri" w:cs="Calibri"/>
+          <w:b/>
+          <w:bCs/>
+          <w:sz w:val="22"/>
+          <w:szCs w:val="22"/>
+          <w:lang w:bidi="fa-IR"/>
+        </w:rPr>
+        <w:t>:</w:t>
+      </w:r>
+      <w:r>
+        <w:rPr>
+          <w:rFonts w:ascii="Calibri" w:hAnsi="Calibri" w:cs="Calibri"/>
+          <w:sz w:val="22"/>
+          <w:szCs w:val="22"/>
+          <w:lang w:bidi="fa-IR"/>
+        </w:rPr>
+        <w:br/>
+      </w:r>
+      <w:r>
+        <w:rPr>
+          <w:rFonts w:ascii="Calibri" w:hAnsi="Calibri" w:cs="Calibri"/>
+          <w:sz w:val="22"/>
+          <w:szCs w:val="22"/>
+          <w:rtl/>
+        </w:rPr>
+        <w:t xml:space="preserve">در صورت اتمام مهلت </w:t>
+      </w:r>
+      <w:r>
+        <w:rPr>
+          <w:rFonts w:ascii="Calibri" w:hAnsi="Calibri" w:cs="Calibri"/>
+          <w:sz w:val="22"/>
+          <w:szCs w:val="22"/>
+          <w:rtl/>
+          <w:lang w:bidi="fa-IR"/>
+        </w:rPr>
+        <w:t>۳</w:t>
+      </w:r>
+      <w:r>
+        <w:rPr>
+          <w:rFonts w:ascii="Calibri" w:hAnsi="Calibri" w:cs="Calibri"/>
+          <w:sz w:val="22"/>
+          <w:szCs w:val="22"/>
+          <w:rtl/>
+        </w:rPr>
+        <w:t xml:space="preserve"> ثانیه‌ای بدون افزایش سکه، تماس تلفنی قطع شد (چراغ</w:t>
+      </w:r>
+      <w:r>
+        <w:rPr>
+          <w:rFonts w:ascii="Calibri" w:hAnsi="Calibri" w:cs="Calibri"/>
+          <w:sz w:val="22"/>
+          <w:szCs w:val="22"/>
+          <w:lang w:bidi="fa-IR"/>
+        </w:rPr>
+        <w:t xml:space="preserve"> Call </w:t>
+      </w:r>
+      <w:r>
+        <w:rPr>
+          <w:rFonts w:ascii="Calibri" w:hAnsi="Calibri" w:cs="Calibri"/>
+          <w:sz w:val="22"/>
+          <w:szCs w:val="22"/>
+          <w:rtl/>
+        </w:rPr>
+        <w:t>خاموش می‌شود) و سیستم در وضعیت</w:t>
+      </w:r>
+      <w:r>
+        <w:rPr>
+          <w:rFonts w:ascii="Calibri" w:hAnsi="Calibri" w:cs="Calibri"/>
+          <w:sz w:val="22"/>
+          <w:szCs w:val="22"/>
+          <w:lang w:bidi="fa-IR"/>
+        </w:rPr>
+        <w:t xml:space="preserve"> S7 </w:t>
+      </w:r>
+      <w:r>
+        <w:rPr>
+          <w:rFonts w:ascii="Calibri" w:hAnsi="Calibri" w:cs="Calibri"/>
+          <w:sz w:val="22"/>
+          <w:szCs w:val="22"/>
+          <w:rtl/>
+        </w:rPr>
+        <w:t>قفل می‌ماند تا زمان اعمال کلید</w:t>
+      </w:r>
+      <w:r>
+        <w:rPr>
+          <w:rFonts w:ascii="Calibri" w:hAnsi="Calibri" w:cs="Calibri"/>
+          <w:sz w:val="22"/>
+          <w:szCs w:val="22"/>
+          <w:lang w:bidi="fa-IR"/>
+        </w:rPr>
+        <w:t xml:space="preserve"> Reset </w:t>
+      </w:r>
+      <w:r>
+        <w:rPr>
+          <w:rFonts w:ascii="Calibri" w:hAnsi="Calibri" w:cs="Calibri"/>
+          <w:sz w:val="22"/>
+          <w:szCs w:val="22"/>
+          <w:rtl/>
+        </w:rPr>
+        <w:t>یا قطع کلید</w:t>
+      </w:r>
+      <w:r>
+        <w:rPr>
+          <w:rFonts w:ascii="Calibri" w:hAnsi="Calibri" w:cs="Calibri"/>
+          <w:sz w:val="22"/>
+          <w:szCs w:val="22"/>
+          <w:lang w:bidi="fa-IR"/>
+        </w:rPr>
+        <w:t xml:space="preserve"> </w:t>
+      </w:r>
+      <w:r>
+        <w:rPr>
+          <w:rFonts w:ascii="Calibri" w:hAnsi="Calibri" w:cs="Calibri"/>
+          <w:sz w:val="22"/>
+          <w:szCs w:val="22"/>
+          <w:rtl/>
+          <w:lang w:bidi="fa-IR"/>
+        </w:rPr>
+        <w:t xml:space="preserve"> </w:t>
+      </w:r>
+      <w:r>
+        <w:rPr>
+          <w:rFonts w:ascii="Calibri" w:hAnsi="Calibri" w:cs="Calibri"/>
+          <w:sz w:val="22"/>
+          <w:szCs w:val="22"/>
+          <w:lang w:bidi="fa-IR"/>
+        </w:rPr>
+        <w:t>Start</w:t>
+      </w:r>
+      <w:r>
+        <w:rPr>
+          <w:rFonts w:ascii="Calibri" w:hAnsi="Calibri" w:cs="Calibri"/>
+          <w:sz w:val="22"/>
+          <w:szCs w:val="22"/>
+          <w:rtl/>
+          <w:lang w:bidi="fa-IR"/>
+        </w:rPr>
+        <w:t>.</w:t>
+      </w:r>
+      <w:r>
+        <w:rPr>
+          <w:rFonts w:ascii="Calibri" w:hAnsi="Calibri" w:cs="Calibri"/>
+          <w:noProof/>
+          <w:rtl/>
+          <w:lang w:bidi="fa-IR"/>
+        </w:rPr>
+        <w:t xml:space="preserve"> </w:t>
+      </w:r>
+      <w:r>
+        <w:rPr>
+          <w:rFonts w:ascii="Calibri" w:hAnsi="Calibri" w:cs="Calibri"/>
+          <w:noProof/>
+          <w:rtl/>
+          <w:lang w:bidi="fa-IR"/>
+        </w:rPr>
+        <w:drawing>
+          <wp:inline distT="0" distB="0" distL="0" distR="0" wp14:anchorId="609CB548" wp14:editId="6ED0CB3D">
+            <wp:extent cx="5943600" cy="3251835"/>
+            <wp:effectExtent l="0" t="0" r="0" b="5715"/>
+            <wp:docPr id="1333570126" name="Picture 1"/>
+            <wp:cNvGraphicFramePr>
+              <a:graphicFrameLocks xmlns:a="http://schemas.openxmlformats.org/drawingml/2006/main" noChangeAspect="1"/>
+            </wp:cNvGraphicFramePr>
+            <a:graphic xmlns:a="http://schemas.openxmlformats.org/drawingml/2006/main">
+              <a:graphicData uri="http://schemas.openxmlformats.org/drawingml/2006/picture">
+                <pic:pic xmlns:pic="http://schemas.openxmlformats.org/drawingml/2006/picture">
+                  <pic:nvPicPr>
+                    <pic:cNvPr id="1333570126" name=""/>
                     <pic:cNvPicPr/>
                   </pic:nvPicPr>
                   <pic:blipFill>
@@ -14991,7 +16253,7 @@
                   <pic:spPr>
                     <a:xfrm>
                       <a:off x="0" y="0"/>
-                      <a:ext cx="5943600" cy="3187700"/>
+                      <a:ext cx="5943600" cy="3251835"/>
                     </a:xfrm>
                     <a:prstGeom prst="rect">
                       <a:avLst/>
@@ -15395,11 +16657,163 @@
       </w:pPr>
     </w:lvl>
   </w:abstractNum>
+  <w:abstractNum w:abstractNumId="2" w15:restartNumberingAfterBreak="0">
+    <w:nsid w:val="389033D1"/>
+    <w:multiLevelType w:val="multilevel"/>
+    <w:tmpl w:val="440A8D60"/>
+    <w:lvl w:ilvl="0">
+      <w:start w:val="1"/>
+      <w:numFmt w:val="bullet"/>
+      <w:lvlText w:val=""/>
+      <w:lvlJc w:val="left"/>
+      <w:pPr>
+        <w:tabs>
+          <w:tab w:val="num" w:pos="720"/>
+        </w:tabs>
+        <w:ind w:left="720" w:hanging="360"/>
+      </w:pPr>
+      <w:rPr>
+        <w:rFonts w:ascii="Symbol" w:hAnsi="Symbol" w:hint="default"/>
+        <w:sz w:val="20"/>
+      </w:rPr>
+    </w:lvl>
+    <w:lvl w:ilvl="1" w:tentative="1">
+      <w:start w:val="1"/>
+      <w:numFmt w:val="bullet"/>
+      <w:lvlText w:val=""/>
+      <w:lvlJc w:val="left"/>
+      <w:pPr>
+        <w:tabs>
+          <w:tab w:val="num" w:pos="1440"/>
+        </w:tabs>
+        <w:ind w:left="1440" w:hanging="360"/>
+      </w:pPr>
+      <w:rPr>
+        <w:rFonts w:ascii="Symbol" w:hAnsi="Symbol" w:hint="default"/>
+        <w:sz w:val="20"/>
+      </w:rPr>
+    </w:lvl>
+    <w:lvl w:ilvl="2" w:tentative="1">
+      <w:start w:val="1"/>
+      <w:numFmt w:val="bullet"/>
+      <w:lvlText w:val=""/>
+      <w:lvlJc w:val="left"/>
+      <w:pPr>
+        <w:tabs>
+          <w:tab w:val="num" w:pos="2160"/>
+        </w:tabs>
+        <w:ind w:left="2160" w:hanging="360"/>
+      </w:pPr>
+      <w:rPr>
+        <w:rFonts w:ascii="Symbol" w:hAnsi="Symbol" w:hint="default"/>
+        <w:sz w:val="20"/>
+      </w:rPr>
+    </w:lvl>
+    <w:lvl w:ilvl="3" w:tentative="1">
+      <w:start w:val="1"/>
+      <w:numFmt w:val="bullet"/>
+      <w:lvlText w:val=""/>
+      <w:lvlJc w:val="left"/>
+      <w:pPr>
+        <w:tabs>
+          <w:tab w:val="num" w:pos="2880"/>
+        </w:tabs>
+        <w:ind w:left="2880" w:hanging="360"/>
+      </w:pPr>
+      <w:rPr>
+        <w:rFonts w:ascii="Symbol" w:hAnsi="Symbol" w:hint="default"/>
+        <w:sz w:val="20"/>
+      </w:rPr>
+    </w:lvl>
+    <w:lvl w:ilvl="4" w:tentative="1">
+      <w:start w:val="1"/>
+      <w:numFmt w:val="bullet"/>
+      <w:lvlText w:val=""/>
+      <w:lvlJc w:val="left"/>
+      <w:pPr>
+        <w:tabs>
+          <w:tab w:val="num" w:pos="3600"/>
+        </w:tabs>
+        <w:ind w:left="3600" w:hanging="360"/>
+      </w:pPr>
+      <w:rPr>
+        <w:rFonts w:ascii="Symbol" w:hAnsi="Symbol" w:hint="default"/>
+        <w:sz w:val="20"/>
+      </w:rPr>
+    </w:lvl>
+    <w:lvl w:ilvl="5" w:tentative="1">
+      <w:start w:val="1"/>
+      <w:numFmt w:val="bullet"/>
+      <w:lvlText w:val=""/>
+      <w:lvlJc w:val="left"/>
+      <w:pPr>
+        <w:tabs>
+          <w:tab w:val="num" w:pos="4320"/>
+        </w:tabs>
+        <w:ind w:left="4320" w:hanging="360"/>
+      </w:pPr>
+      <w:rPr>
+        <w:rFonts w:ascii="Symbol" w:hAnsi="Symbol" w:hint="default"/>
+        <w:sz w:val="20"/>
+      </w:rPr>
+    </w:lvl>
+    <w:lvl w:ilvl="6" w:tentative="1">
+      <w:start w:val="1"/>
+      <w:numFmt w:val="bullet"/>
+      <w:lvlText w:val=""/>
+      <w:lvlJc w:val="left"/>
+      <w:pPr>
+        <w:tabs>
+          <w:tab w:val="num" w:pos="5040"/>
+        </w:tabs>
+        <w:ind w:left="5040" w:hanging="360"/>
+      </w:pPr>
+      <w:rPr>
+        <w:rFonts w:ascii="Symbol" w:hAnsi="Symbol" w:hint="default"/>
+        <w:sz w:val="20"/>
+      </w:rPr>
+    </w:lvl>
+    <w:lvl w:ilvl="7" w:tentative="1">
+      <w:start w:val="1"/>
+      <w:numFmt w:val="bullet"/>
+      <w:lvlText w:val=""/>
+      <w:lvlJc w:val="left"/>
+      <w:pPr>
+        <w:tabs>
+          <w:tab w:val="num" w:pos="5760"/>
+        </w:tabs>
+        <w:ind w:left="5760" w:hanging="360"/>
+      </w:pPr>
+      <w:rPr>
+        <w:rFonts w:ascii="Symbol" w:hAnsi="Symbol" w:hint="default"/>
+        <w:sz w:val="20"/>
+      </w:rPr>
+    </w:lvl>
+    <w:lvl w:ilvl="8" w:tentative="1">
+      <w:start w:val="1"/>
+      <w:numFmt w:val="bullet"/>
+      <w:lvlText w:val=""/>
+      <w:lvlJc w:val="left"/>
+      <w:pPr>
+        <w:tabs>
+          <w:tab w:val="num" w:pos="6480"/>
+        </w:tabs>
+        <w:ind w:left="6480" w:hanging="360"/>
+      </w:pPr>
+      <w:rPr>
+        <w:rFonts w:ascii="Symbol" w:hAnsi="Symbol" w:hint="default"/>
+        <w:sz w:val="20"/>
+      </w:rPr>
+    </w:lvl>
+  </w:abstractNum>
   <w:num w:numId="1" w16cid:durableId="438372267">
     <w:abstractNumId w:val="1"/>
   </w:num>
   <w:num w:numId="2" w16cid:durableId="1957757548">
     <w:abstractNumId w:val="0"/>
+  </w:num>
+  <w:num w:numId="3" w16cid:durableId="179781818">
+    <w:abstractNumId w:val="2"/>
   </w:num>
 </w:numbering>
 </file>
@@ -16004,7 +17418,6 @@
   <w:style w:type="character" w:default="1" w:styleId="DefaultParagraphFont">
     <w:name w:val="Default Paragraph Font"/>
     <w:uiPriority w:val="1"/>
-    <w:semiHidden/>
     <w:unhideWhenUsed/>
   </w:style>
   <w:style w:type="table" w:default="1" w:styleId="TableNormal">
